--- a/artifacts/USER_GUIDE.docx
+++ b/artifacts/USER_GUIDE.docx
@@ -1,6 +1,6 @@
 
 <file path=word/document.xml><?xml version="1.0" encoding="utf-8"?>
-<w:document xmlns:wpc="http://schemas.microsoft.com/office/word/2010/wordprocessingCanvas" xmlns:mo="http://schemas.microsoft.com/office/mac/office/2008/main" xmlns:mc="http://schemas.openxmlformats.org/markup-compatibility/2006" xmlns:mv="urn:schemas-microsoft-com:mac:vml" xmlns:o="urn:schemas-microsoft-com:office:office" xmlns:r="http://schemas.openxmlformats.org/officeDocument/2006/relationships" xmlns:m="http://schemas.openxmlformats.org/officeDocument/2006/math" xmlns:v="urn:schemas-microsoft-com:vml" xmlns:wp14="http://schemas.microsoft.com/office/word/2010/wordprocessingDrawing" xmlns:wp="http://schemas.openxmlformats.org/drawingml/2006/wordprocessingDrawing" xmlns:w10="urn:schemas-microsoft-com:office:word" xmlns:w="http://schemas.openxmlformats.org/wordprocessingml/2006/main" xmlns:w14="http://schemas.microsoft.com/office/word/2010/wordml" xmlns:wpg="http://schemas.microsoft.com/office/word/2010/wordprocessingGroup" xmlns:wpi="http://schemas.microsoft.com/office/word/2010/wordprocessingInk" xmlns:wne="http://schemas.microsoft.com/office/word/2006/wordml" xmlns:wps="http://schemas.microsoft.com/office/word/2010/wordprocessingShape" mc:Ignorable="w14 wp14">
+<w:document xmlns:mc="http://schemas.openxmlformats.org/markup-compatibility/2006" xmlns:ns3="http://schemas.openxmlformats.org/drawingml/2006/main" xmlns:ns4="http://schemas.openxmlformats.org/drawingml/2006/picture" xmlns:r="http://schemas.openxmlformats.org/officeDocument/2006/relationships" xmlns:w="http://schemas.openxmlformats.org/wordprocessingml/2006/main" xmlns:wp="http://schemas.openxmlformats.org/drawingml/2006/wordprocessingDrawing" xmlns:wpc="http://schemas.microsoft.com/office/word/2010/wordprocessingCanvas" xmlns:mo="http://schemas.microsoft.com/office/mac/office/2008/main" xmlns:mv="urn:schemas-microsoft-com:mac:vml" xmlns:o="urn:schemas-microsoft-com:office:office" xmlns:m="http://schemas.openxmlformats.org/officeDocument/2006/math" xmlns:v="urn:schemas-microsoft-com:vml" xmlns:wp14="http://schemas.microsoft.com/office/word/2010/wordprocessingDrawing" xmlns:w10="urn:schemas-microsoft-com:office:word" xmlns:w14="http://schemas.microsoft.com/office/word/2010/wordml" xmlns:wpg="http://schemas.microsoft.com/office/word/2010/wordprocessingGroup" xmlns:wpi="http://schemas.microsoft.com/office/word/2010/wordprocessingInk" xmlns:wne="http://schemas.microsoft.com/office/word/2006/wordml" xmlns:wps="http://schemas.microsoft.com/office/word/2010/wordprocessingShape" mc:Ignorable="w14 wp14">
   <w:body>
     <w:p>
       <w:pPr>
@@ -255,35 +255,35 @@
       </w:pPr>
       <w:r>
         <w:drawing>
-          <wp:inline xmlns:a="http://schemas.openxmlformats.org/drawingml/2006/main" xmlns:pic="http://schemas.openxmlformats.org/drawingml/2006/picture">
+          <wp:inline>
             <wp:extent cx="5669280" cy="2926740"/>
             <wp:docPr id="1" name="Picture 1"/>
             <wp:cNvGraphicFramePr>
-              <a:graphicFrameLocks noChangeAspect="1"/>
+              <ns3:graphicFrameLocks noChangeAspect="1"/>
             </wp:cNvGraphicFramePr>
-            <a:graphic>
-              <a:graphicData uri="http://schemas.openxmlformats.org/drawingml/2006/picture">
-                <pic:pic>
-                  <pic:nvPicPr>
-                    <pic:cNvPr id="0" name="architecture.png"/>
-                    <pic:cNvPicPr/>
-                  </pic:nvPicPr>
-                  <pic:blipFill>
-                    <a:blip r:embed="rId9"/>
-                    <a:stretch>
-                      <a:fillRect/>
-                    </a:stretch>
-                  </pic:blipFill>
-                  <pic:spPr>
-                    <a:xfrm>
-                      <a:off x="0" y="0"/>
-                      <a:ext cx="5669280" cy="2926740"/>
-                    </a:xfrm>
-                    <a:prstGeom prst="rect"/>
-                  </pic:spPr>
-                </pic:pic>
-              </a:graphicData>
-            </a:graphic>
+            <ns3:graphic>
+              <ns3:graphicData uri="http://schemas.openxmlformats.org/drawingml/2006/picture">
+                <ns4:pic>
+                  <ns4:nvPicPr>
+                    <ns4:cNvPr id="0" name="architecture.png"/>
+                    <ns4:cNvPicPr/>
+                  </ns4:nvPicPr>
+                  <ns4:blipFill>
+                    <ns3:blip r:embed="rId9"/>
+                    <ns3:stretch>
+                      <ns3:fillRect/>
+                    </ns3:stretch>
+                  </ns4:blipFill>
+                  <ns4:spPr>
+                    <ns3:xfrm>
+                      <ns3:off x="0" y="0"/>
+                      <ns3:ext cx="5669280" cy="2926740"/>
+                    </ns3:xfrm>
+                    <ns3:prstGeom prst="rect"/>
+                  </ns4:spPr>
+                </ns4:pic>
+              </ns3:graphicData>
+            </ns3:graphic>
           </wp:inline>
         </w:drawing>
       </w:r>
@@ -511,7 +511,7 @@
           <w:rFonts w:ascii="Consolas" w:hAnsi="Consolas" w:eastAsia="맑은 고딕"/>
           <w:sz w:val="18"/>
         </w:rPr>
-        <w:t>curl -s localhost:8088/jobs -H 'content-type: application/json' -d '{</w:t>
+        <w:t xml:space="preserve">curl -s localhost:8088/jobs -H 'content-type: application/json' --data-binary @- &lt;&lt;'JSON'</w:t>
       </w:r>
     </w:p>
     <w:p>
@@ -523,6 +523,18 @@
           <w:rFonts w:ascii="Consolas" w:hAnsi="Consolas" w:eastAsia="맑은 고딕"/>
           <w:sz w:val="18"/>
         </w:rPr>
+        <w:t xml:space="preserve">{</w:t>
+      </w:r>
+    </w:p>
+    <w:p>
+      <w:pPr>
+        <w:spacing w:after="0" w:before="0"/>
+      </w:pPr>
+      <w:r>
+        <w:rPr>
+          <w:rFonts w:ascii="Consolas" w:hAnsi="Consolas" w:eastAsia="맑은 고딕"/>
+          <w:sz w:val="18"/>
+        </w:rPr>
         <w:t xml:space="preserve">  "sql": "SELECT user_id, amount, dt FROM sales WHERE dt IN ('2026-01-01','2026-01-02') AND region='KR'",</w:t>
       </w:r>
     </w:p>
@@ -571,7 +583,7 @@
           <w:rFonts w:ascii="Consolas" w:hAnsi="Consolas" w:eastAsia="맑은 고딕"/>
           <w:sz w:val="18"/>
         </w:rPr>
-        <w:t>}'</w:t>
+        <w:t xml:space="preserve">}</w:t>
       </w:r>
     </w:p>
     <w:p>
@@ -583,6 +595,18 @@
           <w:rFonts w:ascii="Consolas" w:hAnsi="Consolas" w:eastAsia="맑은 고딕"/>
           <w:sz w:val="18"/>
         </w:rPr>
+        <w:t xml:space="preserve">JSON</w:t>
+      </w:r>
+    </w:p>
+    <w:p>
+      <w:pPr>
+        <w:spacing w:after="0" w:before="0"/>
+      </w:pPr>
+      <w:r>
+        <w:rPr>
+          <w:rFonts w:ascii="Consolas" w:hAnsi="Consolas" w:eastAsia="맑은 고딕"/>
+          <w:sz w:val="18"/>
+        </w:rPr>
         <w:t># → 202 {"job_id": "job_ab12cd34"}</w:t>
       </w:r>
     </w:p>
@@ -647,44 +671,7 @@
         <w:rPr>
           <w:b w:val="0"/>
         </w:rPr>
-        <w:t xml:space="preserve">여기서 두 가지를 지켜야 한다. </w:t>
-      </w:r>
-      <w:r>
-        <w:rPr>
-          <w:b/>
-        </w:rPr>
-        <w:t xml:space="preserve">이 컬럼에 대한 </w:t>
-      </w:r>
-      <w:r>
-        <w:rPr>
-          <w:rFonts w:ascii="Consolas" w:hAnsi="Consolas" w:eastAsia="맑은 고딕"/>
-          <w:b/>
-        </w:rPr>
-        <w:t>IN</w:t>
-      </w:r>
-      <w:r>
-        <w:rPr>
-          <w:b/>
-        </w:rPr>
-        <w:t xml:space="preserve"> 절이 SQL 안에 반드시 있어야 한다.</w:t>
-      </w:r>
-      <w:r>
-        <w:rPr>
-          <w:b w:val="0"/>
-        </w:rPr>
-        <w:t xml:space="preserve"> 그리고 </w:t>
-      </w:r>
-      <w:r>
-        <w:rPr>
-          <w:b/>
-        </w:rPr>
-        <w:t>값의 개수가 나누려는 수보다 적으면 그만큼만 나뉜다.</w:t>
-      </w:r>
-      <w:r>
-        <w:rPr>
-          <w:b w:val="0"/>
-        </w:rPr>
-        <w:t xml:space="preserve"> 값이 2개인데 10조각으로 나누라고 해도 2조각이 된다.</w:t>
+        <w:t xml:space="preserve">여기서 두 가지를 지켜야 한다. 이 컬럼에 대한 IN 절이 SQL 안에 반드시 있어야 한다. 그리고 값의 개수가 나누려는 수보다 적으면 그만큼만 나뉜다. 값이 2개인데 10조각으로 나누라고 해도 2조각이 된다. 중복 IN 값은 한 번만 배정한다. 파티션 조건을 우회하는 OR·부정 조건은 UNSAFE_PARTITION_PREDICATE로 거절한다. 복합 쿼리는 결과 보존 여부도 별도로 검토한다.</w:t>
       </w:r>
     </w:p>
     <w:p>
@@ -1299,7 +1286,7 @@
           <w:rFonts w:ascii="Consolas" w:hAnsi="Consolas" w:eastAsia="맑은 고딕"/>
           <w:sz w:val="18"/>
         </w:rPr>
-        <w:t xml:space="preserve">  -d '{...}'</w:t>
+        <w:t xml:space="preserve">-d @job.json</w:t>
       </w:r>
     </w:p>
     <w:p/>
@@ -1592,35 +1579,35 @@
       </w:pPr>
       <w:r>
         <w:drawing>
-          <wp:inline xmlns:a="http://schemas.openxmlformats.org/drawingml/2006/main" xmlns:pic="http://schemas.openxmlformats.org/drawingml/2006/picture">
+          <wp:inline>
             <wp:extent cx="5669280" cy="3596854"/>
             <wp:docPr id="2" name="Picture 2"/>
             <wp:cNvGraphicFramePr>
-              <a:graphicFrameLocks noChangeAspect="1"/>
+              <ns3:graphicFrameLocks noChangeAspect="1"/>
             </wp:cNvGraphicFramePr>
-            <a:graphic>
-              <a:graphicData uri="http://schemas.openxmlformats.org/drawingml/2006/picture">
-                <pic:pic>
-                  <pic:nvPicPr>
-                    <pic:cNvPr id="0" name="exec-modes.png"/>
-                    <pic:cNvPicPr/>
-                  </pic:nvPicPr>
-                  <pic:blipFill>
-                    <a:blip r:embed="rId10"/>
-                    <a:stretch>
-                      <a:fillRect/>
-                    </a:stretch>
-                  </pic:blipFill>
-                  <pic:spPr>
-                    <a:xfrm>
-                      <a:off x="0" y="0"/>
-                      <a:ext cx="5669280" cy="3596854"/>
-                    </a:xfrm>
-                    <a:prstGeom prst="rect"/>
-                  </pic:spPr>
-                </pic:pic>
-              </a:graphicData>
-            </a:graphic>
+            <ns3:graphic>
+              <ns3:graphicData uri="http://schemas.openxmlformats.org/drawingml/2006/picture">
+                <ns4:pic>
+                  <ns4:nvPicPr>
+                    <ns4:cNvPr id="0" name="exec-modes.png"/>
+                    <ns4:cNvPicPr/>
+                  </ns4:nvPicPr>
+                  <ns4:blipFill>
+                    <ns3:blip r:embed="rId10"/>
+                    <ns3:stretch>
+                      <ns3:fillRect/>
+                    </ns3:stretch>
+                  </ns4:blipFill>
+                  <ns4:spPr>
+                    <ns3:xfrm>
+                      <ns3:off x="0" y="0"/>
+                      <ns3:ext cx="5669280" cy="3596854"/>
+                    </ns3:xfrm>
+                    <ns3:prstGeom prst="rect"/>
+                  </ns4:spPr>
+                </ns4:pic>
+              </ns3:graphicData>
+            </ns3:graphic>
           </wp:inline>
         </w:drawing>
       </w:r>
@@ -3743,7 +3730,7 @@
           <w:rFonts w:ascii="Consolas" w:hAnsi="Consolas" w:eastAsia="맑은 고딕"/>
           <w:sz w:val="18"/>
         </w:rPr>
-        <w:t>curl -s localhost:8088/jobs -H 'content-type: application/json' -d '{</w:t>
+        <w:t xml:space="preserve">curl -s localhost:8088/jobs -H 'content-type: application/json' --data-binary @- &lt;&lt;'JSON'</w:t>
       </w:r>
     </w:p>
     <w:p>
@@ -3755,6 +3742,18 @@
           <w:rFonts w:ascii="Consolas" w:hAnsi="Consolas" w:eastAsia="맑은 고딕"/>
           <w:sz w:val="18"/>
         </w:rPr>
+        <w:t xml:space="preserve">{</w:t>
+      </w:r>
+    </w:p>
+    <w:p>
+      <w:pPr>
+        <w:spacing w:after="0" w:before="0"/>
+      </w:pPr>
+      <w:r>
+        <w:rPr>
+          <w:rFonts w:ascii="Consolas" w:hAnsi="Consolas" w:eastAsia="맑은 고딕"/>
+          <w:sz w:val="18"/>
+        </w:rPr>
         <w:t xml:space="preserve">  "template_id": "sales_migration",</w:t>
       </w:r>
     </w:p>
@@ -3791,7 +3790,19 @@
           <w:rFonts w:ascii="Consolas" w:hAnsi="Consolas" w:eastAsia="맑은 고딕"/>
           <w:sz w:val="18"/>
         </w:rPr>
-        <w:t>}'</w:t>
+        <w:t xml:space="preserve">}</w:t>
+      </w:r>
+    </w:p>
+    <w:p>
+      <w:pPr>
+        <w:spacing w:after="0" w:before="0"/>
+      </w:pPr>
+      <w:r>
+        <w:rPr>
+          <w:rFonts w:ascii="Consolas" w:hAnsi="Consolas" w:eastAsia="맑은 고딕"/>
+          <w:sz w:val="18"/>
+        </w:rPr>
+        <w:t xml:space="preserve">JSON</w:t>
       </w:r>
     </w:p>
     <w:p/>
@@ -5018,35 +5029,35 @@
       </w:pPr>
       <w:r>
         <w:drawing>
-          <wp:inline xmlns:a="http://schemas.openxmlformats.org/drawingml/2006/main" xmlns:pic="http://schemas.openxmlformats.org/drawingml/2006/picture">
+          <wp:inline>
             <wp:extent cx="5669280" cy="2161827"/>
             <wp:docPr id="3" name="Picture 3"/>
             <wp:cNvGraphicFramePr>
-              <a:graphicFrameLocks noChangeAspect="1"/>
+              <ns3:graphicFrameLocks noChangeAspect="1"/>
             </wp:cNvGraphicFramePr>
-            <a:graphic>
-              <a:graphicData uri="http://schemas.openxmlformats.org/drawingml/2006/picture">
-                <pic:pic>
-                  <pic:nvPicPr>
-                    <pic:cNvPr id="0" name="job-lifecycle.png"/>
-                    <pic:cNvPicPr/>
-                  </pic:nvPicPr>
-                  <pic:blipFill>
-                    <a:blip r:embed="rId11"/>
-                    <a:stretch>
-                      <a:fillRect/>
-                    </a:stretch>
-                  </pic:blipFill>
-                  <pic:spPr>
-                    <a:xfrm>
-                      <a:off x="0" y="0"/>
-                      <a:ext cx="5669280" cy="2161827"/>
-                    </a:xfrm>
-                    <a:prstGeom prst="rect"/>
-                  </pic:spPr>
-                </pic:pic>
-              </a:graphicData>
-            </a:graphic>
+            <ns3:graphic>
+              <ns3:graphicData uri="http://schemas.openxmlformats.org/drawingml/2006/picture">
+                <ns4:pic>
+                  <ns4:nvPicPr>
+                    <ns4:cNvPr id="0" name="job-lifecycle.png"/>
+                    <ns4:cNvPicPr/>
+                  </ns4:nvPicPr>
+                  <ns4:blipFill>
+                    <ns3:blip r:embed="rId11"/>
+                    <ns3:stretch>
+                      <ns3:fillRect/>
+                    </ns3:stretch>
+                  </ns4:blipFill>
+                  <ns4:spPr>
+                    <ns3:xfrm>
+                      <ns3:off x="0" y="0"/>
+                      <ns3:ext cx="5669280" cy="2161827"/>
+                    </ns3:xfrm>
+                    <ns3:prstGeom prst="rect"/>
+                  </ns4:spPr>
+                </ns4:pic>
+              </ns3:graphicData>
+            </ns3:graphic>
           </wp:inline>
         </w:drawing>
       </w:r>
@@ -6464,7 +6475,7 @@
         <w:rPr>
           <w:b/>
         </w:rPr>
-        <w:t>이미 성공한 조각은 아예 담기지 않으므로, 데이터가 중복될 걱정 없이 눌러도 된다.</w:t>
+        <w:t xml:space="preserve">성공한 task는 재실행에서 제외한다. 다만 실패 응답 전에 적재가 커밋됐을 수 있으므로, append 작업과 실행 여부가 불확실한 연결 장애는 대상 데이터와 기존 실행을 확인한 뒤 재처리한다.</w:t>
       </w:r>
     </w:p>
     <w:p>
@@ -6613,7 +6624,7 @@
           <w:rFonts w:ascii="Consolas" w:hAnsi="Consolas" w:eastAsia="맑은 고딕"/>
           <w:sz w:val="18"/>
         </w:rPr>
-        <w:t>curl -s localhost:8088/query-execute -H 'content-type: application/json' -d '{</w:t>
+        <w:t xml:space="preserve">curl -s localhost:8088/query-execute -H 'content-type: application/json' --data-binary @- &lt;&lt;'JSON'</w:t>
       </w:r>
     </w:p>
     <w:p>
@@ -6625,6 +6636,18 @@
           <w:rFonts w:ascii="Consolas" w:hAnsi="Consolas" w:eastAsia="맑은 고딕"/>
           <w:sz w:val="18"/>
         </w:rPr>
+        <w:t xml:space="preserve">{</w:t>
+      </w:r>
+    </w:p>
+    <w:p>
+      <w:pPr>
+        <w:spacing w:after="0" w:before="0"/>
+      </w:pPr>
+      <w:r>
+        <w:rPr>
+          <w:rFonts w:ascii="Consolas" w:hAnsi="Consolas" w:eastAsia="맑은 고딕"/>
+          <w:sz w:val="18"/>
+        </w:rPr>
         <w:t xml:space="preserve">  "template_id": "sales_migration",</w:t>
       </w:r>
     </w:p>
@@ -6661,7 +6684,19 @@
           <w:rFonts w:ascii="Consolas" w:hAnsi="Consolas" w:eastAsia="맑은 고딕"/>
           <w:sz w:val="18"/>
         </w:rPr>
-        <w:t>}'</w:t>
+        <w:t xml:space="preserve">}</w:t>
+      </w:r>
+    </w:p>
+    <w:p>
+      <w:pPr>
+        <w:spacing w:after="0" w:before="0"/>
+      </w:pPr>
+      <w:r>
+        <w:rPr>
+          <w:rFonts w:ascii="Consolas" w:hAnsi="Consolas" w:eastAsia="맑은 고딕"/>
+          <w:sz w:val="18"/>
+        </w:rPr>
+        <w:t xml:space="preserve">JSON</w:t>
       </w:r>
     </w:p>
     <w:p/>
@@ -7603,6 +7638,24 @@
                 <w:rFonts w:ascii="Consolas" w:hAnsi="Consolas" w:eastAsia="맑은 고딕"/>
                 <w:b w:val="0"/>
               </w:rPr>
+              <w:t xml:space="preserve">UNSAFE_PARTITION_PREDICATE</w:t>
+            </w:r>
+          </w:p>
+          <w:p>
+            <w:r>
+              <w:rPr>
+                <w:rFonts w:ascii="Consolas" w:hAnsi="Consolas" w:eastAsia="맑은 고딕"/>
+                <w:b w:val="0"/>
+              </w:rPr>
+              <w:t xml:space="preserve">파티션 조건이 WHERE의 필수 양의 조건이 아니다. OR·부정 조건과 필터 위치를 확인한다</w:t>
+            </w:r>
+          </w:p>
+          <w:p>
+            <w:r>
+              <w:rPr>
+                <w:rFonts w:ascii="Consolas" w:hAnsi="Consolas" w:eastAsia="맑은 고딕"/>
+                <w:b w:val="0"/>
+              </w:rPr>
               <w:t>SUBQUERY_IN_CLAUSE</w:t>
             </w:r>
           </w:p>
@@ -8297,51 +8350,7 @@
         <w:rPr>
           <w:b w:val="0"/>
         </w:rPr>
-        <w:t xml:space="preserve">기본 설정이 </w:t>
-      </w:r>
-      <w:r>
-        <w:rPr>
-          <w:b/>
-        </w:rPr>
-        <w:t>단순한 SELECT 만 받도록</w:t>
-      </w:r>
-      <w:r>
-        <w:rPr>
-          <w:b w:val="0"/>
-        </w:rPr>
-        <w:t xml:space="preserve"> 되어 있는데 JOIN 이나 GROUP BY 가 섞인 쿼리를 보낸 것이다. </w:t>
-      </w:r>
-      <w:r>
-        <w:rPr>
-          <w:rFonts w:ascii="Consolas" w:hAnsi="Consolas" w:eastAsia="맑은 고딕"/>
-          <w:b/>
-        </w:rPr>
-        <w:t>strict_validation</w:t>
-      </w:r>
-      <w:r>
-        <w:rPr>
-          <w:b/>
-        </w:rPr>
-        <w:t xml:space="preserve"> 을 </w:t>
-      </w:r>
-      <w:r>
-        <w:rPr>
-          <w:rFonts w:ascii="Consolas" w:hAnsi="Consolas" w:eastAsia="맑은 고딕"/>
-          <w:b/>
-        </w:rPr>
-        <w:t>false</w:t>
-      </w:r>
-      <w:r>
-        <w:rPr>
-          <w:b/>
-        </w:rPr>
-        <w:t xml:space="preserve"> 로 두면</w:t>
-      </w:r>
-      <w:r>
-        <w:rPr>
-          <w:b w:val="0"/>
-        </w:rPr>
-        <w:t xml:space="preserve"> 복잡한 쿼리도 받으면서 파티션 조건을 쿼리 어디에 있든 찾아 나눈다.</w:t>
+        <w:t xml:space="preserve">기본 설정이 단순한 SELECT 만 받도록 되어 있는데 JOIN 이나 GROUP BY 가 섞인 쿼리를 보낸 것이다. strict_validation을 false로 두면 복잡한 쿼리의 중첩 SELECT에서도 WHERE의 파티션 조건을 찾아 나눈다. 분할 조건을 우회하는 OR·NOT·값 표현식은 이 경우에도 거절한다.</w:t>
       </w:r>
     </w:p>
     <w:p>
@@ -10075,7 +10084,7 @@
           <w:rFonts w:ascii="Consolas" w:hAnsi="Consolas" w:eastAsia="맑은 고딕"/>
           <w:sz w:val="18"/>
         </w:rPr>
-        <w:t>PYTHONPATH=src python -m tools.gp_query     -q "SELECT 1"</w:t>
+        <w:t xml:space="preserve">PYTHONPATH=src .venv/bin/python -m tools.gp_query -q "SELECT 1"</w:t>
       </w:r>
     </w:p>
     <w:p>
@@ -10087,7 +10096,7 @@
           <w:rFonts w:ascii="Consolas" w:hAnsi="Consolas" w:eastAsia="맑은 고딕"/>
           <w:sz w:val="18"/>
         </w:rPr>
-        <w:t>PYTHONPATH=src python -m tools.impala_query -f daily_orders.sql -V dt=2026-08-01 -o orders.csv</w:t>
+        <w:t xml:space="preserve">PYTHONPATH=src .venv/bin/python -m tools.impala_query -f daily_orders.sql -V dt=2026-08-01 -o orders.csv</w:t>
       </w:r>
     </w:p>
     <w:p/>
@@ -10096,46 +10105,7 @@
         <w:rPr>
           <w:b w:val="0"/>
         </w:rPr>
-        <w:t>인자 없이 실행하면 사용법과 예시를 보여 준다(</w:t>
-      </w:r>
-      <w:r>
-        <w:rPr>
-          <w:rFonts w:ascii="Consolas" w:hAnsi="Consolas" w:eastAsia="맑은 고딕"/>
-          <w:b w:val="0"/>
-        </w:rPr>
-        <w:t>--help</w:t>
-      </w:r>
-      <w:r>
-        <w:rPr>
-          <w:b w:val="0"/>
-        </w:rPr>
-        <w:t xml:space="preserve"> 와 같다). 셸만 예외라 인자 없이 실행하면 도움말 대신 바로 접속한다. 아래 예제들은 지면을 줄이려고 </w:t>
-      </w:r>
-      <w:r>
-        <w:rPr>
-          <w:rFonts w:ascii="Consolas" w:hAnsi="Consolas" w:eastAsia="맑은 고딕"/>
-          <w:b w:val="0"/>
-        </w:rPr>
-        <w:t>PYTHONPATH=src</w:t>
-      </w:r>
-      <w:r>
-        <w:rPr>
-          <w:b w:val="0"/>
-        </w:rPr>
-        <w:t xml:space="preserve"> 를 생략한 곳이 있는데, 배포 트리의 </w:t>
-      </w:r>
-      <w:r>
-        <w:rPr>
-          <w:rFonts w:ascii="Consolas" w:hAnsi="Consolas" w:eastAsia="맑은 고딕"/>
-          <w:b w:val="0"/>
-        </w:rPr>
-        <w:t>.venv</w:t>
-      </w:r>
-      <w:r>
-        <w:rPr>
-          <w:b w:val="0"/>
-        </w:rPr>
-        <w:t xml:space="preserve"> 파이썬으로 부를 때도 이 환경변수는 언제나 필요하다.</w:t>
+        <w:t xml:space="preserve">인자 없이 실행하면 사용법과 예시를 보여 준다(--help 와 같다). 셸만 예외라 인자 없이 실행하면 도움말 대신 바로 접속한다. 모듈 실행 예제는 저장소 루트의 .venv와 PYTHONPATH=src를 사용한다. 배포 환경에서는 해당 배포 디렉터리에서 실행한다.</w:t>
       </w:r>
     </w:p>
     <w:p>
@@ -10284,7 +10254,7 @@
           <w:rFonts w:ascii="Consolas" w:hAnsi="Consolas" w:eastAsia="맑은 고딕"/>
           <w:sz w:val="18"/>
         </w:rPr>
-        <w:t>PYTHONPATH=src python -m tools.gp_query -q "SELECT 1"</w:t>
+        <w:t xml:space="preserve">PYTHONPATH=src .venv/bin/python -m tools.gp_query -q "SELECT 1"</w:t>
       </w:r>
     </w:p>
     <w:p/>
@@ -10329,7 +10299,7 @@
           <w:rFonts w:ascii="Consolas" w:hAnsi="Consolas" w:eastAsia="맑은 고딕"/>
           <w:sz w:val="18"/>
         </w:rPr>
-        <w:t>python -m tools.gp_query -q "SELECT order_dt, status, count(*) FROM staging.orders GROUP BY 1, 2"</w:t>
+        <w:t xml:space="preserve">PYTHONPATH=src .venv/bin/python -m tools.gp_query -q "SELECT order_dt, status, count(*) FROM staging.orders GROUP BY 1, 2"</w:t>
       </w:r>
     </w:p>
     <w:p/>
@@ -10431,7 +10401,7 @@
           <w:rFonts w:ascii="Consolas" w:hAnsi="Consolas" w:eastAsia="맑은 고딕"/>
           <w:sz w:val="18"/>
         </w:rPr>
-        <w:t>python -m tools.impala_query -q "SELECT * FROM sales.orders" -o orders.csv</w:t>
+        <w:t xml:space="preserve">PYTHONPATH=src .venv/bin/python -m tools.impala_query -q "SELECT * FROM sales.orders" -o orders.csv</w:t>
       </w:r>
     </w:p>
     <w:p>
@@ -10443,7 +10413,7 @@
           <w:rFonts w:ascii="Consolas" w:hAnsi="Consolas" w:eastAsia="맑은 고딕"/>
           <w:sz w:val="18"/>
         </w:rPr>
-        <w:t>python -m tools.impala_query -q "SELECT * FROM sales.orders" -o orders.csv.gz --gzip</w:t>
+        <w:t xml:space="preserve">PYTHONPATH=src .venv/bin/python -m tools.impala_query -q "SELECT * FROM sales.orders" -o orders.csv.gz --gzip</w:t>
       </w:r>
     </w:p>
     <w:p/>
@@ -10518,19 +10488,2041 @@
         <w:rPr>
           <w:b w:val="0"/>
         </w:rPr>
-        <w:t xml:space="preserve">Greenplum 쪽은 SELECT 뿐 아니라 DDL 과 DML 도 실행한다. </w:t>
+        <w:t xml:space="preserve">Greenplum 쪽은 SELECT 뿐 아니라 DDL 과 DML 도 실행한다. 한 트랜잭션에서 실행하고 성공하면 커밋하며, 중간에 실패하면 전부 롤백된다. 지우거나 바꾸는 문장이 실제로 무엇을 건드릴지 먼저 보고 싶다면 배치 실행에 --dry-run을 준다. 실행 후 롤백하므로 결과 행 수를 확인할 수 있다. 대화형 셸(bin/gp-shell 또는 --interactive)과 --dry-run은 함께 사용할 수 없으며, 접속 전에 오류로 거절한다. --session-sql은 --schema 유무와 관계없이 접속할 때마다 적용한다.</w:t>
+      </w:r>
+    </w:p>
+    <w:p>
+      <w:pPr>
+        <w:spacing w:after="0" w:before="0"/>
+      </w:pPr>
+      <w:r>
+        <w:rPr>
+          <w:rFonts w:ascii="Consolas" w:hAnsi="Consolas" w:eastAsia="맑은 고딕"/>
+          <w:sz w:val="18"/>
+        </w:rPr>
+        <w:t xml:space="preserve">PYTHONPATH=src .venv/bin/python -m tools.gp_query -q "TRUNCATE staging.orders"</w:t>
+      </w:r>
+    </w:p>
+    <w:p>
+      <w:pPr>
+        <w:spacing w:after="0" w:before="0"/>
+      </w:pPr>
+      <w:r>
+        <w:rPr>
+          <w:rFonts w:ascii="Consolas" w:hAnsi="Consolas" w:eastAsia="맑은 고딕"/>
+          <w:sz w:val="18"/>
+        </w:rPr>
+        <w:t xml:space="preserve">PYTHONPATH=src .venv/bin/python -m tools.gp_query -f load_orders.sql --var dt=2026-08-01 --dry-run</w:t>
+      </w:r>
+    </w:p>
+    <w:p>
+      <w:pPr>
+        <w:spacing w:after="0" w:before="0"/>
+      </w:pPr>
+      <w:r>
+        <w:rPr>
+          <w:rFonts w:ascii="Consolas" w:hAnsi="Consolas" w:eastAsia="맑은 고딕"/>
+          <w:sz w:val="18"/>
+        </w:rPr>
+        <w:t># 1,204행</w:t>
+      </w:r>
+    </w:p>
+    <w:p>
+      <w:pPr>
+        <w:spacing w:after="0" w:before="0"/>
+      </w:pPr>
+      <w:r>
+        <w:rPr>
+          <w:rFonts w:ascii="Consolas" w:hAnsi="Consolas" w:eastAsia="맑은 고딕"/>
+          <w:sz w:val="18"/>
+        </w:rPr>
+        <w:t># --dry-run 이므로 롤백했습니다. 반영되지 않았습니다.</w:t>
+      </w:r>
+    </w:p>
+    <w:p/>
+    <w:p>
+      <w:pPr>
+        <w:pStyle w:val="Heading3"/>
+      </w:pPr>
+      <w:r>
+        <w:rPr>
+          <w:b w:val="0"/>
+        </w:rPr>
+        <w:t>SQL 파일과 변수</w:t>
+      </w:r>
+    </w:p>
+    <w:p>
+      <w:r>
+        <w:rPr>
+          <w:b w:val="0"/>
+        </w:rPr>
+        <w:t xml:space="preserve">여러 줄짜리 쿼리를 매번 따옴표 안에 넣는 것은 금방 지겨워진다. </w:t>
+      </w:r>
+      <w:r>
+        <w:rPr>
+          <w:rFonts w:ascii="Consolas" w:hAnsi="Consolas" w:eastAsia="맑은 고딕"/>
+          <w:b w:val="0"/>
+        </w:rPr>
+        <w:t>.sql</w:t>
+      </w:r>
+      <w:r>
+        <w:rPr>
+          <w:b w:val="0"/>
+        </w:rPr>
+        <w:t xml:space="preserve"> 파일로 두고 이름만 넘기면 된다. 경로 구분자가 없는 이름을 주면 기본 SQL 디렉터리(저장소 루트의 </w:t>
+      </w:r>
+      <w:r>
+        <w:rPr>
+          <w:rFonts w:ascii="Consolas" w:hAnsi="Consolas" w:eastAsia="맑은 고딕"/>
+          <w:b w:val="0"/>
+        </w:rPr>
+        <w:t>sql/</w:t>
+      </w:r>
+      <w:r>
+        <w:rPr>
+          <w:b w:val="0"/>
+        </w:rPr>
+        <w:t xml:space="preserve">, </w:t>
+      </w:r>
+      <w:r>
+        <w:rPr>
+          <w:rFonts w:ascii="Consolas" w:hAnsi="Consolas" w:eastAsia="맑은 고딕"/>
+          <w:b w:val="0"/>
+        </w:rPr>
+        <w:t>--sql-dir</w:t>
+      </w:r>
+      <w:r>
+        <w:rPr>
+          <w:b w:val="0"/>
+        </w:rPr>
+        <w:t xml:space="preserve"> 로 변경) 에서 찾고, 없는 이름을 주면 어떤 파일이 있는지 나열해 준다. 이 디렉터리는 사람이 쓰는 평범한 SQL 파일 자리라, 서버가 렌더하는 </w:t>
+      </w:r>
+      <w:r>
+        <w:rPr>
+          <w:rFonts w:ascii="Consolas" w:hAnsi="Consolas" w:eastAsia="맑은 고딕"/>
+          <w:b w:val="0"/>
+        </w:rPr>
+        <w:t>templates/</w:t>
+      </w:r>
+      <w:r>
+        <w:rPr>
+          <w:b w:val="0"/>
+        </w:rPr>
+        <w:t xml:space="preserve"> 의 manifest 기반 템플릿과는 성격이 다르다.</w:t>
+      </w:r>
+    </w:p>
+    <w:p>
+      <w:pPr>
+        <w:spacing w:after="0" w:before="0"/>
+      </w:pPr>
+      <w:r>
+        <w:rPr>
+          <w:rFonts w:ascii="Consolas" w:hAnsi="Consolas" w:eastAsia="맑은 고딕"/>
+          <w:sz w:val="18"/>
+        </w:rPr>
+        <w:t xml:space="preserve">PYTHONPATH=src .venv/bin/python -m tools.impala_query -f daily_orders.sql -V dt=2026-08-01 -o orders.csv</w:t>
+      </w:r>
+    </w:p>
+    <w:p/>
+    <w:p>
+      <w:r>
+        <w:rPr>
+          <w:rFonts w:ascii="Consolas" w:hAnsi="Consolas" w:eastAsia="맑은 고딕"/>
+          <w:b w:val="0"/>
+        </w:rPr>
+        <w:t>.sql</w:t>
+      </w:r>
+      <w:r>
+        <w:rPr>
+          <w:b w:val="0"/>
+        </w:rPr>
+        <w:t xml:space="preserve"> 파일은 Jinja 템플릿이라 </w:t>
+      </w:r>
+      <w:r>
+        <w:rPr>
+          <w:rFonts w:ascii="Consolas" w:hAnsi="Consolas" w:eastAsia="맑은 고딕"/>
+          <w:b w:val="0"/>
+        </w:rPr>
+        <w:t>{{ 변수 }}</w:t>
+      </w:r>
+      <w:r>
+        <w:rPr>
+          <w:b w:val="0"/>
+        </w:rPr>
+        <w:t xml:space="preserve"> 자리에 </w:t>
+      </w:r>
+      <w:r>
+        <w:rPr>
+          <w:rFonts w:ascii="Consolas" w:hAnsi="Consolas" w:eastAsia="맑은 고딕"/>
+          <w:b w:val="0"/>
+        </w:rPr>
+        <w:t>-V</w:t>
+      </w:r>
+      <w:r>
+        <w:rPr>
+          <w:b w:val="0"/>
+        </w:rPr>
+        <w:t xml:space="preserve"> 또는 </w:t>
+      </w:r>
+      <w:r>
+        <w:rPr>
+          <w:rFonts w:ascii="Consolas" w:hAnsi="Consolas" w:eastAsia="맑은 고딕"/>
+          <w:b w:val="0"/>
+        </w:rPr>
+        <w:t>--var KEY=VALUE</w:t>
+      </w:r>
+      <w:r>
+        <w:rPr>
+          <w:b w:val="0"/>
+        </w:rPr>
+        <w:t xml:space="preserve"> 로 준 값이 들어간다. 변수는 여러 번 지정할 수 있다.</w:t>
+      </w:r>
+    </w:p>
+    <w:p>
+      <w:pPr>
+        <w:spacing w:after="0" w:before="0"/>
+      </w:pPr>
+      <w:r>
+        <w:rPr>
+          <w:rFonts w:ascii="Consolas" w:hAnsi="Consolas" w:eastAsia="맑은 고딕"/>
+          <w:sz w:val="18"/>
+        </w:rPr>
+        <w:t>-- sql/daily_orders.sql</w:t>
+      </w:r>
+    </w:p>
+    <w:p>
+      <w:pPr>
+        <w:spacing w:after="0" w:before="0"/>
+      </w:pPr>
+      <w:r>
+        <w:rPr>
+          <w:rFonts w:ascii="Consolas" w:hAnsi="Consolas" w:eastAsia="맑은 고딕"/>
+          <w:sz w:val="18"/>
+        </w:rPr>
+        <w:t>SELECT order_id, customer_id, amount</w:t>
+      </w:r>
+    </w:p>
+    <w:p>
+      <w:pPr>
+        <w:spacing w:after="0" w:before="0"/>
+      </w:pPr>
+      <w:r>
+        <w:rPr>
+          <w:rFonts w:ascii="Consolas" w:hAnsi="Consolas" w:eastAsia="맑은 고딕"/>
+          <w:sz w:val="18"/>
+        </w:rPr>
+        <w:t xml:space="preserve">  FROM sales.orders</w:t>
+      </w:r>
+    </w:p>
+    <w:p>
+      <w:pPr>
+        <w:spacing w:after="0" w:before="0"/>
+      </w:pPr>
+      <w:r>
+        <w:rPr>
+          <w:rFonts w:ascii="Consolas" w:hAnsi="Consolas" w:eastAsia="맑은 고딕"/>
+          <w:sz w:val="18"/>
+        </w:rPr>
+        <w:t xml:space="preserve"> WHERE order_dt = '{{ dt }}'</w:t>
+      </w:r>
+    </w:p>
+    <w:p>
+      <w:pPr>
+        <w:spacing w:after="0" w:before="0"/>
+      </w:pPr>
+      <w:r>
+        <w:rPr>
+          <w:rFonts w:ascii="Consolas" w:hAnsi="Consolas" w:eastAsia="맑은 고딕"/>
+          <w:sz w:val="18"/>
+        </w:rPr>
+        <w:t>{%- if status %}</w:t>
+      </w:r>
+    </w:p>
+    <w:p>
+      <w:pPr>
+        <w:spacing w:after="0" w:before="0"/>
+      </w:pPr>
+      <w:r>
+        <w:rPr>
+          <w:rFonts w:ascii="Consolas" w:hAnsi="Consolas" w:eastAsia="맑은 고딕"/>
+          <w:sz w:val="18"/>
+        </w:rPr>
+        <w:t xml:space="preserve">   AND status = '{{ status }}'</w:t>
+      </w:r>
+    </w:p>
+    <w:p>
+      <w:pPr>
+        <w:spacing w:after="0" w:before="0"/>
+      </w:pPr>
+      <w:r>
+        <w:rPr>
+          <w:rFonts w:ascii="Consolas" w:hAnsi="Consolas" w:eastAsia="맑은 고딕"/>
+          <w:sz w:val="18"/>
+        </w:rPr>
+        <w:t>{%- endif %}</w:t>
+      </w:r>
+    </w:p>
+    <w:p/>
+    <w:p>
+      <w:r>
+        <w:rPr>
+          <w:rFonts w:ascii="Consolas" w:hAnsi="Consolas" w:eastAsia="맑은 고딕"/>
+          <w:b w:val="0"/>
+        </w:rPr>
+        <w:t>{{ }}</w:t>
+      </w:r>
+      <w:r>
+        <w:rPr>
+          <w:b w:val="0"/>
+        </w:rPr>
+        <w:t xml:space="preserve"> 로 참조한 변수를 주지 않으면 </w:t>
       </w:r>
       <w:r>
         <w:rPr>
           <w:b/>
         </w:rPr>
-        <w:t>한 트랜잭션에서 실행하고 성공하면 커밋하며, 중간에 실패하면 전부 롤백된다.</w:t>
-      </w:r>
-      <w:r>
-        <w:rPr>
-          <w:b w:val="0"/>
-        </w:rPr>
-        <w:t xml:space="preserve"> 지우거나 바꾸는 문장이 실제로 무엇을 건드릴지 먼저 보고 싶다면 </w:t>
+        <w:t>오류로 멈춘다.</w:t>
+      </w:r>
+      <w:r>
+        <w:rPr>
+          <w:b w:val="0"/>
+        </w:rPr>
+        <w:t xml:space="preserve"> Jinja 의 기본 동작은 빈 문자열로 조용히 채우는 것인데, 그러면 </w:t>
+      </w:r>
+      <w:r>
+        <w:rPr>
+          <w:rFonts w:ascii="Consolas" w:hAnsi="Consolas" w:eastAsia="맑은 고딕"/>
+          <w:b w:val="0"/>
+        </w:rPr>
+        <w:t>WHERE order_dt = ''</w:t>
+      </w:r>
+      <w:r>
+        <w:rPr>
+          <w:b w:val="0"/>
+        </w:rPr>
+        <w:t xml:space="preserve"> 같은 문장이 만들어져 0건을 돌려준다. 그 편이 훨씬 위험해서 그렇게 두지 않았다. 반대로 </w:t>
+      </w:r>
+      <w:r>
+        <w:rPr>
+          <w:rFonts w:ascii="Consolas" w:hAnsi="Consolas" w:eastAsia="맑은 고딕"/>
+          <w:b w:val="0"/>
+        </w:rPr>
+        <w:t>{% if var %}</w:t>
+      </w:r>
+      <w:r>
+        <w:rPr>
+          <w:b w:val="0"/>
+        </w:rPr>
+        <w:t xml:space="preserve"> 안에 넣은 조건은 변수를 주지 않으면 그 블록이 통째로 빠지므로, 선택적인 필터를 만들 때 쓰면 된다. 기본값을 템플릿에 적어 두고 싶다면 </w:t>
+      </w:r>
+      <w:r>
+        <w:rPr>
+          <w:rFonts w:ascii="Consolas" w:hAnsi="Consolas" w:eastAsia="맑은 고딕"/>
+          <w:b w:val="0"/>
+        </w:rPr>
+        <w:t>{{ var | default("2026-08-01") }}</w:t>
+      </w:r>
+      <w:r>
+        <w:rPr>
+          <w:b w:val="0"/>
+        </w:rPr>
+        <w:t xml:space="preserve"> 형태를 쓴다.</w:t>
+      </w:r>
+    </w:p>
+    <w:p>
+      <w:r>
+        <w:rPr>
+          <w:b w:val="0"/>
+        </w:rPr>
+        <w:t xml:space="preserve">값이 SQL 에 그대로 들어가므로 따옴표는 템플릿 쪽에서 책임진다. 위 예제가 </w:t>
+      </w:r>
+      <w:r>
+        <w:rPr>
+          <w:rFonts w:ascii="Consolas" w:hAnsi="Consolas" w:eastAsia="맑은 고딕"/>
+          <w:b w:val="0"/>
+        </w:rPr>
+        <w:t>'{{ dt }}'</w:t>
+      </w:r>
+      <w:r>
+        <w:rPr>
+          <w:b w:val="0"/>
+        </w:rPr>
+        <w:t xml:space="preserve"> 처럼 따옴표를 감싸 둔 이유다. 변수가 의도대로 들어갔는지 확신이 서지 않으면 </w:t>
+      </w:r>
+      <w:r>
+        <w:rPr>
+          <w:rFonts w:ascii="Consolas" w:hAnsi="Consolas" w:eastAsia="맑은 고딕"/>
+          <w:b w:val="0"/>
+        </w:rPr>
+        <w:t>--debug</w:t>
+      </w:r>
+      <w:r>
+        <w:rPr>
+          <w:b w:val="0"/>
+        </w:rPr>
+        <w:t xml:space="preserve"> 를 붙인다. </w:t>
+      </w:r>
+      <w:r>
+        <w:rPr>
+          <w:b/>
+        </w:rPr>
+        <w:t>템플릿을 채운 뒤 실제로 서버에 보내는 SQL</w:t>
+      </w:r>
+      <w:r>
+        <w:rPr>
+          <w:b w:val="0"/>
+        </w:rPr>
+        <w:t xml:space="preserve"> 을 그대로 보여 준다.</w:t>
+      </w:r>
+    </w:p>
+    <w:p>
+      <w:r>
+        <w:rPr>
+          <w:b w:val="0"/>
+        </w:rPr>
+        <w:t>파일 내용은 템플릿을 채운 뒤 그대로 실행한다. 문장을 쪼개거나 세미콜론을 떼어내지 않으므로 여러 줄로 이어진 쿼리도 주석도 작성한 그대로 서버에 전달되고, 윈도우 편집기가 붙이는 BOM 과 CRLF 만 읽는 단계에서 정리한다. BOM 이 남아 있으면 쿼리 첫 글자 앞에 보이지 않는 문자가 끼어 원인을 알기 어려운 문법 오류가 나기 때문이다.</w:t>
+      </w:r>
+    </w:p>
+    <w:p>
+      <w:pPr>
+        <w:pStyle w:val="Heading3"/>
+      </w:pPr>
+      <w:r>
+        <w:rPr>
+          <w:b w:val="0"/>
+        </w:rPr>
+        <w:t>CSV 파일의 모양</w:t>
+      </w:r>
+    </w:p>
+    <w:p>
+      <w:r>
+        <w:rPr>
+          <w:b w:val="0"/>
+        </w:rPr>
+        <w:t xml:space="preserve">기본 구분자는 </w:t>
+      </w:r>
+      <w:r>
+        <w:rPr>
+          <w:b/>
+        </w:rPr>
+        <w:t>백틱</w:t>
+      </w:r>
+      <w:r>
+        <w:rPr>
+          <w:b w:val="0"/>
+        </w:rPr>
+        <w:t>(</w:t>
+      </w:r>
+      <w:r>
+        <w:rPr>
+          <w:rFonts w:ascii="Consolas" w:hAnsi="Consolas" w:eastAsia="맑은 고딕"/>
+          <w:b w:val="0"/>
+        </w:rPr>
+        <w:t>`</w:t>
+      </w:r>
+      <w:r>
+        <w:rPr>
+          <w:b w:val="0"/>
+        </w:rPr>
+        <w:t>)이고 값을 따옴표로 감싸지 않는다. 쉼표나 큰따옴표가 값에 섞여 있어도 그대로 나가는데, 백틱은 일반적인 텍스트에 거의 나타나지 않아 따옴표 없이도 안전하기 때문이다. 이 기본값은 서비스의 스테이징 CSV 구분자(</w:t>
+      </w:r>
+      <w:r>
+        <w:rPr>
+          <w:rFonts w:ascii="Consolas" w:hAnsi="Consolas" w:eastAsia="맑은 고딕"/>
+          <w:b w:val="0"/>
+        </w:rPr>
+        <w:t>stage.csv_delimiter</w:t>
+      </w:r>
+      <w:r>
+        <w:rPr>
+          <w:b w:val="0"/>
+        </w:rPr>
+        <w:t>)와도 같다.</w:t>
+      </w:r>
+    </w:p>
+    <w:p>
+      <w:pPr>
+        <w:spacing w:after="0" w:before="0"/>
+      </w:pPr>
+      <w:r>
+        <w:rPr>
+          <w:rFonts w:ascii="Consolas" w:hAnsi="Consolas" w:eastAsia="맑은 고딕"/>
+          <w:sz w:val="18"/>
+        </w:rPr>
+        <w:t>order_id`name`amount`order_dt</w:t>
+      </w:r>
+    </w:p>
+    <w:p>
+      <w:pPr>
+        <w:spacing w:after="0" w:before="0"/>
+      </w:pPr>
+      <w:r>
+        <w:rPr>
+          <w:rFonts w:ascii="Consolas" w:hAnsi="Consolas" w:eastAsia="맑은 고딕"/>
+          <w:sz w:val="18"/>
+        </w:rPr>
+        <w:t>1`김철수`10.50`2026-08-01</w:t>
+      </w:r>
+    </w:p>
+    <w:p/>
+    <w:p>
+      <w:r>
+        <w:rPr>
+          <w:b w:val="0"/>
+        </w:rPr>
+        <w:t xml:space="preserve">바꾸고 싶다면 </w:t>
+      </w:r>
+      <w:r>
+        <w:rPr>
+          <w:rFonts w:ascii="Consolas" w:hAnsi="Consolas" w:eastAsia="맑은 고딕"/>
+          <w:b w:val="0"/>
+        </w:rPr>
+        <w:t>--delimiter ,</w:t>
+      </w:r>
+      <w:r>
+        <w:rPr>
+          <w:b w:val="0"/>
+        </w:rPr>
+        <w:t xml:space="preserve"> 로 쉼표를, </w:t>
+      </w:r>
+      <w:r>
+        <w:rPr>
+          <w:rFonts w:ascii="Consolas" w:hAnsi="Consolas" w:eastAsia="맑은 고딕"/>
+          <w:b w:val="0"/>
+        </w:rPr>
+        <w:t>--delimiter $'\t'</w:t>
+      </w:r>
+      <w:r>
+        <w:rPr>
+          <w:b w:val="0"/>
+        </w:rPr>
+        <w:t xml:space="preserve"> 로 탭을 쓴다. Impala 쪽 도구에는 </w:t>
+      </w:r>
+      <w:r>
+        <w:rPr>
+          <w:rFonts w:ascii="Consolas" w:hAnsi="Consolas" w:eastAsia="맑은 고딕"/>
+          <w:b w:val="0"/>
+        </w:rPr>
+        <w:t>--quote</w:t>
+      </w:r>
+      <w:r>
+        <w:rPr>
+          <w:b w:val="0"/>
+        </w:rPr>
+        <w:t xml:space="preserve"> 와 </w:t>
+      </w:r>
+      <w:r>
+        <w:rPr>
+          <w:rFonts w:ascii="Consolas" w:hAnsi="Consolas" w:eastAsia="맑은 고딕"/>
+          <w:b w:val="0"/>
+        </w:rPr>
+        <w:t>--escapechar</w:t>
+      </w:r>
+      <w:r>
+        <w:rPr>
+          <w:b w:val="0"/>
+        </w:rPr>
+        <w:t xml:space="preserve"> 도 있어서 필요할 때 값을 큰따옴표로 감싸거나 이스케이프 방식을 바꿀 수 있다(Greenplum 쪽에는 없다). 헤더가 필요 없으면 </w:t>
+      </w:r>
+      <w:r>
+        <w:rPr>
+          <w:rFonts w:ascii="Consolas" w:hAnsi="Consolas" w:eastAsia="맑은 고딕"/>
+          <w:b w:val="0"/>
+        </w:rPr>
+        <w:t>--no-header</w:t>
+      </w:r>
+      <w:r>
+        <w:rPr>
+          <w:b w:val="0"/>
+        </w:rPr>
+        <w:t xml:space="preserve">, NULL 을 특정 문자열로 쓰려면 </w:t>
+      </w:r>
+      <w:r>
+        <w:rPr>
+          <w:rFonts w:ascii="Consolas" w:hAnsi="Consolas" w:eastAsia="맑은 고딕"/>
+          <w:b w:val="0"/>
+        </w:rPr>
+        <w:t>--null-string '\N'</w:t>
+      </w:r>
+      <w:r>
+        <w:rPr>
+          <w:b w:val="0"/>
+        </w:rPr>
+        <w:t xml:space="preserve">, 엑셀에서 한글이 깨지면 </w:t>
+      </w:r>
+      <w:r>
+        <w:rPr>
+          <w:rFonts w:ascii="Consolas" w:hAnsi="Consolas" w:eastAsia="맑은 고딕"/>
+          <w:b w:val="0"/>
+        </w:rPr>
+        <w:t>--encoding utf-8-sig</w:t>
+      </w:r>
+      <w:r>
+        <w:rPr>
+          <w:b w:val="0"/>
+        </w:rPr>
+        <w:t xml:space="preserve"> 를 쓴다. Greenplum 외부 테이블로 읽힐 파일을 만드는 중이라면 그쪽 </w:t>
+      </w:r>
+      <w:r>
+        <w:rPr>
+          <w:rFonts w:ascii="Consolas" w:hAnsi="Consolas" w:eastAsia="맑은 고딕"/>
+          <w:b w:val="0"/>
+        </w:rPr>
+        <w:t>FORMAT</w:t>
+      </w:r>
+      <w:r>
+        <w:rPr>
+          <w:b w:val="0"/>
+        </w:rPr>
+        <w:t xml:space="preserve"> 절과 맞춰야 하는데, 흔한 조합은 이렇다.</w:t>
+      </w:r>
+    </w:p>
+    <w:p>
+      <w:pPr>
+        <w:spacing w:after="0" w:before="0"/>
+      </w:pPr>
+      <w:r>
+        <w:rPr>
+          <w:rFonts w:ascii="Consolas" w:hAnsi="Consolas" w:eastAsia="맑은 고딕"/>
+          <w:sz w:val="18"/>
+        </w:rPr>
+        <w:t xml:space="preserve">PYTHONPATH=src .venv/bin/python -m tools.impala_query -f daily_orders.sql -V dt=2026-08-01 \</w:t>
+      </w:r>
+    </w:p>
+    <w:p>
+      <w:pPr>
+        <w:spacing w:after="0" w:before="0"/>
+      </w:pPr>
+      <w:r>
+        <w:rPr>
+          <w:rFonts w:ascii="Consolas" w:hAnsi="Consolas" w:eastAsia="맑은 고딕"/>
+          <w:sz w:val="18"/>
+        </w:rPr>
+        <w:t xml:space="preserve">    -o orders.csv.gz --gzip --delimiter $'\t' --null-string '\N' --no-header</w:t>
+      </w:r>
+    </w:p>
+    <w:p/>
+    <w:p>
+      <w:r>
+        <w:rPr>
+          <w:b w:val="0"/>
+        </w:rPr>
+        <w:t xml:space="preserve">한 가지 주의할 것이 있다. </w:t>
+      </w:r>
+      <w:r>
+        <w:rPr>
+          <w:b/>
+        </w:rPr>
+        <w:t>따옴표를 쓰지 않으면 값 안의 줄바꿈이 레코드를 깨뜨린다.</w:t>
+      </w:r>
+      <w:r>
+        <w:rPr>
+          <w:b w:val="0"/>
+        </w:rPr>
+        <w:t xml:space="preserve"> 자유 입력 텍스트처럼 줄바꿈이 들어갈 수 있는 컬럼을 뽑는다면 쿼리에서 </w:t>
+      </w:r>
+      <w:r>
+        <w:rPr>
+          <w:rFonts w:ascii="Consolas" w:hAnsi="Consolas" w:eastAsia="맑은 고딕"/>
+          <w:b w:val="0"/>
+        </w:rPr>
+        <w:t>regexp_replace</w:t>
+      </w:r>
+      <w:r>
+        <w:rPr>
+          <w:b w:val="0"/>
+        </w:rPr>
+        <w:t xml:space="preserve"> 로 걷어내는 편이 안전하다.</w:t>
+      </w:r>
+    </w:p>
+    <w:p>
+      <w:pPr>
+        <w:pStyle w:val="Heading2"/>
+      </w:pPr>
+      <w:r>
+        <w:rPr>
+          <w:b w:val="0"/>
+        </w:rPr>
+        <w:t>대화형 셸</w:t>
+      </w:r>
+    </w:p>
+    <w:p>
+      <w:r>
+        <w:rPr>
+          <w:b w:val="0"/>
+        </w:rPr>
+        <w:t xml:space="preserve">이것저것 둘러보며 작업할 때는 </w:t>
+      </w:r>
+      <w:r>
+        <w:rPr>
+          <w:b/>
+        </w:rPr>
+        <w:t>셸이 훨씬 편하다.</w:t>
+      </w:r>
+      <w:r>
+        <w:rPr>
+          <w:b w:val="0"/>
+        </w:rPr>
+        <w:t xml:space="preserve"> 매번 명령을 다시 치지 않아도 되기 때문이다. 설정의 접속 정보를 그대로 쓰므로 </w:t>
+      </w:r>
+      <w:r>
+        <w:rPr>
+          <w:b/>
+        </w:rPr>
+        <w:t>아무 인자 없이 바로 열린다.</w:t>
+      </w:r>
+    </w:p>
+    <w:p>
+      <w:pPr>
+        <w:spacing w:after="0" w:before="0"/>
+      </w:pPr>
+      <w:r>
+        <w:rPr>
+          <w:rFonts w:ascii="Consolas" w:hAnsi="Consolas" w:eastAsia="맑은 고딕"/>
+          <w:sz w:val="18"/>
+        </w:rPr>
+        <w:t>dw=&gt; SELECT order_dt, status, count(*)</w:t>
+      </w:r>
+    </w:p>
+    <w:p>
+      <w:pPr>
+        <w:spacing w:after="0" w:before="0"/>
+      </w:pPr>
+      <w:r>
+        <w:rPr>
+          <w:rFonts w:ascii="Consolas" w:hAnsi="Consolas" w:eastAsia="맑은 고딕"/>
+          <w:sz w:val="18"/>
+        </w:rPr>
+        <w:t>dw-&gt;   FROM staging.orders</w:t>
+      </w:r>
+    </w:p>
+    <w:p>
+      <w:pPr>
+        <w:spacing w:after="0" w:before="0"/>
+      </w:pPr>
+      <w:r>
+        <w:rPr>
+          <w:rFonts w:ascii="Consolas" w:hAnsi="Consolas" w:eastAsia="맑은 고딕"/>
+          <w:sz w:val="18"/>
+        </w:rPr>
+        <w:t>dw-&gt;  GROUP BY 1, 2;</w:t>
+      </w:r>
+    </w:p>
+    <w:p>
+      <w:pPr>
+        <w:spacing w:after="0" w:before="0"/>
+      </w:pPr>
+      <w:r>
+        <w:rPr>
+          <w:rFonts w:ascii="Consolas" w:hAnsi="Consolas" w:eastAsia="맑은 고딕"/>
+          <w:sz w:val="18"/>
+        </w:rPr>
+        <w:t>order_dt   | status   | count</w:t>
+      </w:r>
+    </w:p>
+    <w:p>
+      <w:pPr>
+        <w:spacing w:after="0" w:before="0"/>
+      </w:pPr>
+      <w:r>
+        <w:rPr>
+          <w:rFonts w:ascii="Consolas" w:hAnsi="Consolas" w:eastAsia="맑은 고딕"/>
+          <w:sz w:val="18"/>
+        </w:rPr>
+        <w:t>-----------+----------+------</w:t>
+      </w:r>
+    </w:p>
+    <w:p>
+      <w:pPr>
+        <w:spacing w:after="0" w:before="0"/>
+      </w:pPr>
+      <w:r>
+        <w:rPr>
+          <w:rFonts w:ascii="Consolas" w:hAnsi="Consolas" w:eastAsia="맑은 고딕"/>
+          <w:sz w:val="18"/>
+        </w:rPr>
+        <w:t>2026-08-01 | 결제완료 | 12</w:t>
+      </w:r>
+    </w:p>
+    <w:p>
+      <w:pPr>
+        <w:spacing w:after="0" w:before="0"/>
+      </w:pPr>
+      <w:r>
+        <w:rPr>
+          <w:rFonts w:ascii="Consolas" w:hAnsi="Consolas" w:eastAsia="맑은 고딕"/>
+          <w:sz w:val="18"/>
+        </w:rPr>
+        <w:t>2행</w:t>
+      </w:r>
+    </w:p>
+    <w:p>
+      <w:pPr>
+        <w:spacing w:after="0" w:before="0"/>
+      </w:pPr>
+      <w:r>
+        <w:rPr>
+          <w:rFonts w:ascii="Consolas" w:hAnsi="Consolas" w:eastAsia="맑은 고딕"/>
+          <w:sz w:val="18"/>
+        </w:rPr>
+        <w:t>dw=&gt;</w:t>
+      </w:r>
+    </w:p>
+    <w:p/>
+    <w:p>
+      <w:r>
+        <w:rPr>
+          <w:b w:val="0"/>
+        </w:rPr>
+        <w:t xml:space="preserve">문장은 세미콜론으로 끝낸다. 여러 줄로 이어 쓰면 프롬프트가 </w:t>
+      </w:r>
+      <w:r>
+        <w:rPr>
+          <w:rFonts w:ascii="Consolas" w:hAnsi="Consolas" w:eastAsia="맑은 고딕"/>
+          <w:b w:val="0"/>
+        </w:rPr>
+        <w:t>-&gt;</w:t>
+      </w:r>
+      <w:r>
+        <w:rPr>
+          <w:b w:val="0"/>
+        </w:rPr>
+        <w:t xml:space="preserve"> 로 바뀌고, 따옴표나 주석 안의 세미콜론은 문장 끝으로 세지 않는다. </w:t>
+      </w:r>
+      <w:r>
+        <w:rPr>
+          <w:rFonts w:ascii="Consolas" w:hAnsi="Consolas" w:eastAsia="맑은 고딕"/>
+          <w:b w:val="0"/>
+        </w:rPr>
+        <w:t>$$ ... $$</w:t>
+      </w:r>
+      <w:r>
+        <w:rPr>
+          <w:b w:val="0"/>
+        </w:rPr>
+        <w:t xml:space="preserve"> 로 인용된 함수 본문도 통째로 넘기므로 </w:t>
+      </w:r>
+      <w:r>
+        <w:rPr>
+          <w:rFonts w:ascii="Consolas" w:hAnsi="Consolas" w:eastAsia="맑은 고딕"/>
+          <w:b w:val="0"/>
+        </w:rPr>
+        <w:t>CREATE FUNCTION</w:t>
+      </w:r>
+      <w:r>
+        <w:rPr>
+          <w:b w:val="0"/>
+        </w:rPr>
+        <w:t xml:space="preserve"> 을 그대로 붙여 넣을 수 있다.</w:t>
+      </w:r>
+    </w:p>
+    <w:p>
+      <w:r>
+        <w:rPr>
+          <w:rFonts w:ascii="Consolas" w:hAnsi="Consolas" w:eastAsia="맑은 고딕"/>
+          <w:b w:val="0"/>
+        </w:rPr>
+        <w:t>\?</w:t>
+      </w:r>
+      <w:r>
+        <w:rPr>
+          <w:b w:val="0"/>
+        </w:rPr>
+        <w:t xml:space="preserve"> 를 치면 메타 명령 목록이 나온다. 자주 쓰게 되는 것은 몇 개 안 된다. </w:t>
+      </w:r>
+      <w:r>
+        <w:rPr>
+          <w:rFonts w:ascii="Consolas" w:hAnsi="Consolas" w:eastAsia="맑은 고딕"/>
+          <w:b w:val="0"/>
+        </w:rPr>
+        <w:t>\q</w:t>
+      </w:r>
+      <w:r>
+        <w:rPr>
+          <w:b w:val="0"/>
+        </w:rPr>
+        <w:t xml:space="preserve"> 로 나가고(</w:t>
+      </w:r>
+      <w:r>
+        <w:rPr>
+          <w:rFonts w:ascii="Consolas" w:hAnsi="Consolas" w:eastAsia="맑은 고딕"/>
+          <w:b w:val="0"/>
+        </w:rPr>
+        <w:t>Ctrl-D</w:t>
+      </w:r>
+      <w:r>
+        <w:rPr>
+          <w:b w:val="0"/>
+        </w:rPr>
+        <w:t xml:space="preserve"> 도 같다), </w:t>
+      </w:r>
+      <w:r>
+        <w:rPr>
+          <w:rFonts w:ascii="Consolas" w:hAnsi="Consolas" w:eastAsia="맑은 고딕"/>
+          <w:b w:val="0"/>
+        </w:rPr>
+        <w:t>\dt</w:t>
+      </w:r>
+      <w:r>
+        <w:rPr>
+          <w:b w:val="0"/>
+        </w:rPr>
+        <w:t xml:space="preserve"> 로 테이블 목록을, </w:t>
+      </w:r>
+      <w:r>
+        <w:rPr>
+          <w:rFonts w:ascii="Consolas" w:hAnsi="Consolas" w:eastAsia="맑은 고딕"/>
+          <w:b w:val="0"/>
+        </w:rPr>
+        <w:t>\d 테이블</w:t>
+      </w:r>
+      <w:r>
+        <w:rPr>
+          <w:b w:val="0"/>
+        </w:rPr>
+        <w:t xml:space="preserve"> 로 컬럼 정보를 보고, </w:t>
+      </w:r>
+      <w:r>
+        <w:rPr>
+          <w:rFonts w:ascii="Consolas" w:hAnsi="Consolas" w:eastAsia="맑은 고딕"/>
+          <w:b w:val="0"/>
+        </w:rPr>
+        <w:t>\ddl 테이블</w:t>
+      </w:r>
+      <w:r>
+        <w:rPr>
+          <w:b w:val="0"/>
+        </w:rPr>
+        <w:t xml:space="preserve"> 로 생성문을 본다. </w:t>
+      </w:r>
+      <w:r>
+        <w:rPr>
+          <w:rFonts w:ascii="Consolas" w:hAnsi="Consolas" w:eastAsia="맑은 고딕"/>
+          <w:b w:val="0"/>
+        </w:rPr>
+        <w:t>\timing</w:t>
+      </w:r>
+      <w:r>
+        <w:rPr>
+          <w:b w:val="0"/>
+        </w:rPr>
+        <w:t xml:space="preserve"> 은 문장별 소요 시간 표시를 켜고 끄며, </w:t>
+      </w:r>
+      <w:r>
+        <w:rPr>
+          <w:rFonts w:ascii="Consolas" w:hAnsi="Consolas" w:eastAsia="맑은 고딕"/>
+          <w:b w:val="0"/>
+        </w:rPr>
+        <w:t>\x</w:t>
+      </w:r>
+      <w:r>
+        <w:rPr>
+          <w:b w:val="0"/>
+        </w:rPr>
+        <w:t xml:space="preserve"> 는 컬럼이 많을 때 세로 출력으로 바꾼다. </w:t>
+      </w:r>
+      <w:r>
+        <w:rPr>
+          <w:rFonts w:ascii="Consolas" w:hAnsi="Consolas" w:eastAsia="맑은 고딕"/>
+          <w:b w:val="0"/>
+        </w:rPr>
+        <w:t>\o 파일.csv</w:t>
+      </w:r>
+      <w:r>
+        <w:rPr>
+          <w:b w:val="0"/>
+        </w:rPr>
+        <w:t xml:space="preserve"> 로 결과를 파일에 받다가 </w:t>
+      </w:r>
+      <w:r>
+        <w:rPr>
+          <w:rFonts w:ascii="Consolas" w:hAnsi="Consolas" w:eastAsia="맑은 고딕"/>
+          <w:b w:val="0"/>
+        </w:rPr>
+        <w:t>\o</w:t>
+      </w:r>
+      <w:r>
+        <w:rPr>
+          <w:b w:val="0"/>
+        </w:rPr>
+        <w:t xml:space="preserve"> 만 치면 다시 화면으로 돌아온다.</w:t>
+      </w:r>
+    </w:p>
+    <w:p>
+      <w:r>
+        <w:rPr>
+          <w:rFonts w:ascii="Consolas" w:hAnsi="Consolas" w:eastAsia="맑은 고딕"/>
+          <w:b w:val="0"/>
+        </w:rPr>
+        <w:t>\set</w:t>
+      </w:r>
+      <w:r>
+        <w:rPr>
+          <w:b w:val="0"/>
+        </w:rPr>
+        <w:t xml:space="preserve"> 과 </w:t>
+      </w:r>
+      <w:r>
+        <w:rPr>
+          <w:rFonts w:ascii="Consolas" w:hAnsi="Consolas" w:eastAsia="맑은 고딕"/>
+          <w:b w:val="0"/>
+        </w:rPr>
+        <w:t>\i</w:t>
+      </w:r>
+      <w:r>
+        <w:rPr>
+          <w:b w:val="0"/>
+        </w:rPr>
+        <w:t xml:space="preserve"> 를 합치면 SQL 디렉터리의 템플릿을 셸에서 그대로 쓸 수 있다. 변수를 한 번 정해 두면 </w:t>
+      </w:r>
+      <w:r>
+        <w:rPr>
+          <w:rFonts w:ascii="Consolas" w:hAnsi="Consolas" w:eastAsia="맑은 고딕"/>
+          <w:b w:val="0"/>
+        </w:rPr>
+        <w:t>--var</w:t>
+      </w:r>
+      <w:r>
+        <w:rPr>
+          <w:b w:val="0"/>
+        </w:rPr>
+        <w:t xml:space="preserve"> 로 준 것과 같은 값이 채워진다.</w:t>
+      </w:r>
+    </w:p>
+    <w:p>
+      <w:pPr>
+        <w:spacing w:after="0" w:before="0"/>
+      </w:pPr>
+      <w:r>
+        <w:rPr>
+          <w:rFonts w:ascii="Consolas" w:hAnsi="Consolas" w:eastAsia="맑은 고딕"/>
+          <w:sz w:val="18"/>
+        </w:rPr>
+        <w:t>dw=&gt; \set dt 2026-08-01</w:t>
+      </w:r>
+    </w:p>
+    <w:p>
+      <w:pPr>
+        <w:spacing w:after="0" w:before="0"/>
+      </w:pPr>
+      <w:r>
+        <w:rPr>
+          <w:rFonts w:ascii="Consolas" w:hAnsi="Consolas" w:eastAsia="맑은 고딕"/>
+          <w:sz w:val="18"/>
+        </w:rPr>
+        <w:t>dw=&gt; \i order_summary.sql</w:t>
+      </w:r>
+    </w:p>
+    <w:p/>
+    <w:p>
+      <w:r>
+        <w:rPr>
+          <w:b/>
+        </w:rPr>
+        <w:t>셸은 기본이 autocommit 이다.</w:t>
+      </w:r>
+      <w:r>
+        <w:rPr>
+          <w:b w:val="0"/>
+        </w:rPr>
+        <w:t xml:space="preserve"> 문장마다 바로 반영된다. 세션이 길어지는데 한 트랜잭션으로 묶어 두면 잠금이 계속 유지되기 때문인데, 덕분에 </w:t>
+      </w:r>
+      <w:r>
+        <w:rPr>
+          <w:rFonts w:ascii="Consolas" w:hAnsi="Consolas" w:eastAsia="맑은 고딕"/>
+          <w:b w:val="0"/>
+        </w:rPr>
+        <w:t>VACUUM</w:t>
+      </w:r>
+      <w:r>
+        <w:rPr>
+          <w:b w:val="0"/>
+        </w:rPr>
+        <w:t xml:space="preserve"> 처럼 트랜잭션 블록 안에서 못 도는 문장도 셸에서는 실행된다. 묶고 싶으면 </w:t>
+      </w:r>
+      <w:r>
+        <w:rPr>
+          <w:rFonts w:ascii="Consolas" w:hAnsi="Consolas" w:eastAsia="맑은 고딕"/>
+          <w:b w:val="0"/>
+        </w:rPr>
+        <w:t>\begin</w:t>
+      </w:r>
+      <w:r>
+        <w:rPr>
+          <w:b w:val="0"/>
+        </w:rPr>
+        <w:t xml:space="preserve"> 으로 시작해 </w:t>
+      </w:r>
+      <w:r>
+        <w:rPr>
+          <w:rFonts w:ascii="Consolas" w:hAnsi="Consolas" w:eastAsia="맑은 고딕"/>
+          <w:b w:val="0"/>
+        </w:rPr>
+        <w:t>\commit</w:t>
+      </w:r>
+      <w:r>
+        <w:rPr>
+          <w:b w:val="0"/>
+        </w:rPr>
+        <w:t xml:space="preserve"> 이나 </w:t>
+      </w:r>
+      <w:r>
+        <w:rPr>
+          <w:rFonts w:ascii="Consolas" w:hAnsi="Consolas" w:eastAsia="맑은 고딕"/>
+          <w:b w:val="0"/>
+        </w:rPr>
+        <w:t>\rollback</w:t>
+      </w:r>
+      <w:r>
+        <w:rPr>
+          <w:b w:val="0"/>
+        </w:rPr>
+        <w:t xml:space="preserve"> 으로 끝낸다.</w:t>
+      </w:r>
+    </w:p>
+    <w:p>
+      <w:r>
+        <w:rPr>
+          <w:b w:val="0"/>
+        </w:rPr>
+        <w:t xml:space="preserve">문장 하나가 실패해도 셸은 끝나지 않는다. Greenplum 이면 실패한 트랜잭션을 정리해 주므로 이후 문장이 계속 거부되는 상황도 생기지 않는다. 오래 걸리는 문장은 </w:t>
+      </w:r>
+      <w:r>
+        <w:rPr>
+          <w:rFonts w:ascii="Consolas" w:hAnsi="Consolas" w:eastAsia="맑은 고딕"/>
+          <w:b w:val="0"/>
+        </w:rPr>
+        <w:t>Ctrl-C</w:t>
+      </w:r>
+      <w:r>
+        <w:rPr>
+          <w:b w:val="0"/>
+        </w:rPr>
+        <w:t xml:space="preserve"> 로 취소한다. 서버에 취소를 요청하는 것이라 즉시 끝나지 않을 수 있지만 셸은 그대로 살아 있다.</w:t>
+      </w:r>
+    </w:p>
+    <w:p>
+      <w:r>
+        <w:rPr>
+          <w:rFonts w:ascii="Consolas" w:hAnsi="Consolas" w:eastAsia="맑은 고딕"/>
+          <w:b w:val="0"/>
+        </w:rPr>
+        <w:t>Tab</w:t>
+      </w:r>
+      <w:r>
+        <w:rPr>
+          <w:b w:val="0"/>
+        </w:rPr>
+        <w:t xml:space="preserve"> 을 누르면 메타 명령과 테이블 이름, SQL 키워드를 완성한다. </w:t>
+      </w:r>
+      <w:r>
+        <w:rPr>
+          <w:b/>
+        </w:rPr>
+        <w:t>테이블 이름이 키워드보다 먼저 나온다.</w:t>
+      </w:r>
+      <w:r>
+        <w:rPr>
+          <w:b w:val="0"/>
+        </w:rPr>
+        <w:t xml:space="preserve"> 키워드는 외우고 있지만 테이블 이름은 그렇지 않기 때문이다. 테이블 목록은 처음 </w:t>
+      </w:r>
+      <w:r>
+        <w:rPr>
+          <w:rFonts w:ascii="Consolas" w:hAnsi="Consolas" w:eastAsia="맑은 고딕"/>
+          <w:b w:val="0"/>
+        </w:rPr>
+        <w:t>Tab</w:t>
+      </w:r>
+      <w:r>
+        <w:rPr>
+          <w:b w:val="0"/>
+        </w:rPr>
+        <w:t xml:space="preserve"> 을 누를 때 한 번만 받아 두므로, 방금 만든 테이블이 안 보이면 </w:t>
+      </w:r>
+      <w:r>
+        <w:rPr>
+          <w:rFonts w:ascii="Consolas" w:hAnsi="Consolas" w:eastAsia="맑은 고딕"/>
+          <w:b w:val="0"/>
+        </w:rPr>
+        <w:t>\dt</w:t>
+      </w:r>
+      <w:r>
+        <w:rPr>
+          <w:b w:val="0"/>
+        </w:rPr>
+        <w:t xml:space="preserve"> 를 한 번 실행한다. 목록과 함께 캐시도 갱신된다.</w:t>
+      </w:r>
+    </w:p>
+    <w:p>
+      <w:r>
+        <w:rPr>
+          <w:b w:val="0"/>
+        </w:rPr>
+        <w:t xml:space="preserve">결과가 터미널 높이를 넘으면 페이저로 넘어간다. </w:t>
+      </w:r>
+      <w:r>
+        <w:rPr>
+          <w:rFonts w:ascii="Consolas" w:hAnsi="Consolas" w:eastAsia="맑은 고딕"/>
+          <w:b w:val="0"/>
+        </w:rPr>
+        <w:t>$PAGER</w:t>
+      </w:r>
+      <w:r>
+        <w:rPr>
+          <w:b w:val="0"/>
+        </w:rPr>
+        <w:t xml:space="preserve"> 가 있으면 그것을, 없으면 </w:t>
+      </w:r>
+      <w:r>
+        <w:rPr>
+          <w:rFonts w:ascii="Consolas" w:hAnsi="Consolas" w:eastAsia="맑은 고딕"/>
+          <w:b w:val="0"/>
+        </w:rPr>
+        <w:t>less -FRSX</w:t>
+      </w:r>
+      <w:r>
+        <w:rPr>
+          <w:b w:val="0"/>
+        </w:rPr>
+        <w:t xml:space="preserve"> 를 쓴다. </w:t>
+      </w:r>
+      <w:r>
+        <w:rPr>
+          <w:b/>
+        </w:rPr>
+        <w:t xml:space="preserve">나갈 때는 </w:t>
+      </w:r>
+      <w:r>
+        <w:rPr>
+          <w:rFonts w:ascii="Consolas" w:hAnsi="Consolas" w:eastAsia="맑은 고딕"/>
+          <w:b/>
+        </w:rPr>
+        <w:t>q</w:t>
+      </w:r>
+      <w:r>
+        <w:rPr>
+          <w:b w:val="0"/>
+        </w:rPr>
+        <w:t xml:space="preserve"> 다. </w:t>
+      </w:r>
+      <w:r>
+        <w:rPr>
+          <w:rFonts w:ascii="Consolas" w:hAnsi="Consolas" w:eastAsia="맑은 고딕"/>
+          <w:b w:val="0"/>
+        </w:rPr>
+        <w:t>Space</w:t>
+      </w:r>
+      <w:r>
+        <w:rPr>
+          <w:b w:val="0"/>
+        </w:rPr>
+        <w:t xml:space="preserve"> 와 </w:t>
+      </w:r>
+      <w:r>
+        <w:rPr>
+          <w:rFonts w:ascii="Consolas" w:hAnsi="Consolas" w:eastAsia="맑은 고딕"/>
+          <w:b w:val="0"/>
+        </w:rPr>
+        <w:t>b</w:t>
+      </w:r>
+      <w:r>
+        <w:rPr>
+          <w:b w:val="0"/>
+        </w:rPr>
+        <w:t xml:space="preserve"> 로 한 화면씩 오르내리고, 컬럼이 많아 오른쪽이 잘릴 때는 좌우 화살표로 스크롤하며, </w:t>
+      </w:r>
+      <w:r>
+        <w:rPr>
+          <w:rFonts w:ascii="Consolas" w:hAnsi="Consolas" w:eastAsia="맑은 고딕"/>
+          <w:b w:val="0"/>
+        </w:rPr>
+        <w:t>g</w:t>
+      </w:r>
+      <w:r>
+        <w:rPr>
+          <w:b w:val="0"/>
+        </w:rPr>
+        <w:t xml:space="preserve"> 와 </w:t>
+      </w:r>
+      <w:r>
+        <w:rPr>
+          <w:rFonts w:ascii="Consolas" w:hAnsi="Consolas" w:eastAsia="맑은 고딕"/>
+          <w:b w:val="0"/>
+        </w:rPr>
+        <w:t>G</w:t>
+      </w:r>
+      <w:r>
+        <w:rPr>
+          <w:b w:val="0"/>
+        </w:rPr>
+        <w:t xml:space="preserve"> 로 맨 위와 맨 아래로 간다. </w:t>
+      </w:r>
+      <w:r>
+        <w:rPr>
+          <w:rFonts w:ascii="Consolas" w:hAnsi="Consolas" w:eastAsia="맑은 고딕"/>
+          <w:b w:val="0"/>
+        </w:rPr>
+        <w:t>/단어</w:t>
+      </w:r>
+      <w:r>
+        <w:rPr>
+          <w:b w:val="0"/>
+        </w:rPr>
+        <w:t xml:space="preserve"> 로 검색하고 </w:t>
+      </w:r>
+      <w:r>
+        <w:rPr>
+          <w:rFonts w:ascii="Consolas" w:hAnsi="Consolas" w:eastAsia="맑은 고딕"/>
+          <w:b w:val="0"/>
+        </w:rPr>
+        <w:t>n</w:t>
+      </w:r>
+      <w:r>
+        <w:rPr>
+          <w:b w:val="0"/>
+        </w:rPr>
+        <w:t xml:space="preserve"> 으로 다음을 찾는다. 매번 페이저를 거치는 것이 성가시면 </w:t>
+      </w:r>
+      <w:r>
+        <w:rPr>
+          <w:rFonts w:ascii="Consolas" w:hAnsi="Consolas" w:eastAsia="맑은 고딕"/>
+          <w:b w:val="0"/>
+        </w:rPr>
+        <w:t>\pager off</w:t>
+      </w:r>
+      <w:r>
+        <w:rPr>
+          <w:b w:val="0"/>
+        </w:rPr>
+        <w:t xml:space="preserve"> 로 끈다.</w:t>
+      </w:r>
+    </w:p>
+    <w:p>
+      <w:r>
+        <w:rPr>
+          <w:b w:val="0"/>
+        </w:rPr>
+        <w:t xml:space="preserve">다른 데서 복사해 온 긴 쿼리는 </w:t>
+      </w:r>
+      <w:r>
+        <w:rPr>
+          <w:rFonts w:ascii="Consolas" w:hAnsi="Consolas" w:eastAsia="맑은 고딕"/>
+          <w:b w:val="0"/>
+        </w:rPr>
+        <w:t>\paste</w:t>
+      </w:r>
+      <w:r>
+        <w:rPr>
+          <w:b w:val="0"/>
+        </w:rPr>
+        <w:t xml:space="preserve"> 로 통째로 붙여 넣는 편이 안전하다(</w:t>
+      </w:r>
+      <w:r>
+        <w:rPr>
+          <w:rFonts w:ascii="Consolas" w:hAnsi="Consolas" w:eastAsia="맑은 고딕"/>
+          <w:b w:val="0"/>
+        </w:rPr>
+        <w:t>spark-shell</w:t>
+      </w:r>
+      <w:r>
+        <w:rPr>
+          <w:b w:val="0"/>
+        </w:rPr>
+        <w:t xml:space="preserve"> 습관대로 </w:t>
+      </w:r>
+      <w:r>
+        <w:rPr>
+          <w:rFonts w:ascii="Consolas" w:hAnsi="Consolas" w:eastAsia="맑은 고딕"/>
+          <w:b w:val="0"/>
+        </w:rPr>
+        <w:t>:paste</w:t>
+      </w:r>
+      <w:r>
+        <w:rPr>
+          <w:b w:val="0"/>
+        </w:rPr>
+        <w:t xml:space="preserve"> 라고 쳐도 된다). </w:t>
+      </w:r>
+      <w:r>
+        <w:rPr>
+          <w:rFonts w:ascii="Consolas" w:hAnsi="Consolas" w:eastAsia="맑은 고딕"/>
+          <w:b w:val="0"/>
+        </w:rPr>
+        <w:t>Ctrl-D</w:t>
+      </w:r>
+      <w:r>
+        <w:rPr>
+          <w:b w:val="0"/>
+        </w:rPr>
+        <w:t xml:space="preserve"> 나 </w:t>
+      </w:r>
+      <w:r>
+        <w:rPr>
+          <w:rFonts w:ascii="Consolas" w:hAnsi="Consolas" w:eastAsia="맑은 고딕"/>
+          <w:b w:val="0"/>
+        </w:rPr>
+        <w:t>\.</w:t>
+      </w:r>
+      <w:r>
+        <w:rPr>
+          <w:b w:val="0"/>
+        </w:rPr>
+        <w:t xml:space="preserve"> 만 있는 줄로 끝낸다. 붙여넣기 모드에서는 세미콜론이 없어도 되고, </w:t>
+      </w:r>
+      <w:r>
+        <w:rPr>
+          <w:rFonts w:ascii="Consolas" w:hAnsi="Consolas" w:eastAsia="맑은 고딕"/>
+          <w:b w:val="0"/>
+        </w:rPr>
+        <w:t>\</w:t>
+      </w:r>
+      <w:r>
+        <w:rPr>
+          <w:b w:val="0"/>
+        </w:rPr>
+        <w:t xml:space="preserve"> 로 시작하는 줄이 메타 명령으로 잡히지 않는다.</w:t>
+      </w:r>
+    </w:p>
+    <w:p>
+      <w:r>
+        <w:rPr>
+          <w:b w:val="0"/>
+        </w:rPr>
+        <w:t xml:space="preserve">파이프로도 쓴다. 터미널이 아니면 프롬프트와 히스토리를 끄고 순서대로 실행한다. 히스토리는 </w:t>
+      </w:r>
+      <w:r>
+        <w:rPr>
+          <w:rFonts w:ascii="Consolas" w:hAnsi="Consolas" w:eastAsia="맑은 고딕"/>
+          <w:b w:val="0"/>
+        </w:rPr>
+        <w:t>~/.impala-to-whpg/</w:t>
+      </w:r>
+      <w:r>
+        <w:rPr>
+          <w:b w:val="0"/>
+        </w:rPr>
+        <w:t xml:space="preserve"> 아래에 엔진별로 남는다(디렉터리 이름은 이 도구가 유래한 저장소 이름을 그대로 쓴다). 쿼리에 값이 그대로 들어 있어서 저장소 안에 두지 않는다.</w:t>
+      </w:r>
+    </w:p>
+    <w:p>
+      <w:pPr>
+        <w:pStyle w:val="Heading2"/>
+      </w:pPr>
+      <w:r>
+        <w:rPr>
+          <w:b w:val="0"/>
+        </w:rPr>
+        <w:t>S3 에 파일 올리고 내리기</w:t>
+      </w:r>
+    </w:p>
+    <w:p>
+      <w:r>
+        <w:rPr>
+          <w:rFonts w:ascii="Consolas" w:hAnsi="Consolas" w:eastAsia="맑은 고딕"/>
+          <w:b w:val="0"/>
+        </w:rPr>
+        <w:t>s3-ops</w:t>
+      </w:r>
+      <w:r>
+        <w:rPr>
+          <w:b w:val="0"/>
+        </w:rPr>
+        <w:t xml:space="preserve"> 는 </w:t>
+      </w:r>
+      <w:r>
+        <w:rPr>
+          <w:rFonts w:ascii="Consolas" w:hAnsi="Consolas" w:eastAsia="맑은 고딕"/>
+          <w:b w:val="0"/>
+        </w:rPr>
+        <w:t>git</w:t>
+      </w:r>
+      <w:r>
+        <w:rPr>
+          <w:b w:val="0"/>
+        </w:rPr>
+        <w:t xml:space="preserve"> 처럼 </w:t>
+      </w:r>
+      <w:r>
+        <w:rPr>
+          <w:b/>
+        </w:rPr>
+        <w:t>하위 명령</w:t>
+      </w:r>
+      <w:r>
+        <w:rPr>
+          <w:b w:val="0"/>
+        </w:rPr>
+        <w:t>을 붙여 쓰는 구조다(</w:t>
+      </w:r>
+      <w:r>
+        <w:rPr>
+          <w:rFonts w:ascii="Consolas" w:hAnsi="Consolas" w:eastAsia="맑은 고딕"/>
+          <w:b w:val="0"/>
+        </w:rPr>
+        <w:t>ls</w:t>
+      </w:r>
+      <w:r>
+        <w:rPr>
+          <w:b w:val="0"/>
+        </w:rPr>
+        <w:t>·</w:t>
+      </w:r>
+      <w:r>
+        <w:rPr>
+          <w:rFonts w:ascii="Consolas" w:hAnsi="Consolas" w:eastAsia="맑은 고딕"/>
+          <w:b w:val="0"/>
+        </w:rPr>
+        <w:t>upload</w:t>
+      </w:r>
+      <w:r>
+        <w:rPr>
+          <w:b w:val="0"/>
+        </w:rPr>
+        <w:t>·</w:t>
+      </w:r>
+      <w:r>
+        <w:rPr>
+          <w:rFonts w:ascii="Consolas" w:hAnsi="Consolas" w:eastAsia="맑은 고딕"/>
+          <w:b w:val="0"/>
+        </w:rPr>
+        <w:t>rm</w:t>
+      </w:r>
+      <w:r>
+        <w:rPr>
+          <w:b w:val="0"/>
+        </w:rPr>
+        <w:t xml:space="preserve"> 같은 것들).</w:t>
+      </w:r>
+    </w:p>
+    <w:p>
+      <w:r>
+        <w:rPr>
+          <w:b/>
+        </w:rPr>
+        <w:t>여기서 순서를 조심한다.</w:t>
+      </w:r>
+      <w:r>
+        <w:rPr>
+          <w:b w:val="0"/>
+        </w:rPr>
+        <w:t xml:space="preserve"> 접속에 관한 옵션은 모든 하위 명령에 공통이라 </w:t>
+      </w:r>
+      <w:r>
+        <w:rPr>
+          <w:b/>
+        </w:rPr>
+        <w:t>하위 명령 앞에</w:t>
+      </w:r>
+      <w:r>
+        <w:rPr>
+          <w:b w:val="0"/>
+        </w:rPr>
+        <w:t xml:space="preserve"> 와야 한다.</w:t>
+      </w:r>
+    </w:p>
+    <w:p>
+      <w:r>
+        <w:rPr>
+          <w:b w:val="0"/>
+        </w:rPr>
+        <w:t xml:space="preserve">설정에 기본 버킷이 지정돼 있으면 </w:t>
+      </w:r>
+      <w:r>
+        <w:rPr>
+          <w:rFonts w:ascii="Consolas" w:hAnsi="Consolas" w:eastAsia="맑은 고딕"/>
+          <w:b w:val="0"/>
+        </w:rPr>
+        <w:t>s3://</w:t>
+      </w:r>
+      <w:r>
+        <w:rPr>
+          <w:b w:val="0"/>
+        </w:rPr>
+        <w:t xml:space="preserve"> 를 빼고 키만 줘도 된다.</w:t>
+      </w:r>
+    </w:p>
+    <w:p>
+      <w:pPr>
+        <w:spacing w:after="0" w:before="0"/>
+      </w:pPr>
+      <w:r>
+        <w:rPr>
+          <w:rFonts w:ascii="Consolas" w:hAnsi="Consolas" w:eastAsia="맑은 고딕"/>
+          <w:sz w:val="18"/>
+        </w:rPr>
+        <w:t>bin/s3-ops ls       s3://dw-stage/dqe-stage/</w:t>
+      </w:r>
+    </w:p>
+    <w:p>
+      <w:pPr>
+        <w:spacing w:after="0" w:before="0"/>
+      </w:pPr>
+      <w:r>
+        <w:rPr>
+          <w:rFonts w:ascii="Consolas" w:hAnsi="Consolas" w:eastAsia="맑은 고딕"/>
+          <w:sz w:val="18"/>
+        </w:rPr>
+        <w:t>bin/s3-ops ls       dqe-stage/job_abc123/            # 설정의 기본 버킷 사용</w:t>
+      </w:r>
+    </w:p>
+    <w:p>
+      <w:pPr>
+        <w:spacing w:after="0" w:before="0"/>
+      </w:pPr>
+      <w:r>
+        <w:rPr>
+          <w:rFonts w:ascii="Consolas" w:hAnsi="Consolas" w:eastAsia="맑은 고딕"/>
+          <w:sz w:val="18"/>
+        </w:rPr>
+        <w:t>bin/s3-ops upload   orders.csv s3://dw-stage/orders/</w:t>
+      </w:r>
+    </w:p>
+    <w:p>
+      <w:pPr>
+        <w:spacing w:after="0" w:before="0"/>
+      </w:pPr>
+      <w:r>
+        <w:rPr>
+          <w:rFonts w:ascii="Consolas" w:hAnsi="Consolas" w:eastAsia="맑은 고딕"/>
+          <w:sz w:val="18"/>
+        </w:rPr>
+        <w:t>bin/s3-ops upload   ./out/ s3://dw-stage/orders/2026-08-01/ --recursive</w:t>
+      </w:r>
+    </w:p>
+    <w:p>
+      <w:pPr>
+        <w:spacing w:after="0" w:before="0"/>
+      </w:pPr>
+      <w:r>
+        <w:rPr>
+          <w:rFonts w:ascii="Consolas" w:hAnsi="Consolas" w:eastAsia="맑은 고딕"/>
+          <w:sz w:val="18"/>
+        </w:rPr>
+        <w:t>bin/s3-ops download s3://dw-stage/orders/2026-08-01/ ./out/ --recursive</w:t>
+      </w:r>
+    </w:p>
+    <w:p>
+      <w:pPr>
+        <w:spacing w:after="0" w:before="0"/>
+      </w:pPr>
+      <w:r>
+        <w:rPr>
+          <w:rFonts w:ascii="Consolas" w:hAnsi="Consolas" w:eastAsia="맑은 고딕"/>
+          <w:sz w:val="18"/>
+        </w:rPr>
+        <w:t>bin/s3-ops cp       s3://dw-stage/orders/a.csv s3://dw-stage/archive/</w:t>
+      </w:r>
+    </w:p>
+    <w:p>
+      <w:pPr>
+        <w:spacing w:after="0" w:before="0"/>
+      </w:pPr>
+      <w:r>
+        <w:rPr>
+          <w:rFonts w:ascii="Consolas" w:hAnsi="Consolas" w:eastAsia="맑은 고딕"/>
+          <w:sz w:val="18"/>
+        </w:rPr>
+        <w:t>bin/s3-ops mv       s3://dw-stage/orders/2026-08-01/ s3://dw-stage/archive/2026-08-01/ -r</w:t>
+      </w:r>
+    </w:p>
+    <w:p>
+      <w:pPr>
+        <w:spacing w:after="0" w:before="0"/>
+      </w:pPr>
+      <w:r>
+        <w:rPr>
+          <w:rFonts w:ascii="Consolas" w:hAnsi="Consolas" w:eastAsia="맑은 고딕"/>
+          <w:sz w:val="18"/>
+        </w:rPr>
+        <w:t>bin/s3-ops rm       s3://dw-stage/orders/orders.csv --yes</w:t>
+      </w:r>
+    </w:p>
+    <w:p>
+      <w:pPr>
+        <w:spacing w:after="0" w:before="0"/>
+      </w:pPr>
+      <w:r>
+        <w:rPr>
+          <w:rFonts w:ascii="Consolas" w:hAnsi="Consolas" w:eastAsia="맑은 고딕"/>
+          <w:sz w:val="18"/>
+        </w:rPr>
+        <w:t>bin/s3-ops rmdir    s3://dw-stage/dqe-stage/job_abc123/ --yes</w:t>
+      </w:r>
+    </w:p>
+    <w:p/>
+    <w:p>
+      <w:r>
+        <w:rPr>
+          <w:b w:val="0"/>
+        </w:rPr>
+        <w:t xml:space="preserve">올린 파일이 제대로 생겼는지 확인할 때 </w:t>
+      </w:r>
+      <w:r>
+        <w:rPr>
+          <w:rFonts w:ascii="Consolas" w:hAnsi="Consolas" w:eastAsia="맑은 고딕"/>
+          <w:b w:val="0"/>
+        </w:rPr>
+        <w:t>head</w:t>
+      </w:r>
+      <w:r>
+        <w:rPr>
+          <w:b w:val="0"/>
+        </w:rPr>
+        <w:t xml:space="preserve"> 가 유용하다. 앞부분만 </w:t>
+      </w:r>
+      <w:r>
+        <w:rPr>
+          <w:rFonts w:ascii="Consolas" w:hAnsi="Consolas" w:eastAsia="맑은 고딕"/>
+          <w:b w:val="0"/>
+        </w:rPr>
+        <w:t>Range</w:t>
+      </w:r>
+      <w:r>
+        <w:rPr>
+          <w:b w:val="0"/>
+        </w:rPr>
+        <w:t xml:space="preserve"> 로 받아 보여 주므로 큰 파일도 부담이 없고 </w:t>
+      </w:r>
+      <w:r>
+        <w:rPr>
+          <w:rFonts w:ascii="Consolas" w:hAnsi="Consolas" w:eastAsia="맑은 고딕"/>
+          <w:b w:val="0"/>
+        </w:rPr>
+        <w:t>.gz</w:t>
+      </w:r>
+      <w:r>
+        <w:rPr>
+          <w:b w:val="0"/>
+        </w:rPr>
+        <w:t xml:space="preserve"> 는 알아서 푼다. </w:t>
+      </w:r>
+      <w:r>
+        <w:rPr>
+          <w:b/>
+        </w:rPr>
+        <w:t>구분자와 NULL 표기, 인코딩이 의도대로인지</w:t>
+      </w:r>
+      <w:r>
+        <w:rPr>
+          <w:b w:val="0"/>
+        </w:rPr>
+        <w:t xml:space="preserve"> 여기서 바로 드러나므로, </w:t>
+      </w:r>
+      <w:r>
+        <w:rPr>
+          <w:rFonts w:ascii="Consolas" w:hAnsi="Consolas" w:eastAsia="맑은 고딕"/>
+          <w:b w:val="0"/>
+        </w:rPr>
+        <w:t>s3_stage</w:t>
+      </w:r>
+      <w:r>
+        <w:rPr>
+          <w:b w:val="0"/>
+        </w:rPr>
+        <w:t xml:space="preserve"> 작업이 Phase 2 에서 깨졌을 때 가장 먼저 볼 자리이기도 하다.</w:t>
+      </w:r>
+    </w:p>
+    <w:p>
+      <w:pPr>
+        <w:spacing w:after="0" w:before="0"/>
+      </w:pPr>
+      <w:r>
+        <w:rPr>
+          <w:rFonts w:ascii="Consolas" w:hAnsi="Consolas" w:eastAsia="맑은 고딕"/>
+          <w:sz w:val="18"/>
+        </w:rPr>
+        <w:t>bin/s3-ops head s3://dw-stage/dqe-stage/job_abc123/t_0.csv -n 3</w:t>
+      </w:r>
+    </w:p>
+    <w:p/>
+    <w:p>
+      <w:r>
+        <w:rPr>
+          <w:rFonts w:ascii="Consolas" w:hAnsi="Consolas" w:eastAsia="맑은 고딕"/>
+          <w:b w:val="0"/>
+        </w:rPr>
+        <w:t>ls --summary</w:t>
+      </w:r>
+      <w:r>
+        <w:rPr>
+          <w:b w:val="0"/>
+        </w:rPr>
+        <w:t xml:space="preserve"> 는 목록 대신 개수와 크기 분포를 낸다. Greenplum 외부 테이블로 읽을 파일이 세그먼트 수만큼 고르게 나뉘었는지 볼 때 쓴다. </w:t>
+      </w:r>
+      <w:r>
+        <w:rPr>
+          <w:rFonts w:ascii="Consolas" w:hAnsi="Consolas" w:eastAsia="맑은 고딕"/>
+          <w:b w:val="0"/>
+        </w:rPr>
+        <w:t>ls --dirs</w:t>
+      </w:r>
+      <w:r>
+        <w:rPr>
+          <w:b w:val="0"/>
+        </w:rPr>
+        <w:t xml:space="preserve"> 는 파일 대신 한 단계 아래 디렉터리만 보여 주므로 실행 단위가 몇 개 남았는지 훑기 좋다.</w:t>
+      </w:r>
+    </w:p>
+    <w:p>
+      <w:pPr>
+        <w:spacing w:after="0" w:before="0"/>
+      </w:pPr>
+      <w:r>
+        <w:rPr>
+          <w:rFonts w:ascii="Consolas" w:hAnsi="Consolas" w:eastAsia="맑은 고딕"/>
+          <w:sz w:val="18"/>
+        </w:rPr>
+        <w:t>파일 3개, 합계 2.1KB</w:t>
+      </w:r>
+    </w:p>
+    <w:p>
+      <w:pPr>
+        <w:spacing w:after="0" w:before="0"/>
+      </w:pPr>
+      <w:r>
+        <w:rPr>
+          <w:rFonts w:ascii="Consolas" w:hAnsi="Consolas" w:eastAsia="맑은 고딕"/>
+          <w:sz w:val="18"/>
+        </w:rPr>
+        <w:t>최소 547.0B / 평균 706.0B / 최대 888.0B</w:t>
+      </w:r>
+    </w:p>
+    <w:p/>
+    <w:p>
+      <w:r>
+        <w:rPr>
+          <w:rFonts w:ascii="Consolas" w:hAnsi="Consolas" w:eastAsia="맑은 고딕"/>
+          <w:b w:val="0"/>
+        </w:rPr>
+        <w:t>cp</w:t>
+      </w:r>
+      <w:r>
+        <w:rPr>
+          <w:b w:val="0"/>
+        </w:rPr>
+        <w:t xml:space="preserve"> 와 </w:t>
+      </w:r>
+      <w:r>
+        <w:rPr>
+          <w:rFonts w:ascii="Consolas" w:hAnsi="Consolas" w:eastAsia="맑은 고딕"/>
+          <w:b w:val="0"/>
+        </w:rPr>
+        <w:t>mv</w:t>
+      </w:r>
+      <w:r>
+        <w:rPr>
+          <w:b w:val="0"/>
+        </w:rPr>
+        <w:t xml:space="preserve"> 는 </w:t>
+      </w:r>
+      <w:r>
+        <w:rPr>
+          <w:b/>
+        </w:rPr>
+        <w:t>서버측 복사</w:t>
+      </w:r>
+      <w:r>
+        <w:rPr>
+          <w:b w:val="0"/>
+        </w:rPr>
+        <w:t xml:space="preserve"> 라 파일을 받아서 다시 올리지 않는다. 큰 파일도 네트워크를 타지 않으니 적재가 끝난 prefix 를 </w:t>
+      </w:r>
+      <w:r>
+        <w:rPr>
+          <w:rFonts w:ascii="Consolas" w:hAnsi="Consolas" w:eastAsia="맑은 고딕"/>
+          <w:b w:val="0"/>
+        </w:rPr>
+        <w:t>archive/</w:t>
+      </w:r>
+      <w:r>
+        <w:rPr>
+          <w:b w:val="0"/>
+        </w:rPr>
+        <w:t xml:space="preserve"> 로 옮겨 두는 용도로 편하다. S3 에는 이동이 없어서 </w:t>
+      </w:r>
+      <w:r>
+        <w:rPr>
+          <w:rFonts w:ascii="Consolas" w:hAnsi="Consolas" w:eastAsia="맑은 고딕"/>
+          <w:b w:val="0"/>
+        </w:rPr>
+        <w:t>mv</w:t>
+      </w:r>
+      <w:r>
+        <w:rPr>
+          <w:b w:val="0"/>
+        </w:rPr>
+        <w:t xml:space="preserve"> 는 복사 후 원본을 지우는데, </w:t>
+      </w:r>
+      <w:r>
+        <w:rPr>
+          <w:b/>
+        </w:rPr>
+        <w:t>복사가 끝난 것만 지우므로</w:t>
+      </w:r>
+      <w:r>
+        <w:rPr>
+          <w:b w:val="0"/>
+        </w:rPr>
+        <w:t xml:space="preserve"> 중간에 실패해도 아직 복사되지 않은 원본은 남는다.</w:t>
+      </w:r>
+    </w:p>
+    <w:p>
+      <w:r>
+        <w:rPr>
+          <w:b w:val="0"/>
+        </w:rPr>
+        <w:t xml:space="preserve">오래된 것만 골라내려면 </w:t>
+      </w:r>
+      <w:r>
+        <w:rPr>
+          <w:rFonts w:ascii="Consolas" w:hAnsi="Consolas" w:eastAsia="맑은 고딕"/>
+          <w:b w:val="0"/>
+        </w:rPr>
+        <w:t>--older-than</w:t>
+      </w:r>
+      <w:r>
+        <w:rPr>
+          <w:b w:val="0"/>
+        </w:rPr>
+        <w:t xml:space="preserve"> 을 쓴다. 단위는 </w:t>
+      </w:r>
+      <w:r>
+        <w:rPr>
+          <w:rFonts w:ascii="Consolas" w:hAnsi="Consolas" w:eastAsia="맑은 고딕"/>
+          <w:b w:val="0"/>
+        </w:rPr>
+        <w:t>m</w:t>
+      </w:r>
+      <w:r>
+        <w:rPr>
+          <w:b w:val="0"/>
+        </w:rPr>
+        <w:t xml:space="preserve">(분), </w:t>
+      </w:r>
+      <w:r>
+        <w:rPr>
+          <w:rFonts w:ascii="Consolas" w:hAnsi="Consolas" w:eastAsia="맑은 고딕"/>
+          <w:b w:val="0"/>
+        </w:rPr>
+        <w:t>h</w:t>
+      </w:r>
+      <w:r>
+        <w:rPr>
+          <w:b w:val="0"/>
+        </w:rPr>
+        <w:t xml:space="preserve">(시간), </w:t>
+      </w:r>
+      <w:r>
+        <w:rPr>
+          <w:rFonts w:ascii="Consolas" w:hAnsi="Consolas" w:eastAsia="맑은 고딕"/>
+          <w:b w:val="0"/>
+        </w:rPr>
+        <w:t>d</w:t>
+      </w:r>
+      <w:r>
+        <w:rPr>
+          <w:b w:val="0"/>
+        </w:rPr>
+        <w:t xml:space="preserve">(일), </w:t>
+      </w:r>
+      <w:r>
+        <w:rPr>
+          <w:rFonts w:ascii="Consolas" w:hAnsi="Consolas" w:eastAsia="맑은 고딕"/>
+          <w:b w:val="0"/>
+        </w:rPr>
+        <w:t>w</w:t>
+      </w:r>
+      <w:r>
+        <w:rPr>
+          <w:b w:val="0"/>
+        </w:rPr>
+        <w:t xml:space="preserve">(주)이고 단위를 빼면 시간이다. 먼저 </w:t>
+      </w:r>
+      <w:r>
+        <w:rPr>
+          <w:rFonts w:ascii="Consolas" w:hAnsi="Consolas" w:eastAsia="맑은 고딕"/>
+          <w:b w:val="0"/>
+        </w:rPr>
+        <w:t>ls</w:t>
+      </w:r>
+      <w:r>
+        <w:rPr>
+          <w:b w:val="0"/>
+        </w:rPr>
+        <w:t xml:space="preserve"> 로 확인한 뒤 </w:t>
+      </w:r>
+      <w:r>
+        <w:rPr>
+          <w:rFonts w:ascii="Consolas" w:hAnsi="Consolas" w:eastAsia="맑은 고딕"/>
+          <w:b w:val="0"/>
+        </w:rPr>
+        <w:t>rmdir</w:t>
+      </w:r>
+      <w:r>
+        <w:rPr>
+          <w:b w:val="0"/>
+        </w:rPr>
+        <w:t xml:space="preserve"> 로 지우는 순서를 권한다.</w:t>
+      </w:r>
+    </w:p>
+    <w:p>
+      <w:pPr>
+        <w:spacing w:after="0" w:before="0"/>
+      </w:pPr>
+      <w:r>
+        <w:rPr>
+          <w:rFonts w:ascii="Consolas" w:hAnsi="Consolas" w:eastAsia="맑은 고딕"/>
+          <w:sz w:val="18"/>
+        </w:rPr>
+        <w:t>bin/s3-ops ls    s3://dw-stage/dqe-stage/ --older-than 7d</w:t>
+      </w:r>
+    </w:p>
+    <w:p>
+      <w:pPr>
+        <w:spacing w:after="0" w:before="0"/>
+      </w:pPr>
+      <w:r>
+        <w:rPr>
+          <w:rFonts w:ascii="Consolas" w:hAnsi="Consolas" w:eastAsia="맑은 고딕"/>
+          <w:sz w:val="18"/>
+        </w:rPr>
+        <w:t>bin/s3-ops rmdir s3://dw-stage/dqe-stage/ --older-than 7d --yes</w:t>
+      </w:r>
+    </w:p>
+    <w:p/>
+    <w:p>
+      <w:r>
+        <w:rPr>
+          <w:b w:val="0"/>
+        </w:rPr>
+        <w:t xml:space="preserve">삭제는 되돌릴 수 없어서 안전장치가 몇 겹 있다. </w:t>
+      </w:r>
+      <w:r>
+        <w:rPr>
+          <w:rFonts w:ascii="Consolas" w:hAnsi="Consolas" w:eastAsia="맑은 고딕"/>
+          <w:b w:val="0"/>
+        </w:rPr>
+        <w:t>--yes</w:t>
+      </w:r>
+      <w:r>
+        <w:rPr>
+          <w:b w:val="0"/>
+        </w:rPr>
+        <w:t xml:space="preserve"> 없이 실행하면 지울 목록을 보여 주고 물어보며, 터미널이 아니면 아예 거부한다. </w:t>
+      </w:r>
+      <w:r>
+        <w:rPr>
+          <w:rFonts w:ascii="Consolas" w:hAnsi="Consolas" w:eastAsia="맑은 고딕"/>
+          <w:b w:val="0"/>
+        </w:rPr>
+        <w:t>-n</w:t>
+      </w:r>
+      <w:r>
+        <w:rPr>
+          <w:b w:val="0"/>
+        </w:rPr>
+        <w:t xml:space="preserve"> 또는 </w:t>
       </w:r>
       <w:r>
         <w:rPr>
@@ -10543,19 +12535,171 @@
         <w:rPr>
           <w:b w:val="0"/>
         </w:rPr>
-        <w:t xml:space="preserve"> 을 쓴다. 실행은 하되 </w:t>
+        <w:t xml:space="preserve"> 으로 무엇을 지울지 확인만 할 수도 있다. </w:t>
+      </w:r>
+      <w:r>
+        <w:rPr>
+          <w:rFonts w:ascii="Consolas" w:hAnsi="Consolas" w:eastAsia="맑은 고딕"/>
+          <w:b w:val="0"/>
+        </w:rPr>
+        <w:t>rmdir</w:t>
+      </w:r>
+      <w:r>
+        <w:rPr>
+          <w:b w:val="0"/>
+        </w:rPr>
+        <w:t xml:space="preserve"> 에 prefix 가 비어 있으면(</w:t>
+      </w:r>
+      <w:r>
+        <w:rPr>
+          <w:rFonts w:ascii="Consolas" w:hAnsi="Consolas" w:eastAsia="맑은 고딕"/>
+          <w:b w:val="0"/>
+        </w:rPr>
+        <w:t>s3://버킷/</w:t>
+      </w:r>
+      <w:r>
+        <w:rPr>
+          <w:b w:val="0"/>
+        </w:rPr>
+        <w:t xml:space="preserve">) 버킷 전체 삭제를 막기 위해 거부한다. 다운로드도 마찬가지로 이미 있는 로컬 파일은 건너뛰며, 덮어쓰려면 </w:t>
+      </w:r>
+      <w:r>
+        <w:rPr>
+          <w:rFonts w:ascii="Consolas" w:hAnsi="Consolas" w:eastAsia="맑은 고딕"/>
+          <w:b w:val="0"/>
+        </w:rPr>
+        <w:t>--force</w:t>
+      </w:r>
+      <w:r>
+        <w:rPr>
+          <w:b w:val="0"/>
+        </w:rPr>
+        <w:t xml:space="preserve"> 를 줘야 한다.</w:t>
+      </w:r>
+    </w:p>
+    <w:p>
+      <w:r>
+        <w:rPr>
+          <w:b w:val="0"/>
+        </w:rPr>
+        <w:t xml:space="preserve">알아 둘 것이 하나 있다. </w:t>
       </w:r>
       <w:r>
         <w:rPr>
           <w:b/>
         </w:rPr>
-        <w:t>항상 롤백</w:t>
-      </w:r>
-      <w:r>
-        <w:rPr>
-          <w:b w:val="0"/>
-        </w:rPr>
-        <w:t xml:space="preserve"> 하므로 결과 행 수는 볼 수 있고 반영은 되지 않는다.</w:t>
+        <w:t>S3 에는 디렉터리가 없다.</w:t>
+      </w:r>
+      <w:r>
+        <w:rPr>
+          <w:b w:val="0"/>
+        </w:rPr>
+        <w:t xml:space="preserve"> 키가 </w:t>
+      </w:r>
+      <w:r>
+        <w:rPr>
+          <w:rFonts w:ascii="Consolas" w:hAnsi="Consolas" w:eastAsia="맑은 고딕"/>
+          <w:b w:val="0"/>
+        </w:rPr>
+        <w:t>a/b/c.csv</w:t>
+      </w:r>
+      <w:r>
+        <w:rPr>
+          <w:b w:val="0"/>
+        </w:rPr>
+        <w:t xml:space="preserve"> 인 오브젝트가 있을 뿐이고 콘솔이 슬래시를 보고 폴더처럼 보여 주는 것이다. 그래서 </w:t>
+      </w:r>
+      <w:r>
+        <w:rPr>
+          <w:rFonts w:ascii="Consolas" w:hAnsi="Consolas" w:eastAsia="맑은 고딕"/>
+          <w:b w:val="0"/>
+        </w:rPr>
+        <w:t>mkdir</w:t>
+      </w:r>
+      <w:r>
+        <w:rPr>
+          <w:b w:val="0"/>
+        </w:rPr>
+        <w:t xml:space="preserve"> 은 콘솔에서 빈 폴더로 보이게 하는 빈 오브젝트를 만들 뿐이고, 파일을 올리기 전에 상위 디렉터리를 미리 만들 필요는 없다. 반대로 </w:t>
+      </w:r>
+      <w:r>
+        <w:rPr>
+          <w:rFonts w:ascii="Consolas" w:hAnsi="Consolas" w:eastAsia="맑은 고딕"/>
+          <w:b w:val="0"/>
+        </w:rPr>
+        <w:t>rmdir</w:t>
+      </w:r>
+      <w:r>
+        <w:rPr>
+          <w:b w:val="0"/>
+        </w:rPr>
+        <w:t xml:space="preserve"> 은 그 prefix 로 시작하는 오브젝트를 </w:t>
+      </w:r>
+      <w:r>
+        <w:rPr>
+          <w:b/>
+        </w:rPr>
+        <w:t>전부</w:t>
+      </w:r>
+      <w:r>
+        <w:rPr>
+          <w:b w:val="0"/>
+        </w:rPr>
+        <w:t xml:space="preserve"> 지운다.</w:t>
+      </w:r>
+    </w:p>
+    <w:p>
+      <w:r>
+        <w:rPr>
+          <w:rFonts w:ascii="Consolas" w:hAnsi="Consolas" w:eastAsia="맑은 고딕"/>
+          <w:b w:val="0"/>
+        </w:rPr>
+        <w:t>exists</w:t>
+      </w:r>
+      <w:r>
+        <w:rPr>
+          <w:b w:val="0"/>
+        </w:rPr>
+        <w:t xml:space="preserve"> 는 결과를 종료 코드로 알려 줘서 셸 조건문에 바로 쓸 수 있다. 있으면 </w:t>
+      </w:r>
+      <w:r>
+        <w:rPr>
+          <w:rFonts w:ascii="Consolas" w:hAnsi="Consolas" w:eastAsia="맑은 고딕"/>
+          <w:b w:val="0"/>
+        </w:rPr>
+        <w:t>0</w:t>
+      </w:r>
+      <w:r>
+        <w:rPr>
+          <w:b w:val="0"/>
+        </w:rPr>
+        <w:t xml:space="preserve">, 없으면 </w:t>
+      </w:r>
+      <w:r>
+        <w:rPr>
+          <w:rFonts w:ascii="Consolas" w:hAnsi="Consolas" w:eastAsia="맑은 고딕"/>
+          <w:b w:val="0"/>
+        </w:rPr>
+        <w:t>1</w:t>
+      </w:r>
+      <w:r>
+        <w:rPr>
+          <w:b w:val="0"/>
+        </w:rPr>
+        <w:t xml:space="preserve">, 권한이 없으면 </w:t>
+      </w:r>
+      <w:r>
+        <w:rPr>
+          <w:rFonts w:ascii="Consolas" w:hAnsi="Consolas" w:eastAsia="맑은 고딕"/>
+          <w:b w:val="0"/>
+        </w:rPr>
+        <w:t>5</w:t>
+      </w:r>
+      <w:r>
+        <w:rPr>
+          <w:b w:val="0"/>
+        </w:rPr>
+        <w:t xml:space="preserve"> 다. 없음과 권한 없음을 구분하는 것이 중요한데, 그래야 권한 문제를 데이터 문제로 착각하지 않는다.</w:t>
       </w:r>
     </w:p>
     <w:p>
@@ -10567,7 +12711,7 @@
           <w:rFonts w:ascii="Consolas" w:hAnsi="Consolas" w:eastAsia="맑은 고딕"/>
           <w:sz w:val="18"/>
         </w:rPr>
-        <w:t>python -m tools.gp_query -q "TRUNCATE staging.orders"</w:t>
+        <w:t>if bin/s3-ops exists -q s3://dw-stage/orders/2026-08-01/_DONE; then</w:t>
       </w:r>
     </w:p>
     <w:p>
@@ -10579,7 +12723,7 @@
           <w:rFonts w:ascii="Consolas" w:hAnsi="Consolas" w:eastAsia="맑은 고딕"/>
           <w:sz w:val="18"/>
         </w:rPr>
-        <w:t>python -m tools.gp_query -f load_orders.sql --var dt=2026-08-01 --dry-run</w:t>
+        <w:t xml:space="preserve">    echo "적재 완료 표시가 있습니다"</w:t>
       </w:r>
     </w:p>
     <w:p>
@@ -10591,7 +12735,16 @@
           <w:rFonts w:ascii="Consolas" w:hAnsi="Consolas" w:eastAsia="맑은 고딕"/>
           <w:sz w:val="18"/>
         </w:rPr>
-        <w:t># 1,204행</w:t>
+        <w:t>fi</w:t>
+      </w:r>
+    </w:p>
+    <w:p/>
+    <w:p>
+      <w:r>
+        <w:rPr>
+          <w:b w:val="0"/>
+        </w:rPr>
+        <w:t>8MB 가 넘는 파일은 여러 task 로 나뉘어 올라간다. 계정에 멀티파트 권한이 없으면 작은 파일은 되는데 큰 파일만 실패하는 일이 생기는데, 그때는 단일 요청으로 한 번 더 시도하므로 대개는 그냥 올라간다. 아래 메시지가 보인다면 그 경로를 탄 것이다. 5GB 가 넘는 파일에서 계속 실패한다면 운영자에게 멀티파트 권한을 요청해야 한다.</w:t>
       </w:r>
     </w:p>
     <w:p>
@@ -10603,79 +12756,90 @@
           <w:rFonts w:ascii="Consolas" w:hAnsi="Consolas" w:eastAsia="맑은 고딕"/>
           <w:sz w:val="18"/>
         </w:rPr>
-        <w:t># --dry-run 이므로 롤백했습니다. 반영되지 않았습니다.</w:t>
+        <w:t>멀티파트 업로드가 거부되었습니다: ... (AccessDenied)</w:t>
+      </w:r>
+    </w:p>
+    <w:p>
+      <w:pPr>
+        <w:spacing w:after="0" w:before="0"/>
+      </w:pPr>
+      <w:r>
+        <w:rPr>
+          <w:rFonts w:ascii="Consolas" w:hAnsi="Consolas" w:eastAsia="맑은 고딕"/>
+          <w:sz w:val="18"/>
+        </w:rPr>
+        <w:t xml:space="preserve">  단일 PutObject 로 다시 시도합니다. ...</w:t>
       </w:r>
     </w:p>
     <w:p/>
     <w:p>
-      <w:pPr>
-        <w:pStyle w:val="Heading3"/>
-      </w:pPr>
-      <w:r>
-        <w:rPr>
-          <w:b w:val="0"/>
-        </w:rPr>
-        <w:t>SQL 파일과 변수</w:t>
-      </w:r>
-    </w:p>
-    <w:p>
-      <w:r>
-        <w:rPr>
-          <w:b w:val="0"/>
-        </w:rPr>
-        <w:t xml:space="preserve">여러 줄짜리 쿼리를 매번 따옴표 안에 넣는 것은 금방 지겨워진다. </w:t>
-      </w:r>
-      <w:r>
-        <w:rPr>
-          <w:rFonts w:ascii="Consolas" w:hAnsi="Consolas" w:eastAsia="맑은 고딕"/>
-          <w:b w:val="0"/>
-        </w:rPr>
-        <w:t>.sql</w:t>
-      </w:r>
-      <w:r>
-        <w:rPr>
-          <w:b w:val="0"/>
-        </w:rPr>
-        <w:t xml:space="preserve"> 파일로 두고 이름만 넘기면 된다. 경로 구분자가 없는 이름을 주면 기본 SQL 디렉터리(저장소 루트의 </w:t>
-      </w:r>
-      <w:r>
-        <w:rPr>
-          <w:rFonts w:ascii="Consolas" w:hAnsi="Consolas" w:eastAsia="맑은 고딕"/>
-          <w:b w:val="0"/>
-        </w:rPr>
-        <w:t>sql/</w:t>
-      </w:r>
-      <w:r>
-        <w:rPr>
-          <w:b w:val="0"/>
-        </w:rPr>
-        <w:t xml:space="preserve">, </w:t>
-      </w:r>
-      <w:r>
-        <w:rPr>
-          <w:rFonts w:ascii="Consolas" w:hAnsi="Consolas" w:eastAsia="맑은 고딕"/>
-          <w:b w:val="0"/>
-        </w:rPr>
-        <w:t>--sql-dir</w:t>
-      </w:r>
-      <w:r>
-        <w:rPr>
-          <w:b w:val="0"/>
-        </w:rPr>
-        <w:t xml:space="preserve"> 로 변경) 에서 찾고, 없는 이름을 주면 어떤 파일이 있는지 나열해 준다. 이 디렉터리는 사람이 쓰는 평범한 SQL 파일 자리라, 서버가 렌더하는 </w:t>
-      </w:r>
-      <w:r>
-        <w:rPr>
-          <w:rFonts w:ascii="Consolas" w:hAnsi="Consolas" w:eastAsia="맑은 고딕"/>
-          <w:b w:val="0"/>
-        </w:rPr>
-        <w:t>templates/</w:t>
-      </w:r>
-      <w:r>
-        <w:rPr>
-          <w:b w:val="0"/>
-        </w:rPr>
-        <w:t xml:space="preserve"> 의 manifest 기반 템플릿과는 성격이 다르다.</w:t>
+      <w:r>
+        <w:rPr>
+          <w:rFonts w:ascii="Consolas" w:hAnsi="Consolas" w:eastAsia="맑은 고딕"/>
+          <w:b w:val="0"/>
+        </w:rPr>
+        <w:t>buckets</w:t>
+      </w:r>
+      <w:r>
+        <w:rPr>
+          <w:b w:val="0"/>
+        </w:rPr>
+        <w:t xml:space="preserve"> 로 계정의 버킷 목록을 볼 수 있지만, 이 목록을 볼 권한 없이 특정 버킷만 쓰는 계정도 흔하다. </w:t>
+      </w:r>
+      <w:r>
+        <w:rPr>
+          <w:b/>
+        </w:rPr>
+        <w:t>목록이 비어 있다고 버킷이 없는 것은 아니니</w:t>
+      </w:r>
+      <w:r>
+        <w:rPr>
+          <w:b w:val="0"/>
+        </w:rPr>
+        <w:t xml:space="preserve"> 그럴 때는 </w:t>
+      </w:r>
+      <w:r>
+        <w:rPr>
+          <w:rFonts w:ascii="Consolas" w:hAnsi="Consolas" w:eastAsia="맑은 고딕"/>
+          <w:b w:val="0"/>
+        </w:rPr>
+        <w:t>exists</w:t>
+      </w:r>
+      <w:r>
+        <w:rPr>
+          <w:b w:val="0"/>
+        </w:rPr>
+        <w:t xml:space="preserve"> 로 개별 접근을 확인한다.</w:t>
+      </w:r>
+    </w:p>
+    <w:p>
+      <w:pPr>
+        <w:pStyle w:val="Heading2"/>
+      </w:pPr>
+      <w:r>
+        <w:rPr>
+          <w:b w:val="0"/>
+        </w:rPr>
+        <w:t xml:space="preserve">같은 버킷의 재귀 cp·mv는 원본과 대상 프리픽스가 같거나 포함 관계이면 실행 전에 거절한다. 재귀 다운로드는 전체 대상 경로를 먼저 검사하며, 절대 경로·..·외부로 연결된 심볼릭 링크가 있으면 파일을 쓰기 전에 거절한다.</w:t>
+      </w:r>
+    </w:p>
+    <w:p>
+      <w:pPr>
+        <w:pStyle w:val="Heading2"/>
+      </w:pPr>
+      <w:r>
+        <w:rPr>
+          <w:b w:val="0"/>
+        </w:rPr>
+        <w:t>시간이 어디로 갔는지 읽기</w:t>
+      </w:r>
+    </w:p>
+    <w:p>
+      <w:r>
+        <w:rPr>
+          <w:b w:val="0"/>
+        </w:rPr>
+        <w:t>작업이 끝나면 구간별 소요 시간 표가 나온다. 성공하든 실패하든 나오므로 실패했을 때 어디까지 갔는지도 알 수 있다.</w:t>
       </w:r>
     </w:p>
     <w:p>
@@ -10687,62 +12851,139 @@
           <w:rFonts w:ascii="Consolas" w:hAnsi="Consolas" w:eastAsia="맑은 고딕"/>
           <w:sz w:val="18"/>
         </w:rPr>
-        <w:t>python -m tools.impala_query -f daily_orders.sql -V dt=2026-08-01 -o orders.csv</w:t>
+        <w:t>=== 구간별 소요 시간 ===</w:t>
+      </w:r>
+    </w:p>
+    <w:p>
+      <w:pPr>
+        <w:spacing w:after="0" w:before="0"/>
+      </w:pPr>
+      <w:r>
+        <w:rPr>
+          <w:rFonts w:ascii="Consolas" w:hAnsi="Consolas" w:eastAsia="맑은 고딕"/>
+          <w:sz w:val="18"/>
+        </w:rPr>
+        <w:t xml:space="preserve">  1. Impala 접속        0.412초    2.1%</w:t>
+      </w:r>
+    </w:p>
+    <w:p>
+      <w:pPr>
+        <w:spacing w:after="0" w:before="0"/>
+      </w:pPr>
+      <w:r>
+        <w:rPr>
+          <w:rFonts w:ascii="Consolas" w:hAnsi="Consolas" w:eastAsia="맑은 고딕"/>
+          <w:sz w:val="18"/>
+        </w:rPr>
+        <w:t xml:space="preserve">  2. 쿼리 실행 요청     1.203초    6.1%</w:t>
+      </w:r>
+    </w:p>
+    <w:p>
+      <w:pPr>
+        <w:spacing w:after="0" w:before="0"/>
+      </w:pPr>
+      <w:r>
+        <w:rPr>
+          <w:rFonts w:ascii="Consolas" w:hAnsi="Consolas" w:eastAsia="맑은 고딕"/>
+          <w:sz w:val="18"/>
+        </w:rPr>
+        <w:t xml:space="preserve">  3. 첫 배치 대기       8.442초   42.6%</w:t>
+      </w:r>
+    </w:p>
+    <w:p>
+      <w:pPr>
+        <w:spacing w:after="0" w:before="0"/>
+      </w:pPr>
+      <w:r>
+        <w:rPr>
+          <w:rFonts w:ascii="Consolas" w:hAnsi="Consolas" w:eastAsia="맑은 고딕"/>
+          <w:sz w:val="18"/>
+        </w:rPr>
+        <w:t xml:space="preserve">  4. 데이터 수신        6.120초   30.9%</w:t>
+      </w:r>
+    </w:p>
+    <w:p>
+      <w:pPr>
+        <w:spacing w:after="0" w:before="0"/>
+      </w:pPr>
+      <w:r>
+        <w:rPr>
+          <w:rFonts w:ascii="Consolas" w:hAnsi="Consolas" w:eastAsia="맑은 고딕"/>
+          <w:sz w:val="18"/>
+        </w:rPr>
+        <w:t xml:space="preserve">  5. CSV 쓰기           3.640초   18.4%</w:t>
+      </w:r>
+    </w:p>
+    <w:p>
+      <w:pPr>
+        <w:spacing w:after="0" w:before="0"/>
+      </w:pPr>
+      <w:r>
+        <w:rPr>
+          <w:rFonts w:ascii="Consolas" w:hAnsi="Consolas" w:eastAsia="맑은 고딕"/>
+          <w:sz w:val="18"/>
+        </w:rPr>
+        <w:t xml:space="preserve">     기타              0.002초    0.0%</w:t>
+      </w:r>
+    </w:p>
+    <w:p>
+      <w:pPr>
+        <w:spacing w:after="0" w:before="0"/>
+      </w:pPr>
+      <w:r>
+        <w:rPr>
+          <w:rFonts w:ascii="Consolas" w:hAnsi="Consolas" w:eastAsia="맑은 고딕"/>
+          <w:sz w:val="18"/>
+        </w:rPr>
+        <w:t xml:space="preserve">  ───────────────────────────────────</w:t>
+      </w:r>
+    </w:p>
+    <w:p>
+      <w:pPr>
+        <w:spacing w:after="0" w:before="0"/>
+      </w:pPr>
+      <w:r>
+        <w:rPr>
+          <w:rFonts w:ascii="Consolas" w:hAnsi="Consolas" w:eastAsia="맑은 고딕"/>
+          <w:sz w:val="18"/>
+        </w:rPr>
+        <w:t xml:space="preserve">     합계             19.817초  100.0%</w:t>
       </w:r>
     </w:p>
     <w:p/>
     <w:p>
       <w:r>
         <w:rPr>
-          <w:rFonts w:ascii="Consolas" w:hAnsi="Consolas" w:eastAsia="맑은 고딕"/>
-          <w:b w:val="0"/>
-        </w:rPr>
-        <w:t>.sql</w:t>
-      </w:r>
-      <w:r>
-        <w:rPr>
-          <w:b w:val="0"/>
-        </w:rPr>
-        <w:t xml:space="preserve"> 파일은 Jinja 템플릿이라 </w:t>
-      </w:r>
-      <w:r>
-        <w:rPr>
-          <w:rFonts w:ascii="Consolas" w:hAnsi="Consolas" w:eastAsia="맑은 고딕"/>
-          <w:b w:val="0"/>
-        </w:rPr>
-        <w:t>{{ 변수 }}</w:t>
-      </w:r>
-      <w:r>
-        <w:rPr>
-          <w:b w:val="0"/>
-        </w:rPr>
-        <w:t xml:space="preserve"> 자리에 </w:t>
-      </w:r>
-      <w:r>
-        <w:rPr>
-          <w:rFonts w:ascii="Consolas" w:hAnsi="Consolas" w:eastAsia="맑은 고딕"/>
-          <w:b w:val="0"/>
-        </w:rPr>
-        <w:t>-V</w:t>
-      </w:r>
-      <w:r>
-        <w:rPr>
-          <w:b w:val="0"/>
-        </w:rPr>
-        <w:t xml:space="preserve"> 또는 </w:t>
-      </w:r>
-      <w:r>
-        <w:rPr>
-          <w:rFonts w:ascii="Consolas" w:hAnsi="Consolas" w:eastAsia="맑은 고딕"/>
-          <w:b w:val="0"/>
-        </w:rPr>
-        <w:t>--var KEY=VALUE</w:t>
-      </w:r>
-      <w:r>
-        <w:rPr>
-          <w:b w:val="0"/>
-        </w:rPr>
-        <w:t xml:space="preserve"> 로 준 값이 들어간다. 변수는 여러 번 지정할 수 있다.</w:t>
+          <w:b w:val="0"/>
+        </w:rPr>
+        <w:t>느리다고 느낄 때 이 표부터 본다. 첫 배치 대기가 길면 서버가 결과를 만드는 데 시간을 쓴 것이라 쿼리를 손봐야 하고, 데이터 수신이 길면 네트워크나 데이터 양의 문제이며, CSV 쓰기가 길면 로컬 디스크다. 어느 쪽인지 모른 채 쿼리만 붙잡고 있는 일을 줄여 준다. 오래 걸리는 구간에서는 진행 상황도 함께 보여 준다.</w:t>
+      </w:r>
+    </w:p>
+    <w:p>
+      <w:r>
+        <w:rPr>
+          <w:b/>
+        </w:rPr>
+        <w:t>이 보고는 전부 stderr 로 나간다.</w:t>
+      </w:r>
+      <w:r>
+        <w:rPr>
+          <w:b w:val="0"/>
+        </w:rPr>
+        <w:t xml:space="preserve"> stdout 은 조회 결과 몫이라 파이프로 넘기거나 파일로 받을 때 섞이지 않는다. 진행 상황만 끄고 싶으면 </w:t>
+      </w:r>
+      <w:r>
+        <w:rPr>
+          <w:rFonts w:ascii="Consolas" w:hAnsi="Consolas" w:eastAsia="맑은 고딕"/>
+          <w:b w:val="0"/>
+        </w:rPr>
+        <w:t>--no-progress</w:t>
+      </w:r>
+      <w:r>
+        <w:rPr>
+          <w:b w:val="0"/>
+        </w:rPr>
+        <w:t xml:space="preserve"> 를 준다(소요 시간 요약은 그대로 나온다).</w:t>
       </w:r>
     </w:p>
     <w:p>
@@ -10754,7 +12995,7 @@
           <w:rFonts w:ascii="Consolas" w:hAnsi="Consolas" w:eastAsia="맑은 고딕"/>
           <w:sz w:val="18"/>
         </w:rPr>
-        <w:t>-- sql/daily_orders.sql</w:t>
+        <w:t xml:space="preserve">PYTHONPATH=src .venv/bin/python -m tools.gp_query -q "SELECT * FROM t" &gt; data.txt # data.txt 에는 표만 들어간다</w:t>
       </w:r>
     </w:p>
     <w:p>
@@ -10766,2304 +13007,7 @@
           <w:rFonts w:ascii="Consolas" w:hAnsi="Consolas" w:eastAsia="맑은 고딕"/>
           <w:sz w:val="18"/>
         </w:rPr>
-        <w:t>SELECT order_id, customer_id, amount</w:t>
-      </w:r>
-    </w:p>
-    <w:p>
-      <w:pPr>
-        <w:spacing w:after="0" w:before="0"/>
-      </w:pPr>
-      <w:r>
-        <w:rPr>
-          <w:rFonts w:ascii="Consolas" w:hAnsi="Consolas" w:eastAsia="맑은 고딕"/>
-          <w:sz w:val="18"/>
-        </w:rPr>
-        <w:t xml:space="preserve">  FROM sales.orders</w:t>
-      </w:r>
-    </w:p>
-    <w:p>
-      <w:pPr>
-        <w:spacing w:after="0" w:before="0"/>
-      </w:pPr>
-      <w:r>
-        <w:rPr>
-          <w:rFonts w:ascii="Consolas" w:hAnsi="Consolas" w:eastAsia="맑은 고딕"/>
-          <w:sz w:val="18"/>
-        </w:rPr>
-        <w:t xml:space="preserve"> WHERE order_dt = '{{ dt }}'</w:t>
-      </w:r>
-    </w:p>
-    <w:p>
-      <w:pPr>
-        <w:spacing w:after="0" w:before="0"/>
-      </w:pPr>
-      <w:r>
-        <w:rPr>
-          <w:rFonts w:ascii="Consolas" w:hAnsi="Consolas" w:eastAsia="맑은 고딕"/>
-          <w:sz w:val="18"/>
-        </w:rPr>
-        <w:t>{%- if status %}</w:t>
-      </w:r>
-    </w:p>
-    <w:p>
-      <w:pPr>
-        <w:spacing w:after="0" w:before="0"/>
-      </w:pPr>
-      <w:r>
-        <w:rPr>
-          <w:rFonts w:ascii="Consolas" w:hAnsi="Consolas" w:eastAsia="맑은 고딕"/>
-          <w:sz w:val="18"/>
-        </w:rPr>
-        <w:t xml:space="preserve">   AND status = '{{ status }}'</w:t>
-      </w:r>
-    </w:p>
-    <w:p>
-      <w:pPr>
-        <w:spacing w:after="0" w:before="0"/>
-      </w:pPr>
-      <w:r>
-        <w:rPr>
-          <w:rFonts w:ascii="Consolas" w:hAnsi="Consolas" w:eastAsia="맑은 고딕"/>
-          <w:sz w:val="18"/>
-        </w:rPr>
-        <w:t>{%- endif %}</w:t>
-      </w:r>
-    </w:p>
-    <w:p/>
-    <w:p>
-      <w:r>
-        <w:rPr>
-          <w:rFonts w:ascii="Consolas" w:hAnsi="Consolas" w:eastAsia="맑은 고딕"/>
-          <w:b w:val="0"/>
-        </w:rPr>
-        <w:t>{{ }}</w:t>
-      </w:r>
-      <w:r>
-        <w:rPr>
-          <w:b w:val="0"/>
-        </w:rPr>
-        <w:t xml:space="preserve"> 로 참조한 변수를 주지 않으면 </w:t>
-      </w:r>
-      <w:r>
-        <w:rPr>
-          <w:b/>
-        </w:rPr>
-        <w:t>오류로 멈춘다.</w:t>
-      </w:r>
-      <w:r>
-        <w:rPr>
-          <w:b w:val="0"/>
-        </w:rPr>
-        <w:t xml:space="preserve"> Jinja 의 기본 동작은 빈 문자열로 조용히 채우는 것인데, 그러면 </w:t>
-      </w:r>
-      <w:r>
-        <w:rPr>
-          <w:rFonts w:ascii="Consolas" w:hAnsi="Consolas" w:eastAsia="맑은 고딕"/>
-          <w:b w:val="0"/>
-        </w:rPr>
-        <w:t>WHERE order_dt = ''</w:t>
-      </w:r>
-      <w:r>
-        <w:rPr>
-          <w:b w:val="0"/>
-        </w:rPr>
-        <w:t xml:space="preserve"> 같은 문장이 만들어져 0건을 돌려준다. 그 편이 훨씬 위험해서 그렇게 두지 않았다. 반대로 </w:t>
-      </w:r>
-      <w:r>
-        <w:rPr>
-          <w:rFonts w:ascii="Consolas" w:hAnsi="Consolas" w:eastAsia="맑은 고딕"/>
-          <w:b w:val="0"/>
-        </w:rPr>
-        <w:t>{% if var %}</w:t>
-      </w:r>
-      <w:r>
-        <w:rPr>
-          <w:b w:val="0"/>
-        </w:rPr>
-        <w:t xml:space="preserve"> 안에 넣은 조건은 변수를 주지 않으면 그 블록이 통째로 빠지므로, 선택적인 필터를 만들 때 쓰면 된다. 기본값을 템플릿에 적어 두고 싶다면 </w:t>
-      </w:r>
-      <w:r>
-        <w:rPr>
-          <w:rFonts w:ascii="Consolas" w:hAnsi="Consolas" w:eastAsia="맑은 고딕"/>
-          <w:b w:val="0"/>
-        </w:rPr>
-        <w:t>{{ var | default("2026-08-01") }}</w:t>
-      </w:r>
-      <w:r>
-        <w:rPr>
-          <w:b w:val="0"/>
-        </w:rPr>
-        <w:t xml:space="preserve"> 형태를 쓴다.</w:t>
-      </w:r>
-    </w:p>
-    <w:p>
-      <w:r>
-        <w:rPr>
-          <w:b w:val="0"/>
-        </w:rPr>
-        <w:t xml:space="preserve">값이 SQL 에 그대로 들어가므로 따옴표는 템플릿 쪽에서 책임진다. 위 예제가 </w:t>
-      </w:r>
-      <w:r>
-        <w:rPr>
-          <w:rFonts w:ascii="Consolas" w:hAnsi="Consolas" w:eastAsia="맑은 고딕"/>
-          <w:b w:val="0"/>
-        </w:rPr>
-        <w:t>'{{ dt }}'</w:t>
-      </w:r>
-      <w:r>
-        <w:rPr>
-          <w:b w:val="0"/>
-        </w:rPr>
-        <w:t xml:space="preserve"> 처럼 따옴표를 감싸 둔 이유다. 변수가 의도대로 들어갔는지 확신이 서지 않으면 </w:t>
-      </w:r>
-      <w:r>
-        <w:rPr>
-          <w:rFonts w:ascii="Consolas" w:hAnsi="Consolas" w:eastAsia="맑은 고딕"/>
-          <w:b w:val="0"/>
-        </w:rPr>
-        <w:t>--debug</w:t>
-      </w:r>
-      <w:r>
-        <w:rPr>
-          <w:b w:val="0"/>
-        </w:rPr>
-        <w:t xml:space="preserve"> 를 붙인다. </w:t>
-      </w:r>
-      <w:r>
-        <w:rPr>
-          <w:b/>
-        </w:rPr>
-        <w:t>템플릿을 채운 뒤 실제로 서버에 보내는 SQL</w:t>
-      </w:r>
-      <w:r>
-        <w:rPr>
-          <w:b w:val="0"/>
-        </w:rPr>
-        <w:t xml:space="preserve"> 을 그대로 보여 준다.</w:t>
-      </w:r>
-    </w:p>
-    <w:p>
-      <w:r>
-        <w:rPr>
-          <w:b w:val="0"/>
-        </w:rPr>
-        <w:t>파일 내용은 템플릿을 채운 뒤 그대로 실행한다. 문장을 쪼개거나 세미콜론을 떼어내지 않으므로 여러 줄로 이어진 쿼리도 주석도 작성한 그대로 서버에 전달되고, 윈도우 편집기가 붙이는 BOM 과 CRLF 만 읽는 단계에서 정리한다. BOM 이 남아 있으면 쿼리 첫 글자 앞에 보이지 않는 문자가 끼어 원인을 알기 어려운 문법 오류가 나기 때문이다.</w:t>
-      </w:r>
-    </w:p>
-    <w:p>
-      <w:pPr>
-        <w:pStyle w:val="Heading3"/>
-      </w:pPr>
-      <w:r>
-        <w:rPr>
-          <w:b w:val="0"/>
-        </w:rPr>
-        <w:t>CSV 파일의 모양</w:t>
-      </w:r>
-    </w:p>
-    <w:p>
-      <w:r>
-        <w:rPr>
-          <w:b w:val="0"/>
-        </w:rPr>
-        <w:t xml:space="preserve">기본 구분자는 </w:t>
-      </w:r>
-      <w:r>
-        <w:rPr>
-          <w:b/>
-        </w:rPr>
-        <w:t>백틱</w:t>
-      </w:r>
-      <w:r>
-        <w:rPr>
-          <w:b w:val="0"/>
-        </w:rPr>
-        <w:t>(</w:t>
-      </w:r>
-      <w:r>
-        <w:rPr>
-          <w:rFonts w:ascii="Consolas" w:hAnsi="Consolas" w:eastAsia="맑은 고딕"/>
-          <w:b w:val="0"/>
-        </w:rPr>
-        <w:t>`</w:t>
-      </w:r>
-      <w:r>
-        <w:rPr>
-          <w:b w:val="0"/>
-        </w:rPr>
-        <w:t>)이고 값을 따옴표로 감싸지 않는다. 쉼표나 큰따옴표가 값에 섞여 있어도 그대로 나가는데, 백틱은 일반적인 텍스트에 거의 나타나지 않아 따옴표 없이도 안전하기 때문이다. 이 기본값은 서비스의 스테이징 CSV 구분자(</w:t>
-      </w:r>
-      <w:r>
-        <w:rPr>
-          <w:rFonts w:ascii="Consolas" w:hAnsi="Consolas" w:eastAsia="맑은 고딕"/>
-          <w:b w:val="0"/>
-        </w:rPr>
-        <w:t>stage.csv_delimiter</w:t>
-      </w:r>
-      <w:r>
-        <w:rPr>
-          <w:b w:val="0"/>
-        </w:rPr>
-        <w:t>)와도 같다.</w:t>
-      </w:r>
-    </w:p>
-    <w:p>
-      <w:pPr>
-        <w:spacing w:after="0" w:before="0"/>
-      </w:pPr>
-      <w:r>
-        <w:rPr>
-          <w:rFonts w:ascii="Consolas" w:hAnsi="Consolas" w:eastAsia="맑은 고딕"/>
-          <w:sz w:val="18"/>
-        </w:rPr>
-        <w:t>order_id`name`amount`order_dt</w:t>
-      </w:r>
-    </w:p>
-    <w:p>
-      <w:pPr>
-        <w:spacing w:after="0" w:before="0"/>
-      </w:pPr>
-      <w:r>
-        <w:rPr>
-          <w:rFonts w:ascii="Consolas" w:hAnsi="Consolas" w:eastAsia="맑은 고딕"/>
-          <w:sz w:val="18"/>
-        </w:rPr>
-        <w:t>1`김철수`10.50`2026-08-01</w:t>
-      </w:r>
-    </w:p>
-    <w:p/>
-    <w:p>
-      <w:r>
-        <w:rPr>
-          <w:b w:val="0"/>
-        </w:rPr>
-        <w:t xml:space="preserve">바꾸고 싶다면 </w:t>
-      </w:r>
-      <w:r>
-        <w:rPr>
-          <w:rFonts w:ascii="Consolas" w:hAnsi="Consolas" w:eastAsia="맑은 고딕"/>
-          <w:b w:val="0"/>
-        </w:rPr>
-        <w:t>--delimiter ,</w:t>
-      </w:r>
-      <w:r>
-        <w:rPr>
-          <w:b w:val="0"/>
-        </w:rPr>
-        <w:t xml:space="preserve"> 로 쉼표를, </w:t>
-      </w:r>
-      <w:r>
-        <w:rPr>
-          <w:rFonts w:ascii="Consolas" w:hAnsi="Consolas" w:eastAsia="맑은 고딕"/>
-          <w:b w:val="0"/>
-        </w:rPr>
-        <w:t>--delimiter $'\t'</w:t>
-      </w:r>
-      <w:r>
-        <w:rPr>
-          <w:b w:val="0"/>
-        </w:rPr>
-        <w:t xml:space="preserve"> 로 탭을 쓴다. Impala 쪽 도구에는 </w:t>
-      </w:r>
-      <w:r>
-        <w:rPr>
-          <w:rFonts w:ascii="Consolas" w:hAnsi="Consolas" w:eastAsia="맑은 고딕"/>
-          <w:b w:val="0"/>
-        </w:rPr>
-        <w:t>--quote</w:t>
-      </w:r>
-      <w:r>
-        <w:rPr>
-          <w:b w:val="0"/>
-        </w:rPr>
-        <w:t xml:space="preserve"> 와 </w:t>
-      </w:r>
-      <w:r>
-        <w:rPr>
-          <w:rFonts w:ascii="Consolas" w:hAnsi="Consolas" w:eastAsia="맑은 고딕"/>
-          <w:b w:val="0"/>
-        </w:rPr>
-        <w:t>--escapechar</w:t>
-      </w:r>
-      <w:r>
-        <w:rPr>
-          <w:b w:val="0"/>
-        </w:rPr>
-        <w:t xml:space="preserve"> 도 있어서 필요할 때 값을 큰따옴표로 감싸거나 이스케이프 방식을 바꿀 수 있다(Greenplum 쪽에는 없다). 헤더가 필요 없으면 </w:t>
-      </w:r>
-      <w:r>
-        <w:rPr>
-          <w:rFonts w:ascii="Consolas" w:hAnsi="Consolas" w:eastAsia="맑은 고딕"/>
-          <w:b w:val="0"/>
-        </w:rPr>
-        <w:t>--no-header</w:t>
-      </w:r>
-      <w:r>
-        <w:rPr>
-          <w:b w:val="0"/>
-        </w:rPr>
-        <w:t xml:space="preserve">, NULL 을 특정 문자열로 쓰려면 </w:t>
-      </w:r>
-      <w:r>
-        <w:rPr>
-          <w:rFonts w:ascii="Consolas" w:hAnsi="Consolas" w:eastAsia="맑은 고딕"/>
-          <w:b w:val="0"/>
-        </w:rPr>
-        <w:t>--null-string '\N'</w:t>
-      </w:r>
-      <w:r>
-        <w:rPr>
-          <w:b w:val="0"/>
-        </w:rPr>
-        <w:t xml:space="preserve">, 엑셀에서 한글이 깨지면 </w:t>
-      </w:r>
-      <w:r>
-        <w:rPr>
-          <w:rFonts w:ascii="Consolas" w:hAnsi="Consolas" w:eastAsia="맑은 고딕"/>
-          <w:b w:val="0"/>
-        </w:rPr>
-        <w:t>--encoding utf-8-sig</w:t>
-      </w:r>
-      <w:r>
-        <w:rPr>
-          <w:b w:val="0"/>
-        </w:rPr>
-        <w:t xml:space="preserve"> 를 쓴다. Greenplum 외부 테이블로 읽힐 파일을 만드는 중이라면 그쪽 </w:t>
-      </w:r>
-      <w:r>
-        <w:rPr>
-          <w:rFonts w:ascii="Consolas" w:hAnsi="Consolas" w:eastAsia="맑은 고딕"/>
-          <w:b w:val="0"/>
-        </w:rPr>
-        <w:t>FORMAT</w:t>
-      </w:r>
-      <w:r>
-        <w:rPr>
-          <w:b w:val="0"/>
-        </w:rPr>
-        <w:t xml:space="preserve"> 절과 맞춰야 하는데, 흔한 조합은 이렇다.</w:t>
-      </w:r>
-    </w:p>
-    <w:p>
-      <w:pPr>
-        <w:spacing w:after="0" w:before="0"/>
-      </w:pPr>
-      <w:r>
-        <w:rPr>
-          <w:rFonts w:ascii="Consolas" w:hAnsi="Consolas" w:eastAsia="맑은 고딕"/>
-          <w:sz w:val="18"/>
-        </w:rPr>
-        <w:t>python -m tools.impala_query -f daily_orders.sql -V dt=2026-08-01 \</w:t>
-      </w:r>
-    </w:p>
-    <w:p>
-      <w:pPr>
-        <w:spacing w:after="0" w:before="0"/>
-      </w:pPr>
-      <w:r>
-        <w:rPr>
-          <w:rFonts w:ascii="Consolas" w:hAnsi="Consolas" w:eastAsia="맑은 고딕"/>
-          <w:sz w:val="18"/>
-        </w:rPr>
-        <w:t xml:space="preserve">    -o orders.csv.gz --gzip --delimiter $'\t' --null-string '\N' --no-header</w:t>
-      </w:r>
-    </w:p>
-    <w:p/>
-    <w:p>
-      <w:r>
-        <w:rPr>
-          <w:b w:val="0"/>
-        </w:rPr>
-        <w:t xml:space="preserve">한 가지 주의할 것이 있다. </w:t>
-      </w:r>
-      <w:r>
-        <w:rPr>
-          <w:b/>
-        </w:rPr>
-        <w:t>따옴표를 쓰지 않으면 값 안의 줄바꿈이 레코드를 깨뜨린다.</w:t>
-      </w:r>
-      <w:r>
-        <w:rPr>
-          <w:b w:val="0"/>
-        </w:rPr>
-        <w:t xml:space="preserve"> 자유 입력 텍스트처럼 줄바꿈이 들어갈 수 있는 컬럼을 뽑는다면 쿼리에서 </w:t>
-      </w:r>
-      <w:r>
-        <w:rPr>
-          <w:rFonts w:ascii="Consolas" w:hAnsi="Consolas" w:eastAsia="맑은 고딕"/>
-          <w:b w:val="0"/>
-        </w:rPr>
-        <w:t>regexp_replace</w:t>
-      </w:r>
-      <w:r>
-        <w:rPr>
-          <w:b w:val="0"/>
-        </w:rPr>
-        <w:t xml:space="preserve"> 로 걷어내는 편이 안전하다.</w:t>
-      </w:r>
-    </w:p>
-    <w:p>
-      <w:pPr>
-        <w:pStyle w:val="Heading2"/>
-      </w:pPr>
-      <w:r>
-        <w:rPr>
-          <w:b w:val="0"/>
-        </w:rPr>
-        <w:t>대화형 셸</w:t>
-      </w:r>
-    </w:p>
-    <w:p>
-      <w:r>
-        <w:rPr>
-          <w:b w:val="0"/>
-        </w:rPr>
-        <w:t xml:space="preserve">이것저것 둘러보며 작업할 때는 </w:t>
-      </w:r>
-      <w:r>
-        <w:rPr>
-          <w:b/>
-        </w:rPr>
-        <w:t>셸이 훨씬 편하다.</w:t>
-      </w:r>
-      <w:r>
-        <w:rPr>
-          <w:b w:val="0"/>
-        </w:rPr>
-        <w:t xml:space="preserve"> 매번 명령을 다시 치지 않아도 되기 때문이다. 설정의 접속 정보를 그대로 쓰므로 </w:t>
-      </w:r>
-      <w:r>
-        <w:rPr>
-          <w:b/>
-        </w:rPr>
-        <w:t>아무 인자 없이 바로 열린다.</w:t>
-      </w:r>
-    </w:p>
-    <w:p>
-      <w:pPr>
-        <w:spacing w:after="0" w:before="0"/>
-      </w:pPr>
-      <w:r>
-        <w:rPr>
-          <w:rFonts w:ascii="Consolas" w:hAnsi="Consolas" w:eastAsia="맑은 고딕"/>
-          <w:sz w:val="18"/>
-        </w:rPr>
-        <w:t>dw=&gt; SELECT order_dt, status, count(*)</w:t>
-      </w:r>
-    </w:p>
-    <w:p>
-      <w:pPr>
-        <w:spacing w:after="0" w:before="0"/>
-      </w:pPr>
-      <w:r>
-        <w:rPr>
-          <w:rFonts w:ascii="Consolas" w:hAnsi="Consolas" w:eastAsia="맑은 고딕"/>
-          <w:sz w:val="18"/>
-        </w:rPr>
-        <w:t>dw-&gt;   FROM staging.orders</w:t>
-      </w:r>
-    </w:p>
-    <w:p>
-      <w:pPr>
-        <w:spacing w:after="0" w:before="0"/>
-      </w:pPr>
-      <w:r>
-        <w:rPr>
-          <w:rFonts w:ascii="Consolas" w:hAnsi="Consolas" w:eastAsia="맑은 고딕"/>
-          <w:sz w:val="18"/>
-        </w:rPr>
-        <w:t>dw-&gt;  GROUP BY 1, 2;</w:t>
-      </w:r>
-    </w:p>
-    <w:p>
-      <w:pPr>
-        <w:spacing w:after="0" w:before="0"/>
-      </w:pPr>
-      <w:r>
-        <w:rPr>
-          <w:rFonts w:ascii="Consolas" w:hAnsi="Consolas" w:eastAsia="맑은 고딕"/>
-          <w:sz w:val="18"/>
-        </w:rPr>
-        <w:t>order_dt   | status   | count</w:t>
-      </w:r>
-    </w:p>
-    <w:p>
-      <w:pPr>
-        <w:spacing w:after="0" w:before="0"/>
-      </w:pPr>
-      <w:r>
-        <w:rPr>
-          <w:rFonts w:ascii="Consolas" w:hAnsi="Consolas" w:eastAsia="맑은 고딕"/>
-          <w:sz w:val="18"/>
-        </w:rPr>
-        <w:t>-----------+----------+------</w:t>
-      </w:r>
-    </w:p>
-    <w:p>
-      <w:pPr>
-        <w:spacing w:after="0" w:before="0"/>
-      </w:pPr>
-      <w:r>
-        <w:rPr>
-          <w:rFonts w:ascii="Consolas" w:hAnsi="Consolas" w:eastAsia="맑은 고딕"/>
-          <w:sz w:val="18"/>
-        </w:rPr>
-        <w:t>2026-08-01 | 결제완료 | 12</w:t>
-      </w:r>
-    </w:p>
-    <w:p>
-      <w:pPr>
-        <w:spacing w:after="0" w:before="0"/>
-      </w:pPr>
-      <w:r>
-        <w:rPr>
-          <w:rFonts w:ascii="Consolas" w:hAnsi="Consolas" w:eastAsia="맑은 고딕"/>
-          <w:sz w:val="18"/>
-        </w:rPr>
-        <w:t>2행</w:t>
-      </w:r>
-    </w:p>
-    <w:p>
-      <w:pPr>
-        <w:spacing w:after="0" w:before="0"/>
-      </w:pPr>
-      <w:r>
-        <w:rPr>
-          <w:rFonts w:ascii="Consolas" w:hAnsi="Consolas" w:eastAsia="맑은 고딕"/>
-          <w:sz w:val="18"/>
-        </w:rPr>
-        <w:t>dw=&gt;</w:t>
-      </w:r>
-    </w:p>
-    <w:p/>
-    <w:p>
-      <w:r>
-        <w:rPr>
-          <w:b w:val="0"/>
-        </w:rPr>
-        <w:t xml:space="preserve">문장은 세미콜론으로 끝낸다. 여러 줄로 이어 쓰면 프롬프트가 </w:t>
-      </w:r>
-      <w:r>
-        <w:rPr>
-          <w:rFonts w:ascii="Consolas" w:hAnsi="Consolas" w:eastAsia="맑은 고딕"/>
-          <w:b w:val="0"/>
-        </w:rPr>
-        <w:t>-&gt;</w:t>
-      </w:r>
-      <w:r>
-        <w:rPr>
-          <w:b w:val="0"/>
-        </w:rPr>
-        <w:t xml:space="preserve"> 로 바뀌고, 따옴표나 주석 안의 세미콜론은 문장 끝으로 세지 않는다. </w:t>
-      </w:r>
-      <w:r>
-        <w:rPr>
-          <w:rFonts w:ascii="Consolas" w:hAnsi="Consolas" w:eastAsia="맑은 고딕"/>
-          <w:b w:val="0"/>
-        </w:rPr>
-        <w:t>$$ ... $$</w:t>
-      </w:r>
-      <w:r>
-        <w:rPr>
-          <w:b w:val="0"/>
-        </w:rPr>
-        <w:t xml:space="preserve"> 로 인용된 함수 본문도 통째로 넘기므로 </w:t>
-      </w:r>
-      <w:r>
-        <w:rPr>
-          <w:rFonts w:ascii="Consolas" w:hAnsi="Consolas" w:eastAsia="맑은 고딕"/>
-          <w:b w:val="0"/>
-        </w:rPr>
-        <w:t>CREATE FUNCTION</w:t>
-      </w:r>
-      <w:r>
-        <w:rPr>
-          <w:b w:val="0"/>
-        </w:rPr>
-        <w:t xml:space="preserve"> 을 그대로 붙여 넣을 수 있다.</w:t>
-      </w:r>
-    </w:p>
-    <w:p>
-      <w:r>
-        <w:rPr>
-          <w:rFonts w:ascii="Consolas" w:hAnsi="Consolas" w:eastAsia="맑은 고딕"/>
-          <w:b w:val="0"/>
-        </w:rPr>
-        <w:t>\?</w:t>
-      </w:r>
-      <w:r>
-        <w:rPr>
-          <w:b w:val="0"/>
-        </w:rPr>
-        <w:t xml:space="preserve"> 를 치면 메타 명령 목록이 나온다. 자주 쓰게 되는 것은 몇 개 안 된다. </w:t>
-      </w:r>
-      <w:r>
-        <w:rPr>
-          <w:rFonts w:ascii="Consolas" w:hAnsi="Consolas" w:eastAsia="맑은 고딕"/>
-          <w:b w:val="0"/>
-        </w:rPr>
-        <w:t>\q</w:t>
-      </w:r>
-      <w:r>
-        <w:rPr>
-          <w:b w:val="0"/>
-        </w:rPr>
-        <w:t xml:space="preserve"> 로 나가고(</w:t>
-      </w:r>
-      <w:r>
-        <w:rPr>
-          <w:rFonts w:ascii="Consolas" w:hAnsi="Consolas" w:eastAsia="맑은 고딕"/>
-          <w:b w:val="0"/>
-        </w:rPr>
-        <w:t>Ctrl-D</w:t>
-      </w:r>
-      <w:r>
-        <w:rPr>
-          <w:b w:val="0"/>
-        </w:rPr>
-        <w:t xml:space="preserve"> 도 같다), </w:t>
-      </w:r>
-      <w:r>
-        <w:rPr>
-          <w:rFonts w:ascii="Consolas" w:hAnsi="Consolas" w:eastAsia="맑은 고딕"/>
-          <w:b w:val="0"/>
-        </w:rPr>
-        <w:t>\dt</w:t>
-      </w:r>
-      <w:r>
-        <w:rPr>
-          <w:b w:val="0"/>
-        </w:rPr>
-        <w:t xml:space="preserve"> 로 테이블 목록을, </w:t>
-      </w:r>
-      <w:r>
-        <w:rPr>
-          <w:rFonts w:ascii="Consolas" w:hAnsi="Consolas" w:eastAsia="맑은 고딕"/>
-          <w:b w:val="0"/>
-        </w:rPr>
-        <w:t>\d 테이블</w:t>
-      </w:r>
-      <w:r>
-        <w:rPr>
-          <w:b w:val="0"/>
-        </w:rPr>
-        <w:t xml:space="preserve"> 로 컬럼 정보를 보고, </w:t>
-      </w:r>
-      <w:r>
-        <w:rPr>
-          <w:rFonts w:ascii="Consolas" w:hAnsi="Consolas" w:eastAsia="맑은 고딕"/>
-          <w:b w:val="0"/>
-        </w:rPr>
-        <w:t>\ddl 테이블</w:t>
-      </w:r>
-      <w:r>
-        <w:rPr>
-          <w:b w:val="0"/>
-        </w:rPr>
-        <w:t xml:space="preserve"> 로 생성문을 본다. </w:t>
-      </w:r>
-      <w:r>
-        <w:rPr>
-          <w:rFonts w:ascii="Consolas" w:hAnsi="Consolas" w:eastAsia="맑은 고딕"/>
-          <w:b w:val="0"/>
-        </w:rPr>
-        <w:t>\timing</w:t>
-      </w:r>
-      <w:r>
-        <w:rPr>
-          <w:b w:val="0"/>
-        </w:rPr>
-        <w:t xml:space="preserve"> 은 문장별 소요 시간 표시를 켜고 끄며, </w:t>
-      </w:r>
-      <w:r>
-        <w:rPr>
-          <w:rFonts w:ascii="Consolas" w:hAnsi="Consolas" w:eastAsia="맑은 고딕"/>
-          <w:b w:val="0"/>
-        </w:rPr>
-        <w:t>\x</w:t>
-      </w:r>
-      <w:r>
-        <w:rPr>
-          <w:b w:val="0"/>
-        </w:rPr>
-        <w:t xml:space="preserve"> 는 컬럼이 많을 때 세로 출력으로 바꾼다. </w:t>
-      </w:r>
-      <w:r>
-        <w:rPr>
-          <w:rFonts w:ascii="Consolas" w:hAnsi="Consolas" w:eastAsia="맑은 고딕"/>
-          <w:b w:val="0"/>
-        </w:rPr>
-        <w:t>\o 파일.csv</w:t>
-      </w:r>
-      <w:r>
-        <w:rPr>
-          <w:b w:val="0"/>
-        </w:rPr>
-        <w:t xml:space="preserve"> 로 결과를 파일에 받다가 </w:t>
-      </w:r>
-      <w:r>
-        <w:rPr>
-          <w:rFonts w:ascii="Consolas" w:hAnsi="Consolas" w:eastAsia="맑은 고딕"/>
-          <w:b w:val="0"/>
-        </w:rPr>
-        <w:t>\o</w:t>
-      </w:r>
-      <w:r>
-        <w:rPr>
-          <w:b w:val="0"/>
-        </w:rPr>
-        <w:t xml:space="preserve"> 만 치면 다시 화면으로 돌아온다.</w:t>
-      </w:r>
-    </w:p>
-    <w:p>
-      <w:r>
-        <w:rPr>
-          <w:rFonts w:ascii="Consolas" w:hAnsi="Consolas" w:eastAsia="맑은 고딕"/>
-          <w:b w:val="0"/>
-        </w:rPr>
-        <w:t>\set</w:t>
-      </w:r>
-      <w:r>
-        <w:rPr>
-          <w:b w:val="0"/>
-        </w:rPr>
-        <w:t xml:space="preserve"> 과 </w:t>
-      </w:r>
-      <w:r>
-        <w:rPr>
-          <w:rFonts w:ascii="Consolas" w:hAnsi="Consolas" w:eastAsia="맑은 고딕"/>
-          <w:b w:val="0"/>
-        </w:rPr>
-        <w:t>\i</w:t>
-      </w:r>
-      <w:r>
-        <w:rPr>
-          <w:b w:val="0"/>
-        </w:rPr>
-        <w:t xml:space="preserve"> 를 합치면 SQL 디렉터리의 템플릿을 셸에서 그대로 쓸 수 있다. 변수를 한 번 정해 두면 </w:t>
-      </w:r>
-      <w:r>
-        <w:rPr>
-          <w:rFonts w:ascii="Consolas" w:hAnsi="Consolas" w:eastAsia="맑은 고딕"/>
-          <w:b w:val="0"/>
-        </w:rPr>
-        <w:t>--var</w:t>
-      </w:r>
-      <w:r>
-        <w:rPr>
-          <w:b w:val="0"/>
-        </w:rPr>
-        <w:t xml:space="preserve"> 로 준 것과 같은 값이 채워진다.</w:t>
-      </w:r>
-    </w:p>
-    <w:p>
-      <w:pPr>
-        <w:spacing w:after="0" w:before="0"/>
-      </w:pPr>
-      <w:r>
-        <w:rPr>
-          <w:rFonts w:ascii="Consolas" w:hAnsi="Consolas" w:eastAsia="맑은 고딕"/>
-          <w:sz w:val="18"/>
-        </w:rPr>
-        <w:t>dw=&gt; \set dt 2026-08-01</w:t>
-      </w:r>
-    </w:p>
-    <w:p>
-      <w:pPr>
-        <w:spacing w:after="0" w:before="0"/>
-      </w:pPr>
-      <w:r>
-        <w:rPr>
-          <w:rFonts w:ascii="Consolas" w:hAnsi="Consolas" w:eastAsia="맑은 고딕"/>
-          <w:sz w:val="18"/>
-        </w:rPr>
-        <w:t>dw=&gt; \i order_summary.sql</w:t>
-      </w:r>
-    </w:p>
-    <w:p/>
-    <w:p>
-      <w:r>
-        <w:rPr>
-          <w:b/>
-        </w:rPr>
-        <w:t>셸은 기본이 autocommit 이다.</w:t>
-      </w:r>
-      <w:r>
-        <w:rPr>
-          <w:b w:val="0"/>
-        </w:rPr>
-        <w:t xml:space="preserve"> 문장마다 바로 반영된다. 세션이 길어지는데 한 트랜잭션으로 묶어 두면 잠금이 계속 유지되기 때문인데, 덕분에 </w:t>
-      </w:r>
-      <w:r>
-        <w:rPr>
-          <w:rFonts w:ascii="Consolas" w:hAnsi="Consolas" w:eastAsia="맑은 고딕"/>
-          <w:b w:val="0"/>
-        </w:rPr>
-        <w:t>VACUUM</w:t>
-      </w:r>
-      <w:r>
-        <w:rPr>
-          <w:b w:val="0"/>
-        </w:rPr>
-        <w:t xml:space="preserve"> 처럼 트랜잭션 블록 안에서 못 도는 문장도 셸에서는 실행된다. 묶고 싶으면 </w:t>
-      </w:r>
-      <w:r>
-        <w:rPr>
-          <w:rFonts w:ascii="Consolas" w:hAnsi="Consolas" w:eastAsia="맑은 고딕"/>
-          <w:b w:val="0"/>
-        </w:rPr>
-        <w:t>\begin</w:t>
-      </w:r>
-      <w:r>
-        <w:rPr>
-          <w:b w:val="0"/>
-        </w:rPr>
-        <w:t xml:space="preserve"> 으로 시작해 </w:t>
-      </w:r>
-      <w:r>
-        <w:rPr>
-          <w:rFonts w:ascii="Consolas" w:hAnsi="Consolas" w:eastAsia="맑은 고딕"/>
-          <w:b w:val="0"/>
-        </w:rPr>
-        <w:t>\commit</w:t>
-      </w:r>
-      <w:r>
-        <w:rPr>
-          <w:b w:val="0"/>
-        </w:rPr>
-        <w:t xml:space="preserve"> 이나 </w:t>
-      </w:r>
-      <w:r>
-        <w:rPr>
-          <w:rFonts w:ascii="Consolas" w:hAnsi="Consolas" w:eastAsia="맑은 고딕"/>
-          <w:b w:val="0"/>
-        </w:rPr>
-        <w:t>\rollback</w:t>
-      </w:r>
-      <w:r>
-        <w:rPr>
-          <w:b w:val="0"/>
-        </w:rPr>
-        <w:t xml:space="preserve"> 으로 끝낸다.</w:t>
-      </w:r>
-    </w:p>
-    <w:p>
-      <w:r>
-        <w:rPr>
-          <w:b w:val="0"/>
-        </w:rPr>
-        <w:t xml:space="preserve">문장 하나가 실패해도 셸은 끝나지 않는다. Greenplum 이면 실패한 트랜잭션을 정리해 주므로 이후 문장이 계속 거부되는 상황도 생기지 않는다. 오래 걸리는 문장은 </w:t>
-      </w:r>
-      <w:r>
-        <w:rPr>
-          <w:rFonts w:ascii="Consolas" w:hAnsi="Consolas" w:eastAsia="맑은 고딕"/>
-          <w:b w:val="0"/>
-        </w:rPr>
-        <w:t>Ctrl-C</w:t>
-      </w:r>
-      <w:r>
-        <w:rPr>
-          <w:b w:val="0"/>
-        </w:rPr>
-        <w:t xml:space="preserve"> 로 취소한다. 서버에 취소를 요청하는 것이라 즉시 끝나지 않을 수 있지만 셸은 그대로 살아 있다.</w:t>
-      </w:r>
-    </w:p>
-    <w:p>
-      <w:r>
-        <w:rPr>
-          <w:rFonts w:ascii="Consolas" w:hAnsi="Consolas" w:eastAsia="맑은 고딕"/>
-          <w:b w:val="0"/>
-        </w:rPr>
-        <w:t>Tab</w:t>
-      </w:r>
-      <w:r>
-        <w:rPr>
-          <w:b w:val="0"/>
-        </w:rPr>
-        <w:t xml:space="preserve"> 을 누르면 메타 명령과 테이블 이름, SQL 키워드를 완성한다. </w:t>
-      </w:r>
-      <w:r>
-        <w:rPr>
-          <w:b/>
-        </w:rPr>
-        <w:t>테이블 이름이 키워드보다 먼저 나온다.</w:t>
-      </w:r>
-      <w:r>
-        <w:rPr>
-          <w:b w:val="0"/>
-        </w:rPr>
-        <w:t xml:space="preserve"> 키워드는 외우고 있지만 테이블 이름은 그렇지 않기 때문이다. 테이블 목록은 처음 </w:t>
-      </w:r>
-      <w:r>
-        <w:rPr>
-          <w:rFonts w:ascii="Consolas" w:hAnsi="Consolas" w:eastAsia="맑은 고딕"/>
-          <w:b w:val="0"/>
-        </w:rPr>
-        <w:t>Tab</w:t>
-      </w:r>
-      <w:r>
-        <w:rPr>
-          <w:b w:val="0"/>
-        </w:rPr>
-        <w:t xml:space="preserve"> 을 누를 때 한 번만 받아 두므로, 방금 만든 테이블이 안 보이면 </w:t>
-      </w:r>
-      <w:r>
-        <w:rPr>
-          <w:rFonts w:ascii="Consolas" w:hAnsi="Consolas" w:eastAsia="맑은 고딕"/>
-          <w:b w:val="0"/>
-        </w:rPr>
-        <w:t>\dt</w:t>
-      </w:r>
-      <w:r>
-        <w:rPr>
-          <w:b w:val="0"/>
-        </w:rPr>
-        <w:t xml:space="preserve"> 를 한 번 실행한다. 목록과 함께 캐시도 갱신된다.</w:t>
-      </w:r>
-    </w:p>
-    <w:p>
-      <w:r>
-        <w:rPr>
-          <w:b w:val="0"/>
-        </w:rPr>
-        <w:t xml:space="preserve">결과가 터미널 높이를 넘으면 페이저로 넘어간다. </w:t>
-      </w:r>
-      <w:r>
-        <w:rPr>
-          <w:rFonts w:ascii="Consolas" w:hAnsi="Consolas" w:eastAsia="맑은 고딕"/>
-          <w:b w:val="0"/>
-        </w:rPr>
-        <w:t>$PAGER</w:t>
-      </w:r>
-      <w:r>
-        <w:rPr>
-          <w:b w:val="0"/>
-        </w:rPr>
-        <w:t xml:space="preserve"> 가 있으면 그것을, 없으면 </w:t>
-      </w:r>
-      <w:r>
-        <w:rPr>
-          <w:rFonts w:ascii="Consolas" w:hAnsi="Consolas" w:eastAsia="맑은 고딕"/>
-          <w:b w:val="0"/>
-        </w:rPr>
-        <w:t>less -FRSX</w:t>
-      </w:r>
-      <w:r>
-        <w:rPr>
-          <w:b w:val="0"/>
-        </w:rPr>
-        <w:t xml:space="preserve"> 를 쓴다. </w:t>
-      </w:r>
-      <w:r>
-        <w:rPr>
-          <w:b/>
-        </w:rPr>
-        <w:t xml:space="preserve">나갈 때는 </w:t>
-      </w:r>
-      <w:r>
-        <w:rPr>
-          <w:rFonts w:ascii="Consolas" w:hAnsi="Consolas" w:eastAsia="맑은 고딕"/>
-          <w:b/>
-        </w:rPr>
-        <w:t>q</w:t>
-      </w:r>
-      <w:r>
-        <w:rPr>
-          <w:b w:val="0"/>
-        </w:rPr>
-        <w:t xml:space="preserve"> 다. </w:t>
-      </w:r>
-      <w:r>
-        <w:rPr>
-          <w:rFonts w:ascii="Consolas" w:hAnsi="Consolas" w:eastAsia="맑은 고딕"/>
-          <w:b w:val="0"/>
-        </w:rPr>
-        <w:t>Space</w:t>
-      </w:r>
-      <w:r>
-        <w:rPr>
-          <w:b w:val="0"/>
-        </w:rPr>
-        <w:t xml:space="preserve"> 와 </w:t>
-      </w:r>
-      <w:r>
-        <w:rPr>
-          <w:rFonts w:ascii="Consolas" w:hAnsi="Consolas" w:eastAsia="맑은 고딕"/>
-          <w:b w:val="0"/>
-        </w:rPr>
-        <w:t>b</w:t>
-      </w:r>
-      <w:r>
-        <w:rPr>
-          <w:b w:val="0"/>
-        </w:rPr>
-        <w:t xml:space="preserve"> 로 한 화면씩 오르내리고, 컬럼이 많아 오른쪽이 잘릴 때는 좌우 화살표로 스크롤하며, </w:t>
-      </w:r>
-      <w:r>
-        <w:rPr>
-          <w:rFonts w:ascii="Consolas" w:hAnsi="Consolas" w:eastAsia="맑은 고딕"/>
-          <w:b w:val="0"/>
-        </w:rPr>
-        <w:t>g</w:t>
-      </w:r>
-      <w:r>
-        <w:rPr>
-          <w:b w:val="0"/>
-        </w:rPr>
-        <w:t xml:space="preserve"> 와 </w:t>
-      </w:r>
-      <w:r>
-        <w:rPr>
-          <w:rFonts w:ascii="Consolas" w:hAnsi="Consolas" w:eastAsia="맑은 고딕"/>
-          <w:b w:val="0"/>
-        </w:rPr>
-        <w:t>G</w:t>
-      </w:r>
-      <w:r>
-        <w:rPr>
-          <w:b w:val="0"/>
-        </w:rPr>
-        <w:t xml:space="preserve"> 로 맨 위와 맨 아래로 간다. </w:t>
-      </w:r>
-      <w:r>
-        <w:rPr>
-          <w:rFonts w:ascii="Consolas" w:hAnsi="Consolas" w:eastAsia="맑은 고딕"/>
-          <w:b w:val="0"/>
-        </w:rPr>
-        <w:t>/단어</w:t>
-      </w:r>
-      <w:r>
-        <w:rPr>
-          <w:b w:val="0"/>
-        </w:rPr>
-        <w:t xml:space="preserve"> 로 검색하고 </w:t>
-      </w:r>
-      <w:r>
-        <w:rPr>
-          <w:rFonts w:ascii="Consolas" w:hAnsi="Consolas" w:eastAsia="맑은 고딕"/>
-          <w:b w:val="0"/>
-        </w:rPr>
-        <w:t>n</w:t>
-      </w:r>
-      <w:r>
-        <w:rPr>
-          <w:b w:val="0"/>
-        </w:rPr>
-        <w:t xml:space="preserve"> 으로 다음을 찾는다. 매번 페이저를 거치는 것이 성가시면 </w:t>
-      </w:r>
-      <w:r>
-        <w:rPr>
-          <w:rFonts w:ascii="Consolas" w:hAnsi="Consolas" w:eastAsia="맑은 고딕"/>
-          <w:b w:val="0"/>
-        </w:rPr>
-        <w:t>\pager off</w:t>
-      </w:r>
-      <w:r>
-        <w:rPr>
-          <w:b w:val="0"/>
-        </w:rPr>
-        <w:t xml:space="preserve"> 로 끈다.</w:t>
-      </w:r>
-    </w:p>
-    <w:p>
-      <w:r>
-        <w:rPr>
-          <w:b w:val="0"/>
-        </w:rPr>
-        <w:t xml:space="preserve">다른 데서 복사해 온 긴 쿼리는 </w:t>
-      </w:r>
-      <w:r>
-        <w:rPr>
-          <w:rFonts w:ascii="Consolas" w:hAnsi="Consolas" w:eastAsia="맑은 고딕"/>
-          <w:b w:val="0"/>
-        </w:rPr>
-        <w:t>\paste</w:t>
-      </w:r>
-      <w:r>
-        <w:rPr>
-          <w:b w:val="0"/>
-        </w:rPr>
-        <w:t xml:space="preserve"> 로 통째로 붙여 넣는 편이 안전하다(</w:t>
-      </w:r>
-      <w:r>
-        <w:rPr>
-          <w:rFonts w:ascii="Consolas" w:hAnsi="Consolas" w:eastAsia="맑은 고딕"/>
-          <w:b w:val="0"/>
-        </w:rPr>
-        <w:t>spark-shell</w:t>
-      </w:r>
-      <w:r>
-        <w:rPr>
-          <w:b w:val="0"/>
-        </w:rPr>
-        <w:t xml:space="preserve"> 습관대로 </w:t>
-      </w:r>
-      <w:r>
-        <w:rPr>
-          <w:rFonts w:ascii="Consolas" w:hAnsi="Consolas" w:eastAsia="맑은 고딕"/>
-          <w:b w:val="0"/>
-        </w:rPr>
-        <w:t>:paste</w:t>
-      </w:r>
-      <w:r>
-        <w:rPr>
-          <w:b w:val="0"/>
-        </w:rPr>
-        <w:t xml:space="preserve"> 라고 쳐도 된다). </w:t>
-      </w:r>
-      <w:r>
-        <w:rPr>
-          <w:rFonts w:ascii="Consolas" w:hAnsi="Consolas" w:eastAsia="맑은 고딕"/>
-          <w:b w:val="0"/>
-        </w:rPr>
-        <w:t>Ctrl-D</w:t>
-      </w:r>
-      <w:r>
-        <w:rPr>
-          <w:b w:val="0"/>
-        </w:rPr>
-        <w:t xml:space="preserve"> 나 </w:t>
-      </w:r>
-      <w:r>
-        <w:rPr>
-          <w:rFonts w:ascii="Consolas" w:hAnsi="Consolas" w:eastAsia="맑은 고딕"/>
-          <w:b w:val="0"/>
-        </w:rPr>
-        <w:t>\.</w:t>
-      </w:r>
-      <w:r>
-        <w:rPr>
-          <w:b w:val="0"/>
-        </w:rPr>
-        <w:t xml:space="preserve"> 만 있는 줄로 끝낸다. 붙여넣기 모드에서는 세미콜론이 없어도 되고, </w:t>
-      </w:r>
-      <w:r>
-        <w:rPr>
-          <w:rFonts w:ascii="Consolas" w:hAnsi="Consolas" w:eastAsia="맑은 고딕"/>
-          <w:b w:val="0"/>
-        </w:rPr>
-        <w:t>\</w:t>
-      </w:r>
-      <w:r>
-        <w:rPr>
-          <w:b w:val="0"/>
-        </w:rPr>
-        <w:t xml:space="preserve"> 로 시작하는 줄이 메타 명령으로 잡히지 않는다.</w:t>
-      </w:r>
-    </w:p>
-    <w:p>
-      <w:r>
-        <w:rPr>
-          <w:b w:val="0"/>
-        </w:rPr>
-        <w:t xml:space="preserve">파이프로도 쓴다. 터미널이 아니면 프롬프트와 히스토리를 끄고 순서대로 실행한다. 히스토리는 </w:t>
-      </w:r>
-      <w:r>
-        <w:rPr>
-          <w:rFonts w:ascii="Consolas" w:hAnsi="Consolas" w:eastAsia="맑은 고딕"/>
-          <w:b w:val="0"/>
-        </w:rPr>
-        <w:t>~/.impala-to-whpg/</w:t>
-      </w:r>
-      <w:r>
-        <w:rPr>
-          <w:b w:val="0"/>
-        </w:rPr>
-        <w:t xml:space="preserve"> 아래에 엔진별로 남는다(디렉터리 이름은 이 도구가 유래한 저장소 이름을 그대로 쓴다). 쿼리에 값이 그대로 들어 있어서 저장소 안에 두지 않는다.</w:t>
-      </w:r>
-    </w:p>
-    <w:p>
-      <w:pPr>
-        <w:pStyle w:val="Heading2"/>
-      </w:pPr>
-      <w:r>
-        <w:rPr>
-          <w:b w:val="0"/>
-        </w:rPr>
-        <w:t>S3 에 파일 올리고 내리기</w:t>
-      </w:r>
-    </w:p>
-    <w:p>
-      <w:r>
-        <w:rPr>
-          <w:rFonts w:ascii="Consolas" w:hAnsi="Consolas" w:eastAsia="맑은 고딕"/>
-          <w:b w:val="0"/>
-        </w:rPr>
-        <w:t>s3-ops</w:t>
-      </w:r>
-      <w:r>
-        <w:rPr>
-          <w:b w:val="0"/>
-        </w:rPr>
-        <w:t xml:space="preserve"> 는 </w:t>
-      </w:r>
-      <w:r>
-        <w:rPr>
-          <w:rFonts w:ascii="Consolas" w:hAnsi="Consolas" w:eastAsia="맑은 고딕"/>
-          <w:b w:val="0"/>
-        </w:rPr>
-        <w:t>git</w:t>
-      </w:r>
-      <w:r>
-        <w:rPr>
-          <w:b w:val="0"/>
-        </w:rPr>
-        <w:t xml:space="preserve"> 처럼 </w:t>
-      </w:r>
-      <w:r>
-        <w:rPr>
-          <w:b/>
-        </w:rPr>
-        <w:t>하위 명령</w:t>
-      </w:r>
-      <w:r>
-        <w:rPr>
-          <w:b w:val="0"/>
-        </w:rPr>
-        <w:t>을 붙여 쓰는 구조다(</w:t>
-      </w:r>
-      <w:r>
-        <w:rPr>
-          <w:rFonts w:ascii="Consolas" w:hAnsi="Consolas" w:eastAsia="맑은 고딕"/>
-          <w:b w:val="0"/>
-        </w:rPr>
-        <w:t>ls</w:t>
-      </w:r>
-      <w:r>
-        <w:rPr>
-          <w:b w:val="0"/>
-        </w:rPr>
-        <w:t>·</w:t>
-      </w:r>
-      <w:r>
-        <w:rPr>
-          <w:rFonts w:ascii="Consolas" w:hAnsi="Consolas" w:eastAsia="맑은 고딕"/>
-          <w:b w:val="0"/>
-        </w:rPr>
-        <w:t>upload</w:t>
-      </w:r>
-      <w:r>
-        <w:rPr>
-          <w:b w:val="0"/>
-        </w:rPr>
-        <w:t>·</w:t>
-      </w:r>
-      <w:r>
-        <w:rPr>
-          <w:rFonts w:ascii="Consolas" w:hAnsi="Consolas" w:eastAsia="맑은 고딕"/>
-          <w:b w:val="0"/>
-        </w:rPr>
-        <w:t>rm</w:t>
-      </w:r>
-      <w:r>
-        <w:rPr>
-          <w:b w:val="0"/>
-        </w:rPr>
-        <w:t xml:space="preserve"> 같은 것들).</w:t>
-      </w:r>
-    </w:p>
-    <w:p>
-      <w:r>
-        <w:rPr>
-          <w:b/>
-        </w:rPr>
-        <w:t>여기서 순서를 조심한다.</w:t>
-      </w:r>
-      <w:r>
-        <w:rPr>
-          <w:b w:val="0"/>
-        </w:rPr>
-        <w:t xml:space="preserve"> 접속에 관한 옵션은 모든 하위 명령에 공통이라 </w:t>
-      </w:r>
-      <w:r>
-        <w:rPr>
-          <w:b/>
-        </w:rPr>
-        <w:t>하위 명령 앞에</w:t>
-      </w:r>
-      <w:r>
-        <w:rPr>
-          <w:b w:val="0"/>
-        </w:rPr>
-        <w:t xml:space="preserve"> 와야 한다.</w:t>
-      </w:r>
-    </w:p>
-    <w:p>
-      <w:r>
-        <w:rPr>
-          <w:b w:val="0"/>
-        </w:rPr>
-        <w:t xml:space="preserve">설정에 기본 버킷이 지정돼 있으면 </w:t>
-      </w:r>
-      <w:r>
-        <w:rPr>
-          <w:rFonts w:ascii="Consolas" w:hAnsi="Consolas" w:eastAsia="맑은 고딕"/>
-          <w:b w:val="0"/>
-        </w:rPr>
-        <w:t>s3://</w:t>
-      </w:r>
-      <w:r>
-        <w:rPr>
-          <w:b w:val="0"/>
-        </w:rPr>
-        <w:t xml:space="preserve"> 를 빼고 키만 줘도 된다.</w:t>
-      </w:r>
-    </w:p>
-    <w:p>
-      <w:pPr>
-        <w:spacing w:after="0" w:before="0"/>
-      </w:pPr>
-      <w:r>
-        <w:rPr>
-          <w:rFonts w:ascii="Consolas" w:hAnsi="Consolas" w:eastAsia="맑은 고딕"/>
-          <w:sz w:val="18"/>
-        </w:rPr>
-        <w:t>bin/s3-ops ls       s3://dw-stage/dqe-stage/</w:t>
-      </w:r>
-    </w:p>
-    <w:p>
-      <w:pPr>
-        <w:spacing w:after="0" w:before="0"/>
-      </w:pPr>
-      <w:r>
-        <w:rPr>
-          <w:rFonts w:ascii="Consolas" w:hAnsi="Consolas" w:eastAsia="맑은 고딕"/>
-          <w:sz w:val="18"/>
-        </w:rPr>
-        <w:t>bin/s3-ops ls       dqe-stage/job_abc123/            # 설정의 기본 버킷 사용</w:t>
-      </w:r>
-    </w:p>
-    <w:p>
-      <w:pPr>
-        <w:spacing w:after="0" w:before="0"/>
-      </w:pPr>
-      <w:r>
-        <w:rPr>
-          <w:rFonts w:ascii="Consolas" w:hAnsi="Consolas" w:eastAsia="맑은 고딕"/>
-          <w:sz w:val="18"/>
-        </w:rPr>
-        <w:t>bin/s3-ops upload   orders.csv s3://dw-stage/orders/</w:t>
-      </w:r>
-    </w:p>
-    <w:p>
-      <w:pPr>
-        <w:spacing w:after="0" w:before="0"/>
-      </w:pPr>
-      <w:r>
-        <w:rPr>
-          <w:rFonts w:ascii="Consolas" w:hAnsi="Consolas" w:eastAsia="맑은 고딕"/>
-          <w:sz w:val="18"/>
-        </w:rPr>
-        <w:t>bin/s3-ops upload   ./out/ s3://dw-stage/orders/2026-08-01/ --recursive</w:t>
-      </w:r>
-    </w:p>
-    <w:p>
-      <w:pPr>
-        <w:spacing w:after="0" w:before="0"/>
-      </w:pPr>
-      <w:r>
-        <w:rPr>
-          <w:rFonts w:ascii="Consolas" w:hAnsi="Consolas" w:eastAsia="맑은 고딕"/>
-          <w:sz w:val="18"/>
-        </w:rPr>
-        <w:t>bin/s3-ops download s3://dw-stage/orders/2026-08-01/ ./out/ --recursive</w:t>
-      </w:r>
-    </w:p>
-    <w:p>
-      <w:pPr>
-        <w:spacing w:after="0" w:before="0"/>
-      </w:pPr>
-      <w:r>
-        <w:rPr>
-          <w:rFonts w:ascii="Consolas" w:hAnsi="Consolas" w:eastAsia="맑은 고딕"/>
-          <w:sz w:val="18"/>
-        </w:rPr>
-        <w:t>bin/s3-ops cp       s3://dw-stage/orders/a.csv s3://dw-stage/archive/</w:t>
-      </w:r>
-    </w:p>
-    <w:p>
-      <w:pPr>
-        <w:spacing w:after="0" w:before="0"/>
-      </w:pPr>
-      <w:r>
-        <w:rPr>
-          <w:rFonts w:ascii="Consolas" w:hAnsi="Consolas" w:eastAsia="맑은 고딕"/>
-          <w:sz w:val="18"/>
-        </w:rPr>
-        <w:t>bin/s3-ops mv       s3://dw-stage/orders/2026-08-01/ s3://dw-stage/archive/2026-08-01/ -r</w:t>
-      </w:r>
-    </w:p>
-    <w:p>
-      <w:pPr>
-        <w:spacing w:after="0" w:before="0"/>
-      </w:pPr>
-      <w:r>
-        <w:rPr>
-          <w:rFonts w:ascii="Consolas" w:hAnsi="Consolas" w:eastAsia="맑은 고딕"/>
-          <w:sz w:val="18"/>
-        </w:rPr>
-        <w:t>bin/s3-ops rm       s3://dw-stage/orders/orders.csv --yes</w:t>
-      </w:r>
-    </w:p>
-    <w:p>
-      <w:pPr>
-        <w:spacing w:after="0" w:before="0"/>
-      </w:pPr>
-      <w:r>
-        <w:rPr>
-          <w:rFonts w:ascii="Consolas" w:hAnsi="Consolas" w:eastAsia="맑은 고딕"/>
-          <w:sz w:val="18"/>
-        </w:rPr>
-        <w:t>bin/s3-ops rmdir    s3://dw-stage/dqe-stage/job_abc123/ --yes</w:t>
-      </w:r>
-    </w:p>
-    <w:p/>
-    <w:p>
-      <w:r>
-        <w:rPr>
-          <w:b w:val="0"/>
-        </w:rPr>
-        <w:t xml:space="preserve">올린 파일이 제대로 생겼는지 확인할 때 </w:t>
-      </w:r>
-      <w:r>
-        <w:rPr>
-          <w:rFonts w:ascii="Consolas" w:hAnsi="Consolas" w:eastAsia="맑은 고딕"/>
-          <w:b w:val="0"/>
-        </w:rPr>
-        <w:t>head</w:t>
-      </w:r>
-      <w:r>
-        <w:rPr>
-          <w:b w:val="0"/>
-        </w:rPr>
-        <w:t xml:space="preserve"> 가 유용하다. 앞부분만 </w:t>
-      </w:r>
-      <w:r>
-        <w:rPr>
-          <w:rFonts w:ascii="Consolas" w:hAnsi="Consolas" w:eastAsia="맑은 고딕"/>
-          <w:b w:val="0"/>
-        </w:rPr>
-        <w:t>Range</w:t>
-      </w:r>
-      <w:r>
-        <w:rPr>
-          <w:b w:val="0"/>
-        </w:rPr>
-        <w:t xml:space="preserve"> 로 받아 보여 주므로 큰 파일도 부담이 없고 </w:t>
-      </w:r>
-      <w:r>
-        <w:rPr>
-          <w:rFonts w:ascii="Consolas" w:hAnsi="Consolas" w:eastAsia="맑은 고딕"/>
-          <w:b w:val="0"/>
-        </w:rPr>
-        <w:t>.gz</w:t>
-      </w:r>
-      <w:r>
-        <w:rPr>
-          <w:b w:val="0"/>
-        </w:rPr>
-        <w:t xml:space="preserve"> 는 알아서 푼다. </w:t>
-      </w:r>
-      <w:r>
-        <w:rPr>
-          <w:b/>
-        </w:rPr>
-        <w:t>구분자와 NULL 표기, 인코딩이 의도대로인지</w:t>
-      </w:r>
-      <w:r>
-        <w:rPr>
-          <w:b w:val="0"/>
-        </w:rPr>
-        <w:t xml:space="preserve"> 여기서 바로 드러나므로, </w:t>
-      </w:r>
-      <w:r>
-        <w:rPr>
-          <w:rFonts w:ascii="Consolas" w:hAnsi="Consolas" w:eastAsia="맑은 고딕"/>
-          <w:b w:val="0"/>
-        </w:rPr>
-        <w:t>s3_stage</w:t>
-      </w:r>
-      <w:r>
-        <w:rPr>
-          <w:b w:val="0"/>
-        </w:rPr>
-        <w:t xml:space="preserve"> 작업이 Phase 2 에서 깨졌을 때 가장 먼저 볼 자리이기도 하다.</w:t>
-      </w:r>
-    </w:p>
-    <w:p>
-      <w:pPr>
-        <w:spacing w:after="0" w:before="0"/>
-      </w:pPr>
-      <w:r>
-        <w:rPr>
-          <w:rFonts w:ascii="Consolas" w:hAnsi="Consolas" w:eastAsia="맑은 고딕"/>
-          <w:sz w:val="18"/>
-        </w:rPr>
-        <w:t>bin/s3-ops head s3://dw-stage/dqe-stage/job_abc123/t_0.csv -n 3</w:t>
-      </w:r>
-    </w:p>
-    <w:p/>
-    <w:p>
-      <w:r>
-        <w:rPr>
-          <w:rFonts w:ascii="Consolas" w:hAnsi="Consolas" w:eastAsia="맑은 고딕"/>
-          <w:b w:val="0"/>
-        </w:rPr>
-        <w:t>ls --summary</w:t>
-      </w:r>
-      <w:r>
-        <w:rPr>
-          <w:b w:val="0"/>
-        </w:rPr>
-        <w:t xml:space="preserve"> 는 목록 대신 개수와 크기 분포를 낸다. Greenplum 외부 테이블로 읽을 파일이 세그먼트 수만큼 고르게 나뉘었는지 볼 때 쓴다. </w:t>
-      </w:r>
-      <w:r>
-        <w:rPr>
-          <w:rFonts w:ascii="Consolas" w:hAnsi="Consolas" w:eastAsia="맑은 고딕"/>
-          <w:b w:val="0"/>
-        </w:rPr>
-        <w:t>ls --dirs</w:t>
-      </w:r>
-      <w:r>
-        <w:rPr>
-          <w:b w:val="0"/>
-        </w:rPr>
-        <w:t xml:space="preserve"> 는 파일 대신 한 단계 아래 디렉터리만 보여 주므로 실행 단위가 몇 개 남았는지 훑기 좋다.</w:t>
-      </w:r>
-    </w:p>
-    <w:p>
-      <w:pPr>
-        <w:spacing w:after="0" w:before="0"/>
-      </w:pPr>
-      <w:r>
-        <w:rPr>
-          <w:rFonts w:ascii="Consolas" w:hAnsi="Consolas" w:eastAsia="맑은 고딕"/>
-          <w:sz w:val="18"/>
-        </w:rPr>
-        <w:t>파일 3개, 합계 2.1KB</w:t>
-      </w:r>
-    </w:p>
-    <w:p>
-      <w:pPr>
-        <w:spacing w:after="0" w:before="0"/>
-      </w:pPr>
-      <w:r>
-        <w:rPr>
-          <w:rFonts w:ascii="Consolas" w:hAnsi="Consolas" w:eastAsia="맑은 고딕"/>
-          <w:sz w:val="18"/>
-        </w:rPr>
-        <w:t>최소 547.0B / 평균 706.0B / 최대 888.0B</w:t>
-      </w:r>
-    </w:p>
-    <w:p/>
-    <w:p>
-      <w:r>
-        <w:rPr>
-          <w:rFonts w:ascii="Consolas" w:hAnsi="Consolas" w:eastAsia="맑은 고딕"/>
-          <w:b w:val="0"/>
-        </w:rPr>
-        <w:t>cp</w:t>
-      </w:r>
-      <w:r>
-        <w:rPr>
-          <w:b w:val="0"/>
-        </w:rPr>
-        <w:t xml:space="preserve"> 와 </w:t>
-      </w:r>
-      <w:r>
-        <w:rPr>
-          <w:rFonts w:ascii="Consolas" w:hAnsi="Consolas" w:eastAsia="맑은 고딕"/>
-          <w:b w:val="0"/>
-        </w:rPr>
-        <w:t>mv</w:t>
-      </w:r>
-      <w:r>
-        <w:rPr>
-          <w:b w:val="0"/>
-        </w:rPr>
-        <w:t xml:space="preserve"> 는 </w:t>
-      </w:r>
-      <w:r>
-        <w:rPr>
-          <w:b/>
-        </w:rPr>
-        <w:t>서버측 복사</w:t>
-      </w:r>
-      <w:r>
-        <w:rPr>
-          <w:b w:val="0"/>
-        </w:rPr>
-        <w:t xml:space="preserve"> 라 파일을 받아서 다시 올리지 않는다. 큰 파일도 네트워크를 타지 않으니 적재가 끝난 prefix 를 </w:t>
-      </w:r>
-      <w:r>
-        <w:rPr>
-          <w:rFonts w:ascii="Consolas" w:hAnsi="Consolas" w:eastAsia="맑은 고딕"/>
-          <w:b w:val="0"/>
-        </w:rPr>
-        <w:t>archive/</w:t>
-      </w:r>
-      <w:r>
-        <w:rPr>
-          <w:b w:val="0"/>
-        </w:rPr>
-        <w:t xml:space="preserve"> 로 옮겨 두는 용도로 편하다. S3 에는 이동이 없어서 </w:t>
-      </w:r>
-      <w:r>
-        <w:rPr>
-          <w:rFonts w:ascii="Consolas" w:hAnsi="Consolas" w:eastAsia="맑은 고딕"/>
-          <w:b w:val="0"/>
-        </w:rPr>
-        <w:t>mv</w:t>
-      </w:r>
-      <w:r>
-        <w:rPr>
-          <w:b w:val="0"/>
-        </w:rPr>
-        <w:t xml:space="preserve"> 는 복사 후 원본을 지우는데, </w:t>
-      </w:r>
-      <w:r>
-        <w:rPr>
-          <w:b/>
-        </w:rPr>
-        <w:t>복사가 끝난 것만 지우므로</w:t>
-      </w:r>
-      <w:r>
-        <w:rPr>
-          <w:b w:val="0"/>
-        </w:rPr>
-        <w:t xml:space="preserve"> 중간에 실패해도 아직 복사되지 않은 원본은 남는다.</w:t>
-      </w:r>
-    </w:p>
-    <w:p>
-      <w:r>
-        <w:rPr>
-          <w:b w:val="0"/>
-        </w:rPr>
-        <w:t xml:space="preserve">오래된 것만 골라내려면 </w:t>
-      </w:r>
-      <w:r>
-        <w:rPr>
-          <w:rFonts w:ascii="Consolas" w:hAnsi="Consolas" w:eastAsia="맑은 고딕"/>
-          <w:b w:val="0"/>
-        </w:rPr>
-        <w:t>--older-than</w:t>
-      </w:r>
-      <w:r>
-        <w:rPr>
-          <w:b w:val="0"/>
-        </w:rPr>
-        <w:t xml:space="preserve"> 을 쓴다. 단위는 </w:t>
-      </w:r>
-      <w:r>
-        <w:rPr>
-          <w:rFonts w:ascii="Consolas" w:hAnsi="Consolas" w:eastAsia="맑은 고딕"/>
-          <w:b w:val="0"/>
-        </w:rPr>
-        <w:t>m</w:t>
-      </w:r>
-      <w:r>
-        <w:rPr>
-          <w:b w:val="0"/>
-        </w:rPr>
-        <w:t xml:space="preserve">(분), </w:t>
-      </w:r>
-      <w:r>
-        <w:rPr>
-          <w:rFonts w:ascii="Consolas" w:hAnsi="Consolas" w:eastAsia="맑은 고딕"/>
-          <w:b w:val="0"/>
-        </w:rPr>
-        <w:t>h</w:t>
-      </w:r>
-      <w:r>
-        <w:rPr>
-          <w:b w:val="0"/>
-        </w:rPr>
-        <w:t xml:space="preserve">(시간), </w:t>
-      </w:r>
-      <w:r>
-        <w:rPr>
-          <w:rFonts w:ascii="Consolas" w:hAnsi="Consolas" w:eastAsia="맑은 고딕"/>
-          <w:b w:val="0"/>
-        </w:rPr>
-        <w:t>d</w:t>
-      </w:r>
-      <w:r>
-        <w:rPr>
-          <w:b w:val="0"/>
-        </w:rPr>
-        <w:t xml:space="preserve">(일), </w:t>
-      </w:r>
-      <w:r>
-        <w:rPr>
-          <w:rFonts w:ascii="Consolas" w:hAnsi="Consolas" w:eastAsia="맑은 고딕"/>
-          <w:b w:val="0"/>
-        </w:rPr>
-        <w:t>w</w:t>
-      </w:r>
-      <w:r>
-        <w:rPr>
-          <w:b w:val="0"/>
-        </w:rPr>
-        <w:t xml:space="preserve">(주)이고 단위를 빼면 시간이다. 먼저 </w:t>
-      </w:r>
-      <w:r>
-        <w:rPr>
-          <w:rFonts w:ascii="Consolas" w:hAnsi="Consolas" w:eastAsia="맑은 고딕"/>
-          <w:b w:val="0"/>
-        </w:rPr>
-        <w:t>ls</w:t>
-      </w:r>
-      <w:r>
-        <w:rPr>
-          <w:b w:val="0"/>
-        </w:rPr>
-        <w:t xml:space="preserve"> 로 확인한 뒤 </w:t>
-      </w:r>
-      <w:r>
-        <w:rPr>
-          <w:rFonts w:ascii="Consolas" w:hAnsi="Consolas" w:eastAsia="맑은 고딕"/>
-          <w:b w:val="0"/>
-        </w:rPr>
-        <w:t>rmdir</w:t>
-      </w:r>
-      <w:r>
-        <w:rPr>
-          <w:b w:val="0"/>
-        </w:rPr>
-        <w:t xml:space="preserve"> 로 지우는 순서를 권한다.</w:t>
-      </w:r>
-    </w:p>
-    <w:p>
-      <w:pPr>
-        <w:spacing w:after="0" w:before="0"/>
-      </w:pPr>
-      <w:r>
-        <w:rPr>
-          <w:rFonts w:ascii="Consolas" w:hAnsi="Consolas" w:eastAsia="맑은 고딕"/>
-          <w:sz w:val="18"/>
-        </w:rPr>
-        <w:t>bin/s3-ops ls    s3://dw-stage/dqe-stage/ --older-than 7d</w:t>
-      </w:r>
-    </w:p>
-    <w:p>
-      <w:pPr>
-        <w:spacing w:after="0" w:before="0"/>
-      </w:pPr>
-      <w:r>
-        <w:rPr>
-          <w:rFonts w:ascii="Consolas" w:hAnsi="Consolas" w:eastAsia="맑은 고딕"/>
-          <w:sz w:val="18"/>
-        </w:rPr>
-        <w:t>bin/s3-ops rmdir s3://dw-stage/dqe-stage/ --older-than 7d --yes</w:t>
-      </w:r>
-    </w:p>
-    <w:p/>
-    <w:p>
-      <w:r>
-        <w:rPr>
-          <w:b w:val="0"/>
-        </w:rPr>
-        <w:t xml:space="preserve">삭제는 되돌릴 수 없어서 안전장치가 몇 겹 있다. </w:t>
-      </w:r>
-      <w:r>
-        <w:rPr>
-          <w:rFonts w:ascii="Consolas" w:hAnsi="Consolas" w:eastAsia="맑은 고딕"/>
-          <w:b w:val="0"/>
-        </w:rPr>
-        <w:t>--yes</w:t>
-      </w:r>
-      <w:r>
-        <w:rPr>
-          <w:b w:val="0"/>
-        </w:rPr>
-        <w:t xml:space="preserve"> 없이 실행하면 지울 목록을 보여 주고 물어보며, 터미널이 아니면 아예 거부한다. </w:t>
-      </w:r>
-      <w:r>
-        <w:rPr>
-          <w:rFonts w:ascii="Consolas" w:hAnsi="Consolas" w:eastAsia="맑은 고딕"/>
-          <w:b w:val="0"/>
-        </w:rPr>
-        <w:t>-n</w:t>
-      </w:r>
-      <w:r>
-        <w:rPr>
-          <w:b w:val="0"/>
-        </w:rPr>
-        <w:t xml:space="preserve"> 또는 </w:t>
-      </w:r>
-      <w:r>
-        <w:rPr>
-          <w:rFonts w:ascii="Consolas" w:hAnsi="Consolas" w:eastAsia="맑은 고딕"/>
-          <w:b w:val="0"/>
-        </w:rPr>
-        <w:t>--dry-run</w:t>
-      </w:r>
-      <w:r>
-        <w:rPr>
-          <w:b w:val="0"/>
-        </w:rPr>
-        <w:t xml:space="preserve"> 으로 무엇을 지울지 확인만 할 수도 있다. </w:t>
-      </w:r>
-      <w:r>
-        <w:rPr>
-          <w:rFonts w:ascii="Consolas" w:hAnsi="Consolas" w:eastAsia="맑은 고딕"/>
-          <w:b w:val="0"/>
-        </w:rPr>
-        <w:t>rmdir</w:t>
-      </w:r>
-      <w:r>
-        <w:rPr>
-          <w:b w:val="0"/>
-        </w:rPr>
-        <w:t xml:space="preserve"> 에 prefix 가 비어 있으면(</w:t>
-      </w:r>
-      <w:r>
-        <w:rPr>
-          <w:rFonts w:ascii="Consolas" w:hAnsi="Consolas" w:eastAsia="맑은 고딕"/>
-          <w:b w:val="0"/>
-        </w:rPr>
-        <w:t>s3://버킷/</w:t>
-      </w:r>
-      <w:r>
-        <w:rPr>
-          <w:b w:val="0"/>
-        </w:rPr>
-        <w:t xml:space="preserve">) 버킷 전체 삭제를 막기 위해 거부한다. 다운로드도 마찬가지로 이미 있는 로컬 파일은 건너뛰며, 덮어쓰려면 </w:t>
-      </w:r>
-      <w:r>
-        <w:rPr>
-          <w:rFonts w:ascii="Consolas" w:hAnsi="Consolas" w:eastAsia="맑은 고딕"/>
-          <w:b w:val="0"/>
-        </w:rPr>
-        <w:t>--force</w:t>
-      </w:r>
-      <w:r>
-        <w:rPr>
-          <w:b w:val="0"/>
-        </w:rPr>
-        <w:t xml:space="preserve"> 를 줘야 한다.</w:t>
-      </w:r>
-    </w:p>
-    <w:p>
-      <w:r>
-        <w:rPr>
-          <w:b w:val="0"/>
-        </w:rPr>
-        <w:t xml:space="preserve">알아 둘 것이 하나 있다. </w:t>
-      </w:r>
-      <w:r>
-        <w:rPr>
-          <w:b/>
-        </w:rPr>
-        <w:t>S3 에는 디렉터리가 없다.</w:t>
-      </w:r>
-      <w:r>
-        <w:rPr>
-          <w:b w:val="0"/>
-        </w:rPr>
-        <w:t xml:space="preserve"> 키가 </w:t>
-      </w:r>
-      <w:r>
-        <w:rPr>
-          <w:rFonts w:ascii="Consolas" w:hAnsi="Consolas" w:eastAsia="맑은 고딕"/>
-          <w:b w:val="0"/>
-        </w:rPr>
-        <w:t>a/b/c.csv</w:t>
-      </w:r>
-      <w:r>
-        <w:rPr>
-          <w:b w:val="0"/>
-        </w:rPr>
-        <w:t xml:space="preserve"> 인 오브젝트가 있을 뿐이고 콘솔이 슬래시를 보고 폴더처럼 보여 주는 것이다. 그래서 </w:t>
-      </w:r>
-      <w:r>
-        <w:rPr>
-          <w:rFonts w:ascii="Consolas" w:hAnsi="Consolas" w:eastAsia="맑은 고딕"/>
-          <w:b w:val="0"/>
-        </w:rPr>
-        <w:t>mkdir</w:t>
-      </w:r>
-      <w:r>
-        <w:rPr>
-          <w:b w:val="0"/>
-        </w:rPr>
-        <w:t xml:space="preserve"> 은 콘솔에서 빈 폴더로 보이게 하는 빈 오브젝트를 만들 뿐이고, 파일을 올리기 전에 상위 디렉터리를 미리 만들 필요는 없다. 반대로 </w:t>
-      </w:r>
-      <w:r>
-        <w:rPr>
-          <w:rFonts w:ascii="Consolas" w:hAnsi="Consolas" w:eastAsia="맑은 고딕"/>
-          <w:b w:val="0"/>
-        </w:rPr>
-        <w:t>rmdir</w:t>
-      </w:r>
-      <w:r>
-        <w:rPr>
-          <w:b w:val="0"/>
-        </w:rPr>
-        <w:t xml:space="preserve"> 은 그 prefix 로 시작하는 오브젝트를 </w:t>
-      </w:r>
-      <w:r>
-        <w:rPr>
-          <w:b/>
-        </w:rPr>
-        <w:t>전부</w:t>
-      </w:r>
-      <w:r>
-        <w:rPr>
-          <w:b w:val="0"/>
-        </w:rPr>
-        <w:t xml:space="preserve"> 지운다.</w:t>
-      </w:r>
-    </w:p>
-    <w:p>
-      <w:r>
-        <w:rPr>
-          <w:rFonts w:ascii="Consolas" w:hAnsi="Consolas" w:eastAsia="맑은 고딕"/>
-          <w:b w:val="0"/>
-        </w:rPr>
-        <w:t>exists</w:t>
-      </w:r>
-      <w:r>
-        <w:rPr>
-          <w:b w:val="0"/>
-        </w:rPr>
-        <w:t xml:space="preserve"> 는 결과를 종료 코드로 알려 줘서 셸 조건문에 바로 쓸 수 있다. 있으면 </w:t>
-      </w:r>
-      <w:r>
-        <w:rPr>
-          <w:rFonts w:ascii="Consolas" w:hAnsi="Consolas" w:eastAsia="맑은 고딕"/>
-          <w:b w:val="0"/>
-        </w:rPr>
-        <w:t>0</w:t>
-      </w:r>
-      <w:r>
-        <w:rPr>
-          <w:b w:val="0"/>
-        </w:rPr>
-        <w:t xml:space="preserve">, 없으면 </w:t>
-      </w:r>
-      <w:r>
-        <w:rPr>
-          <w:rFonts w:ascii="Consolas" w:hAnsi="Consolas" w:eastAsia="맑은 고딕"/>
-          <w:b w:val="0"/>
-        </w:rPr>
-        <w:t>1</w:t>
-      </w:r>
-      <w:r>
-        <w:rPr>
-          <w:b w:val="0"/>
-        </w:rPr>
-        <w:t xml:space="preserve">, 권한이 없으면 </w:t>
-      </w:r>
-      <w:r>
-        <w:rPr>
-          <w:rFonts w:ascii="Consolas" w:hAnsi="Consolas" w:eastAsia="맑은 고딕"/>
-          <w:b w:val="0"/>
-        </w:rPr>
-        <w:t>5</w:t>
-      </w:r>
-      <w:r>
-        <w:rPr>
-          <w:b w:val="0"/>
-        </w:rPr>
-        <w:t xml:space="preserve"> 다. 없음과 권한 없음을 구분하는 것이 중요한데, 그래야 권한 문제를 데이터 문제로 착각하지 않는다.</w:t>
-      </w:r>
-    </w:p>
-    <w:p>
-      <w:pPr>
-        <w:spacing w:after="0" w:before="0"/>
-      </w:pPr>
-      <w:r>
-        <w:rPr>
-          <w:rFonts w:ascii="Consolas" w:hAnsi="Consolas" w:eastAsia="맑은 고딕"/>
-          <w:sz w:val="18"/>
-        </w:rPr>
-        <w:t>if bin/s3-ops exists -q s3://dw-stage/orders/2026-08-01/_DONE; then</w:t>
-      </w:r>
-    </w:p>
-    <w:p>
-      <w:pPr>
-        <w:spacing w:after="0" w:before="0"/>
-      </w:pPr>
-      <w:r>
-        <w:rPr>
-          <w:rFonts w:ascii="Consolas" w:hAnsi="Consolas" w:eastAsia="맑은 고딕"/>
-          <w:sz w:val="18"/>
-        </w:rPr>
-        <w:t xml:space="preserve">    echo "적재 완료 표시가 있습니다"</w:t>
-      </w:r>
-    </w:p>
-    <w:p>
-      <w:pPr>
-        <w:spacing w:after="0" w:before="0"/>
-      </w:pPr>
-      <w:r>
-        <w:rPr>
-          <w:rFonts w:ascii="Consolas" w:hAnsi="Consolas" w:eastAsia="맑은 고딕"/>
-          <w:sz w:val="18"/>
-        </w:rPr>
-        <w:t>fi</w:t>
-      </w:r>
-    </w:p>
-    <w:p/>
-    <w:p>
-      <w:r>
-        <w:rPr>
-          <w:b w:val="0"/>
-        </w:rPr>
-        <w:t>8MB 가 넘는 파일은 여러 task 로 나뉘어 올라간다. 계정에 멀티파트 권한이 없으면 작은 파일은 되는데 큰 파일만 실패하는 일이 생기는데, 그때는 단일 요청으로 한 번 더 시도하므로 대개는 그냥 올라간다. 아래 메시지가 보인다면 그 경로를 탄 것이다. 5GB 가 넘는 파일에서 계속 실패한다면 운영자에게 멀티파트 권한을 요청해야 한다.</w:t>
-      </w:r>
-    </w:p>
-    <w:p>
-      <w:pPr>
-        <w:spacing w:after="0" w:before="0"/>
-      </w:pPr>
-      <w:r>
-        <w:rPr>
-          <w:rFonts w:ascii="Consolas" w:hAnsi="Consolas" w:eastAsia="맑은 고딕"/>
-          <w:sz w:val="18"/>
-        </w:rPr>
-        <w:t>멀티파트 업로드가 거부되었습니다: ... (AccessDenied)</w:t>
-      </w:r>
-    </w:p>
-    <w:p>
-      <w:pPr>
-        <w:spacing w:after="0" w:before="0"/>
-      </w:pPr>
-      <w:r>
-        <w:rPr>
-          <w:rFonts w:ascii="Consolas" w:hAnsi="Consolas" w:eastAsia="맑은 고딕"/>
-          <w:sz w:val="18"/>
-        </w:rPr>
-        <w:t xml:space="preserve">  단일 PutObject 로 다시 시도합니다. ...</w:t>
-      </w:r>
-    </w:p>
-    <w:p/>
-    <w:p>
-      <w:r>
-        <w:rPr>
-          <w:rFonts w:ascii="Consolas" w:hAnsi="Consolas" w:eastAsia="맑은 고딕"/>
-          <w:b w:val="0"/>
-        </w:rPr>
-        <w:t>buckets</w:t>
-      </w:r>
-      <w:r>
-        <w:rPr>
-          <w:b w:val="0"/>
-        </w:rPr>
-        <w:t xml:space="preserve"> 로 계정의 버킷 목록을 볼 수 있지만, 이 목록을 볼 권한 없이 특정 버킷만 쓰는 계정도 흔하다. </w:t>
-      </w:r>
-      <w:r>
-        <w:rPr>
-          <w:b/>
-        </w:rPr>
-        <w:t>목록이 비어 있다고 버킷이 없는 것은 아니니</w:t>
-      </w:r>
-      <w:r>
-        <w:rPr>
-          <w:b w:val="0"/>
-        </w:rPr>
-        <w:t xml:space="preserve"> 그럴 때는 </w:t>
-      </w:r>
-      <w:r>
-        <w:rPr>
-          <w:rFonts w:ascii="Consolas" w:hAnsi="Consolas" w:eastAsia="맑은 고딕"/>
-          <w:b w:val="0"/>
-        </w:rPr>
-        <w:t>exists</w:t>
-      </w:r>
-      <w:r>
-        <w:rPr>
-          <w:b w:val="0"/>
-        </w:rPr>
-        <w:t xml:space="preserve"> 로 개별 접근을 확인한다.</w:t>
-      </w:r>
-    </w:p>
-    <w:p>
-      <w:pPr>
-        <w:pStyle w:val="Heading2"/>
-      </w:pPr>
-      <w:r>
-        <w:rPr>
-          <w:b w:val="0"/>
-        </w:rPr>
-        <w:t>시간이 어디로 갔는지 읽기</w:t>
-      </w:r>
-    </w:p>
-    <w:p>
-      <w:r>
-        <w:rPr>
-          <w:b w:val="0"/>
-        </w:rPr>
-        <w:t>작업이 끝나면 구간별 소요 시간 표가 나온다. 성공하든 실패하든 나오므로 실패했을 때 어디까지 갔는지도 알 수 있다.</w:t>
-      </w:r>
-    </w:p>
-    <w:p>
-      <w:pPr>
-        <w:spacing w:after="0" w:before="0"/>
-      </w:pPr>
-      <w:r>
-        <w:rPr>
-          <w:rFonts w:ascii="Consolas" w:hAnsi="Consolas" w:eastAsia="맑은 고딕"/>
-          <w:sz w:val="18"/>
-        </w:rPr>
-        <w:t>=== 구간별 소요 시간 ===</w:t>
-      </w:r>
-    </w:p>
-    <w:p>
-      <w:pPr>
-        <w:spacing w:after="0" w:before="0"/>
-      </w:pPr>
-      <w:r>
-        <w:rPr>
-          <w:rFonts w:ascii="Consolas" w:hAnsi="Consolas" w:eastAsia="맑은 고딕"/>
-          <w:sz w:val="18"/>
-        </w:rPr>
-        <w:t xml:space="preserve">  1. Impala 접속        0.412초    2.1%</w:t>
-      </w:r>
-    </w:p>
-    <w:p>
-      <w:pPr>
-        <w:spacing w:after="0" w:before="0"/>
-      </w:pPr>
-      <w:r>
-        <w:rPr>
-          <w:rFonts w:ascii="Consolas" w:hAnsi="Consolas" w:eastAsia="맑은 고딕"/>
-          <w:sz w:val="18"/>
-        </w:rPr>
-        <w:t xml:space="preserve">  2. 쿼리 실행 요청     1.203초    6.1%</w:t>
-      </w:r>
-    </w:p>
-    <w:p>
-      <w:pPr>
-        <w:spacing w:after="0" w:before="0"/>
-      </w:pPr>
-      <w:r>
-        <w:rPr>
-          <w:rFonts w:ascii="Consolas" w:hAnsi="Consolas" w:eastAsia="맑은 고딕"/>
-          <w:sz w:val="18"/>
-        </w:rPr>
-        <w:t xml:space="preserve">  3. 첫 배치 대기       8.442초   42.6%</w:t>
-      </w:r>
-    </w:p>
-    <w:p>
-      <w:pPr>
-        <w:spacing w:after="0" w:before="0"/>
-      </w:pPr>
-      <w:r>
-        <w:rPr>
-          <w:rFonts w:ascii="Consolas" w:hAnsi="Consolas" w:eastAsia="맑은 고딕"/>
-          <w:sz w:val="18"/>
-        </w:rPr>
-        <w:t xml:space="preserve">  4. 데이터 수신        6.120초   30.9%</w:t>
-      </w:r>
-    </w:p>
-    <w:p>
-      <w:pPr>
-        <w:spacing w:after="0" w:before="0"/>
-      </w:pPr>
-      <w:r>
-        <w:rPr>
-          <w:rFonts w:ascii="Consolas" w:hAnsi="Consolas" w:eastAsia="맑은 고딕"/>
-          <w:sz w:val="18"/>
-        </w:rPr>
-        <w:t xml:space="preserve">  5. CSV 쓰기           3.640초   18.4%</w:t>
-      </w:r>
-    </w:p>
-    <w:p>
-      <w:pPr>
-        <w:spacing w:after="0" w:before="0"/>
-      </w:pPr>
-      <w:r>
-        <w:rPr>
-          <w:rFonts w:ascii="Consolas" w:hAnsi="Consolas" w:eastAsia="맑은 고딕"/>
-          <w:sz w:val="18"/>
-        </w:rPr>
-        <w:t xml:space="preserve">     기타              0.002초    0.0%</w:t>
-      </w:r>
-    </w:p>
-    <w:p>
-      <w:pPr>
-        <w:spacing w:after="0" w:before="0"/>
-      </w:pPr>
-      <w:r>
-        <w:rPr>
-          <w:rFonts w:ascii="Consolas" w:hAnsi="Consolas" w:eastAsia="맑은 고딕"/>
-          <w:sz w:val="18"/>
-        </w:rPr>
-        <w:t xml:space="preserve">  ───────────────────────────────────</w:t>
-      </w:r>
-    </w:p>
-    <w:p>
-      <w:pPr>
-        <w:spacing w:after="0" w:before="0"/>
-      </w:pPr>
-      <w:r>
-        <w:rPr>
-          <w:rFonts w:ascii="Consolas" w:hAnsi="Consolas" w:eastAsia="맑은 고딕"/>
-          <w:sz w:val="18"/>
-        </w:rPr>
-        <w:t xml:space="preserve">     합계             19.817초  100.0%</w:t>
-      </w:r>
-    </w:p>
-    <w:p/>
-    <w:p>
-      <w:r>
-        <w:rPr>
-          <w:b w:val="0"/>
-        </w:rPr>
-        <w:t>느리다고 느낄 때 이 표부터 본다. 첫 배치 대기가 길면 서버가 결과를 만드는 데 시간을 쓴 것이라 쿼리를 손봐야 하고, 데이터 수신이 길면 네트워크나 데이터 양의 문제이며, CSV 쓰기가 길면 로컬 디스크다. 어느 쪽인지 모른 채 쿼리만 붙잡고 있는 일을 줄여 준다. 오래 걸리는 구간에서는 진행 상황도 함께 보여 준다.</w:t>
-      </w:r>
-    </w:p>
-    <w:p>
-      <w:r>
-        <w:rPr>
-          <w:b/>
-        </w:rPr>
-        <w:t>이 보고는 전부 stderr 로 나간다.</w:t>
-      </w:r>
-      <w:r>
-        <w:rPr>
-          <w:b w:val="0"/>
-        </w:rPr>
-        <w:t xml:space="preserve"> stdout 은 조회 결과 몫이라 파이프로 넘기거나 파일로 받을 때 섞이지 않는다. 진행 상황만 끄고 싶으면 </w:t>
-      </w:r>
-      <w:r>
-        <w:rPr>
-          <w:rFonts w:ascii="Consolas" w:hAnsi="Consolas" w:eastAsia="맑은 고딕"/>
-          <w:b w:val="0"/>
-        </w:rPr>
-        <w:t>--no-progress</w:t>
-      </w:r>
-      <w:r>
-        <w:rPr>
-          <w:b w:val="0"/>
-        </w:rPr>
-        <w:t xml:space="preserve"> 를 준다(소요 시간 요약은 그대로 나온다).</w:t>
-      </w:r>
-    </w:p>
-    <w:p>
-      <w:pPr>
-        <w:spacing w:after="0" w:before="0"/>
-      </w:pPr>
-      <w:r>
-        <w:rPr>
-          <w:rFonts w:ascii="Consolas" w:hAnsi="Consolas" w:eastAsia="맑은 고딕"/>
-          <w:sz w:val="18"/>
-        </w:rPr>
-        <w:t>python -m tools.gp_query -q "SELECT * FROM t" &gt; data.txt     # data.txt 에는 표만 들어간다</w:t>
-      </w:r>
-    </w:p>
-    <w:p>
-      <w:pPr>
-        <w:spacing w:after="0" w:before="0"/>
-      </w:pPr>
-      <w:r>
-        <w:rPr>
-          <w:rFonts w:ascii="Consolas" w:hAnsi="Consolas" w:eastAsia="맑은 고딕"/>
-          <w:sz w:val="18"/>
-        </w:rPr>
-        <w:t>python -m tools.gp_query -q "SELECT * FROM t" 2&gt; /dev/null   # 보고만 버린다</w:t>
+        <w:t xml:space="preserve">PYTHONPATH=src .venv/bin/python -m tools.gp_query -q "SELECT * FROM t" 2&gt; /dev/null # 보고만 버린다</w:t>
       </w:r>
     </w:p>
     <w:p/>
@@ -13655,35 +13599,35 @@
       </w:pPr>
       <w:r>
         <w:drawing>
-          <wp:inline xmlns:a="http://schemas.openxmlformats.org/drawingml/2006/main" xmlns:pic="http://schemas.openxmlformats.org/drawingml/2006/picture">
+          <wp:inline>
             <wp:extent cx="5669280" cy="2146823"/>
             <wp:docPr id="4" name="Picture 4"/>
             <wp:cNvGraphicFramePr>
-              <a:graphicFrameLocks noChangeAspect="1"/>
+              <ns3:graphicFrameLocks noChangeAspect="1"/>
             </wp:cNvGraphicFramePr>
-            <a:graphic>
-              <a:graphicData uri="http://schemas.openxmlformats.org/drawingml/2006/picture">
-                <pic:pic>
-                  <pic:nvPicPr>
-                    <pic:cNvPr id="0" name="verify-loop.png"/>
-                    <pic:cNvPicPr/>
-                  </pic:nvPicPr>
-                  <pic:blipFill>
-                    <a:blip r:embed="rId12"/>
-                    <a:stretch>
-                      <a:fillRect/>
-                    </a:stretch>
-                  </pic:blipFill>
-                  <pic:spPr>
-                    <a:xfrm>
-                      <a:off x="0" y="0"/>
-                      <a:ext cx="5669280" cy="2146823"/>
-                    </a:xfrm>
-                    <a:prstGeom prst="rect"/>
-                  </pic:spPr>
-                </pic:pic>
-              </a:graphicData>
-            </a:graphic>
+            <ns3:graphic>
+              <ns3:graphicData uri="http://schemas.openxmlformats.org/drawingml/2006/picture">
+                <ns4:pic>
+                  <ns4:nvPicPr>
+                    <ns4:cNvPr id="0" name="verify-loop.png"/>
+                    <ns4:cNvPicPr/>
+                  </ns4:nvPicPr>
+                  <ns4:blipFill>
+                    <ns3:blip r:embed="rId12"/>
+                    <ns3:stretch>
+                      <ns3:fillRect/>
+                    </ns3:stretch>
+                  </ns4:blipFill>
+                  <ns4:spPr>
+                    <ns3:xfrm>
+                      <ns3:off x="0" y="0"/>
+                      <ns3:ext cx="5669280" cy="2146823"/>
+                    </ns3:xfrm>
+                    <ns3:prstGeom prst="rect"/>
+                  </ns4:spPr>
+                </ns4:pic>
+              </ns3:graphicData>
+            </ns3:graphic>
           </wp:inline>
         </w:drawing>
       </w:r>
@@ -13850,7 +13794,7 @@
           <w:rFonts w:ascii="Consolas" w:hAnsi="Consolas" w:eastAsia="맑은 고딕"/>
           <w:sz w:val="18"/>
         </w:rPr>
-        <w:t>PYTHONPATH=src python -m tools.gp_query -q \</w:t>
+        <w:t xml:space="preserve">PYTHONPATH=src .venv/bin/python -m tools.gp_query -q \</w:t>
       </w:r>
     </w:p>
     <w:p>
@@ -13974,7 +13918,7 @@
           <w:rFonts w:ascii="Consolas" w:hAnsi="Consolas" w:eastAsia="맑은 고딕"/>
           <w:sz w:val="18"/>
         </w:rPr>
-        <w:t>PYTHONPATH=src python -m tools.impala_query -q \</w:t>
+        <w:t xml:space="preserve">PYTHONPATH=src .venv/bin/python -m tools.impala_query -q \</w:t>
       </w:r>
     </w:p>
     <w:p>
